--- a/Integrate Zscaler with Identity Providers (IdPs) such as Azure AD, Okta, and Active Directory for seamless authentication and authorization.-1.docx
+++ b/Integrate Zscaler with Identity Providers (IdPs) such as Azure AD, Okta, and Active Directory for seamless authentication and authorization.-1.docx
@@ -521,20 +521,6 @@
           <w:rtl w:val="0"/>
         </w:rPr>
         <w:t xml:space="preserve">Team member : Sarath K</w:t>
-      </w:r>
-    </w:p>
-    <w:p>
-      <w:pPr>
-        <w:rPr>
-          <w:b w:val="1"/>
-        </w:rPr>
-      </w:pPr>
-      <w:r>
-        <w:rPr>
-          <w:b w:val="1"/>
-          <w:rtl w:val="0"/>
-        </w:rPr>
-        <w:t xml:space="preserve">Team member : Aswin prasad U</w:t>
       </w:r>
     </w:p>
     <w:p>
@@ -550,8 +536,10 @@
       </w:pPr>
       <w:r>
         <w:rPr>
-          <w:rtl w:val="0"/>
-        </w:rPr>
+          <w:b w:val="1"/>
+          <w:rtl w:val="0"/>
+        </w:rPr>
+        <w:t xml:space="preserve">Team member : Aswin prasad U</w:t>
       </w:r>
     </w:p>
     <w:p>
@@ -1664,7 +1652,7 @@
         <w:widowControl w:val="0"/>
         <w:numPr>
           <w:ilvl w:val="0"/>
-          <w:numId w:val="6"/>
+          <w:numId w:val="3"/>
         </w:numPr>
         <w:pBdr>
           <w:top w:space="0" w:sz="0" w:val="nil"/>
@@ -1706,6 +1694,11 @@
         </w:rPr>
         <w:t xml:space="preserve">User identity verified: Research_Faculty_Group</w:t>
       </w:r>
+      <w:r>
+        <w:rPr>
+          <w:rtl w:val="0"/>
+        </w:rPr>
+      </w:r>
     </w:p>
     <w:p>
       <w:pPr>
@@ -1715,7 +1708,7 @@
         <w:widowControl w:val="0"/>
         <w:numPr>
           <w:ilvl w:val="0"/>
-          <w:numId w:val="6"/>
+          <w:numId w:val="3"/>
         </w:numPr>
         <w:pBdr>
           <w:top w:space="0" w:sz="0" w:val="nil"/>
@@ -1757,6 +1750,11 @@
         </w:rPr>
         <w:t xml:space="preserve">Context-aware access enforced: Access allowed only from non-campus IP ranges</w:t>
       </w:r>
+      <w:r>
+        <w:rPr>
+          <w:rtl w:val="0"/>
+        </w:rPr>
+      </w:r>
     </w:p>
     <w:p>
       <w:pPr>
@@ -1766,7 +1764,7 @@
         <w:widowControl w:val="0"/>
         <w:numPr>
           <w:ilvl w:val="0"/>
-          <w:numId w:val="6"/>
+          <w:numId w:val="3"/>
         </w:numPr>
         <w:pBdr>
           <w:top w:space="0" w:sz="0" w:val="nil"/>
@@ -1808,6 +1806,11 @@
         </w:rPr>
         <w:t xml:space="preserve">Connection restricted: Limited to specific Research File Server (R&amp;D_Server)</w:t>
       </w:r>
+      <w:r>
+        <w:rPr>
+          <w:rtl w:val="0"/>
+        </w:rPr>
+      </w:r>
     </w:p>
     <w:p>
       <w:pPr>
@@ -1817,7 +1820,7 @@
         <w:widowControl w:val="0"/>
         <w:numPr>
           <w:ilvl w:val="0"/>
-          <w:numId w:val="6"/>
+          <w:numId w:val="3"/>
         </w:numPr>
         <w:pBdr>
           <w:top w:space="0" w:sz="0" w:val="nil"/>
@@ -1859,6 +1862,11 @@
         </w:rPr>
         <w:t xml:space="preserve">Security enforcement: Multi-Factor Authentication (MFA) required due to off-network location</w:t>
       </w:r>
+      <w:r>
+        <w:rPr>
+          <w:rtl w:val="0"/>
+        </w:rPr>
+      </w:r>
     </w:p>
     <w:p>
       <w:pPr>
@@ -1868,7 +1876,7 @@
         <w:widowControl w:val="0"/>
         <w:numPr>
           <w:ilvl w:val="0"/>
-          <w:numId w:val="6"/>
+          <w:numId w:val="3"/>
         </w:numPr>
         <w:pBdr>
           <w:top w:space="0" w:sz="0" w:val="nil"/>
@@ -1910,6 +1918,11 @@
         </w:rPr>
         <w:t xml:space="preserve">No lateral movement: User cannot access other internal systems such as HR or student records</w:t>
       </w:r>
+      <w:r>
+        <w:rPr>
+          <w:rtl w:val="0"/>
+        </w:rPr>
+      </w:r>
     </w:p>
     <w:p>
       <w:pPr>
@@ -2156,7 +2169,7 @@
         <w:widowControl w:val="0"/>
         <w:numPr>
           <w:ilvl w:val="0"/>
-          <w:numId w:val="6"/>
+          <w:numId w:val="3"/>
         </w:numPr>
         <w:pBdr>
           <w:top w:space="0" w:sz="0" w:val="nil"/>
@@ -2198,6 +2211,11 @@
         </w:rPr>
         <w:t xml:space="preserve">Access scope defined: Limited to Library Portal and journal databases</w:t>
       </w:r>
+      <w:r>
+        <w:rPr>
+          <w:rtl w:val="0"/>
+        </w:rPr>
+      </w:r>
     </w:p>
     <w:p>
       <w:pPr>
@@ -2207,7 +2225,7 @@
         <w:widowControl w:val="0"/>
         <w:numPr>
           <w:ilvl w:val="0"/>
-          <w:numId w:val="6"/>
+          <w:numId w:val="3"/>
         </w:numPr>
         <w:pBdr>
           <w:top w:space="0" w:sz="0" w:val="nil"/>
@@ -2249,6 +2267,11 @@
         </w:rPr>
         <w:t xml:space="preserve">Policy enforcement: Access restricted to authorized users only, preventing credential sharing</w:t>
       </w:r>
+      <w:r>
+        <w:rPr>
+          <w:rtl w:val="0"/>
+        </w:rPr>
+      </w:r>
     </w:p>
     <w:p>
       <w:pPr>
@@ -2258,7 +2281,7 @@
         <w:widowControl w:val="0"/>
         <w:numPr>
           <w:ilvl w:val="0"/>
-          <w:numId w:val="6"/>
+          <w:numId w:val="3"/>
         </w:numPr>
         <w:pBdr>
           <w:top w:space="0" w:sz="0" w:val="nil"/>
@@ -2300,6 +2323,11 @@
         </w:rPr>
         <w:t xml:space="preserve">User experience: Seamless SSO without additional VPN client complexity</w:t>
       </w:r>
+      <w:r>
+        <w:rPr>
+          <w:rtl w:val="0"/>
+        </w:rPr>
+      </w:r>
     </w:p>
     <w:p>
       <w:pPr>
@@ -2309,7 +2337,7 @@
         <w:widowControl w:val="0"/>
         <w:numPr>
           <w:ilvl w:val="0"/>
-          <w:numId w:val="6"/>
+          <w:numId w:val="3"/>
         </w:numPr>
         <w:pBdr>
           <w:top w:space="0" w:sz="0" w:val="nil"/>
@@ -2356,6 +2384,11 @@
         </w:rPr>
         <w:t xml:space="preserve">No broad network access: Student cannot navigate to administrative systems or internal servers</w:t>
       </w:r>
+      <w:r>
+        <w:rPr>
+          <w:rtl w:val="0"/>
+        </w:rPr>
+      </w:r>
     </w:p>
     <w:p>
       <w:pPr>
@@ -2442,7 +2475,7 @@
         <w:widowControl w:val="0"/>
         <w:numPr>
           <w:ilvl w:val="0"/>
-          <w:numId w:val="6"/>
+          <w:numId w:val="3"/>
         </w:numPr>
         <w:pBdr>
           <w:top w:space="0" w:sz="0" w:val="nil"/>
@@ -2484,6 +2517,11 @@
         </w:rPr>
         <w:t xml:space="preserve">User identity verified: HR_Payroll_Group</w:t>
       </w:r>
+      <w:r>
+        <w:rPr>
+          <w:rtl w:val="0"/>
+        </w:rPr>
+      </w:r>
     </w:p>
     <w:p>
       <w:pPr>
@@ -2493,7 +2531,7 @@
         <w:widowControl w:val="0"/>
         <w:numPr>
           <w:ilvl w:val="0"/>
-          <w:numId w:val="6"/>
+          <w:numId w:val="3"/>
         </w:numPr>
         <w:pBdr>
           <w:top w:space="0" w:sz="0" w:val="nil"/>
@@ -2535,6 +2573,11 @@
         </w:rPr>
         <w:t xml:space="preserve">Time-based restriction enforced: Access permitted only during business hours (8:00 AM – 6:00 PM)</w:t>
       </w:r>
+      <w:r>
+        <w:rPr>
+          <w:rtl w:val="0"/>
+        </w:rPr>
+      </w:r>
     </w:p>
     <w:p>
       <w:pPr>
@@ -2544,7 +2587,7 @@
         <w:widowControl w:val="0"/>
         <w:numPr>
           <w:ilvl w:val="0"/>
-          <w:numId w:val="6"/>
+          <w:numId w:val="3"/>
         </w:numPr>
         <w:pBdr>
           <w:top w:space="0" w:sz="0" w:val="nil"/>
@@ -2586,6 +2629,11 @@
         </w:rPr>
         <w:t xml:space="preserve">Step-up authentication: MFA triggered upon accessing the payroll application</w:t>
       </w:r>
+      <w:r>
+        <w:rPr>
+          <w:rtl w:val="0"/>
+        </w:rPr>
+      </w:r>
     </w:p>
     <w:p>
       <w:pPr>
@@ -2595,7 +2643,7 @@
         <w:widowControl w:val="0"/>
         <w:numPr>
           <w:ilvl w:val="0"/>
-          <w:numId w:val="6"/>
+          <w:numId w:val="3"/>
         </w:numPr>
         <w:pBdr>
           <w:top w:space="0" w:sz="0" w:val="nil"/>
@@ -2637,6 +2685,11 @@
         </w:rPr>
         <w:t xml:space="preserve">Connection restricted: Limited to Payroll Application Server</w:t>
       </w:r>
+      <w:r>
+        <w:rPr>
+          <w:rtl w:val="0"/>
+        </w:rPr>
+      </w:r>
     </w:p>
     <w:p>
       <w:pPr>
@@ -2646,7 +2699,7 @@
         <w:widowControl w:val="0"/>
         <w:numPr>
           <w:ilvl w:val="0"/>
-          <w:numId w:val="6"/>
+          <w:numId w:val="3"/>
         </w:numPr>
         <w:pBdr>
           <w:top w:space="0" w:sz="0" w:val="nil"/>
@@ -2688,6 +2741,11 @@
         </w:rPr>
         <w:t xml:space="preserve">Audit trail: Full session logging maintained for compliance purposes</w:t>
       </w:r>
+      <w:r>
+        <w:rPr>
+          <w:rtl w:val="0"/>
+        </w:rPr>
+      </w:r>
     </w:p>
     <w:p>
       <w:pPr>
@@ -2884,7 +2942,7 @@
         <w:widowControl w:val="0"/>
         <w:numPr>
           <w:ilvl w:val="0"/>
-          <w:numId w:val="6"/>
+          <w:numId w:val="3"/>
         </w:numPr>
         <w:pBdr>
           <w:top w:space="0" w:sz="0" w:val="nil"/>
@@ -2926,6 +2984,11 @@
         </w:rPr>
         <w:t xml:space="preserve">User identity verified: IT_Helpdesk_Group</w:t>
       </w:r>
+      <w:r>
+        <w:rPr>
+          <w:rtl w:val="0"/>
+        </w:rPr>
+      </w:r>
     </w:p>
     <w:p>
       <w:pPr>
@@ -2935,7 +2998,7 @@
         <w:widowControl w:val="0"/>
         <w:numPr>
           <w:ilvl w:val="0"/>
-          <w:numId w:val="6"/>
+          <w:numId w:val="3"/>
         </w:numPr>
         <w:pBdr>
           <w:top w:space="0" w:sz="0" w:val="nil"/>
@@ -2977,6 +3040,11 @@
         </w:rPr>
         <w:t xml:space="preserve">Just-in-Time access granted: Admin rights elevated only for the active session</w:t>
       </w:r>
+      <w:r>
+        <w:rPr>
+          <w:rtl w:val="0"/>
+        </w:rPr>
+      </w:r>
     </w:p>
     <w:p>
       <w:pPr>
@@ -2986,7 +3054,7 @@
         <w:widowControl w:val="0"/>
         <w:numPr>
           <w:ilvl w:val="0"/>
-          <w:numId w:val="6"/>
+          <w:numId w:val="3"/>
         </w:numPr>
         <w:pBdr>
           <w:top w:space="0" w:sz="0" w:val="nil"/>
@@ -3028,6 +3096,11 @@
         </w:rPr>
         <w:t xml:space="preserve">Connection restricted: Limited to the specific target server (Server-X)</w:t>
       </w:r>
+      <w:r>
+        <w:rPr>
+          <w:rtl w:val="0"/>
+        </w:rPr>
+      </w:r>
     </w:p>
     <w:p>
       <w:pPr>
@@ -3037,7 +3110,7 @@
         <w:widowControl w:val="0"/>
         <w:numPr>
           <w:ilvl w:val="0"/>
-          <w:numId w:val="6"/>
+          <w:numId w:val="3"/>
         </w:numPr>
         <w:pBdr>
           <w:top w:space="0" w:sz="0" w:val="nil"/>
@@ -3080,6 +3153,11 @@
         </w:rPr>
         <w:t xml:space="preserve">Privilege boundaries enforced: No access to other infrastructure components (databases, domain controllers)</w:t>
       </w:r>
+      <w:r>
+        <w:rPr>
+          <w:rtl w:val="0"/>
+        </w:rPr>
+      </w:r>
     </w:p>
     <w:p>
       <w:pPr>
@@ -3089,7 +3167,7 @@
         <w:widowControl w:val="0"/>
         <w:numPr>
           <w:ilvl w:val="0"/>
-          <w:numId w:val="6"/>
+          <w:numId w:val="3"/>
         </w:numPr>
         <w:pBdr>
           <w:top w:space="0" w:sz="0" w:val="nil"/>
@@ -3136,6 +3214,11 @@
         </w:rPr>
         <w:t xml:space="preserve">Session monitoring: Real-time activity logging for security review</w:t>
       </w:r>
+      <w:r>
+        <w:rPr>
+          <w:rtl w:val="0"/>
+        </w:rPr>
+      </w:r>
     </w:p>
     <w:p>
       <w:pPr>
@@ -3259,7 +3342,7 @@
         <w:widowControl w:val="0"/>
         <w:numPr>
           <w:ilvl w:val="0"/>
-          <w:numId w:val="6"/>
+          <w:numId w:val="3"/>
         </w:numPr>
         <w:pBdr>
           <w:top w:space="0" w:sz="0" w:val="nil"/>
@@ -3301,6 +3384,11 @@
         </w:rPr>
         <w:t xml:space="preserve">User identity verified: External_Contractor_Group</w:t>
       </w:r>
+      <w:r>
+        <w:rPr>
+          <w:rtl w:val="0"/>
+        </w:rPr>
+      </w:r>
     </w:p>
     <w:p>
       <w:pPr>
@@ -3310,7 +3398,7 @@
         <w:widowControl w:val="0"/>
         <w:numPr>
           <w:ilvl w:val="0"/>
-          <w:numId w:val="6"/>
+          <w:numId w:val="3"/>
         </w:numPr>
         <w:pBdr>
           <w:top w:space="0" w:sz="0" w:val="nil"/>
@@ -3352,6 +3440,11 @@
         </w:rPr>
         <w:t xml:space="preserve">Time-bound access policy enforced: Account deprovisioned automatically after contract end date</w:t>
       </w:r>
+      <w:r>
+        <w:rPr>
+          <w:rtl w:val="0"/>
+        </w:rPr>
+      </w:r>
     </w:p>
     <w:p>
       <w:pPr>
@@ -3361,7 +3454,7 @@
         <w:widowControl w:val="0"/>
         <w:numPr>
           <w:ilvl w:val="0"/>
-          <w:numId w:val="6"/>
+          <w:numId w:val="3"/>
         </w:numPr>
         <w:pBdr>
           <w:top w:space="0" w:sz="0" w:val="nil"/>
@@ -3403,6 +3496,11 @@
         </w:rPr>
         <w:t xml:space="preserve">Connection restricted: Limited to Project Management Application only</w:t>
       </w:r>
+      <w:r>
+        <w:rPr>
+          <w:rtl w:val="0"/>
+        </w:rPr>
+      </w:r>
     </w:p>
     <w:p>
       <w:pPr>
@@ -3412,7 +3510,7 @@
         <w:widowControl w:val="0"/>
         <w:numPr>
           <w:ilvl w:val="0"/>
-          <w:numId w:val="6"/>
+          <w:numId w:val="3"/>
         </w:numPr>
         <w:pBdr>
           <w:top w:space="0" w:sz="0" w:val="nil"/>
@@ -3459,6 +3557,11 @@
         </w:rPr>
         <w:t xml:space="preserve">Segmentation enforced: Contractor cannot discover or access internal resources like finance systems or student databases.</w:t>
       </w:r>
+      <w:r>
+        <w:rPr>
+          <w:rtl w:val="0"/>
+        </w:rPr>
+      </w:r>
     </w:p>
     <w:p>
       <w:pPr>
@@ -4315,1597 +4418,8 @@
         <w:rPr>
           <w:rtl w:val="0"/>
         </w:rPr>
-        <w:t xml:space="preserve">Team Details</w:t>
-      </w:r>
-    </w:p>
-    <w:p>
-      <w:pPr>
-        <w:spacing w:before="322" w:lineRule="auto"/>
-        <w:ind w:left="732" w:right="0" w:firstLine="0"/>
-        <w:jc w:val="left"/>
-        <w:rPr>
-          <w:sz w:val="28"/>
-          <w:szCs w:val="28"/>
-        </w:rPr>
-      </w:pPr>
-      <w:r>
-        <w:rPr>
-          <w:b w:val="1"/>
-          <w:sz w:val="28"/>
-          <w:szCs w:val="28"/>
-          <w:rtl w:val="0"/>
-        </w:rPr>
-        <w:t xml:space="preserve">COLLEGE NAME: </w:t>
-      </w:r>
-      <w:r>
-        <w:rPr>
-          <w:sz w:val="28"/>
-          <w:szCs w:val="28"/>
-          <w:rtl w:val="0"/>
-        </w:rPr>
-        <w:t xml:space="preserve">KPR COLLEGE OF ARTS SCIENCE AND RESEARCH</w:t>
-      </w:r>
-    </w:p>
-    <w:p>
-      <w:pPr>
-        <w:spacing w:before="211" w:lineRule="auto"/>
-        <w:ind w:left="732" w:right="0" w:firstLine="0"/>
-        <w:jc w:val="left"/>
-        <w:rPr>
-          <w:sz w:val="28"/>
-          <w:szCs w:val="28"/>
-        </w:rPr>
-      </w:pPr>
-      <w:r>
-        <w:rPr>
-          <w:b w:val="1"/>
-          <w:sz w:val="28"/>
-          <w:szCs w:val="28"/>
-          <w:rtl w:val="0"/>
-        </w:rPr>
-        <w:t xml:space="preserve">DEPARTMENT: </w:t>
-      </w:r>
-      <w:r>
-        <w:rPr>
-          <w:sz w:val="28"/>
-          <w:szCs w:val="28"/>
-          <w:rtl w:val="0"/>
-        </w:rPr>
-        <w:t xml:space="preserve">B.Sc. COMPUTER SCIENCE WITH DATA ANALYTICS</w:t>
-      </w:r>
-    </w:p>
-    <w:p>
-      <w:pPr>
-        <w:keepNext w:val="0"/>
-        <w:keepLines w:val="0"/>
-        <w:pageBreakBefore w:val="0"/>
-        <w:widowControl w:val="0"/>
-        <w:pBdr>
-          <w:top w:space="0" w:sz="0" w:val="nil"/>
-          <w:left w:space="0" w:sz="0" w:val="nil"/>
-          <w:bottom w:space="0" w:sz="0" w:val="nil"/>
-          <w:right w:space="0" w:sz="0" w:val="nil"/>
-          <w:between w:space="0" w:sz="0" w:val="nil"/>
-        </w:pBdr>
-        <w:shd w:fill="auto" w:val="clear"/>
-        <w:spacing w:after="0" w:before="0" w:line="240" w:lineRule="auto"/>
-        <w:ind w:left="0" w:right="0" w:firstLine="0"/>
-        <w:jc w:val="left"/>
-        <w:rPr>
-          <w:rFonts w:ascii="Times New Roman" w:cs="Times New Roman" w:eastAsia="Times New Roman" w:hAnsi="Times New Roman"/>
-          <w:b w:val="0"/>
-          <w:i w:val="0"/>
-          <w:smallCaps w:val="0"/>
-          <w:strike w:val="0"/>
-          <w:color w:val="000000"/>
-          <w:sz w:val="28"/>
-          <w:szCs w:val="28"/>
-          <w:u w:val="none"/>
-          <w:shd w:fill="auto" w:val="clear"/>
-          <w:vertAlign w:val="baseline"/>
-        </w:rPr>
-      </w:pPr>
-      <w:r>
-        <w:rPr>
-          <w:rtl w:val="0"/>
-        </w:rPr>
-      </w:r>
-    </w:p>
-    <w:p>
-      <w:pPr>
-        <w:keepNext w:val="0"/>
-        <w:keepLines w:val="0"/>
-        <w:pageBreakBefore w:val="0"/>
-        <w:widowControl w:val="0"/>
-        <w:pBdr>
-          <w:top w:space="0" w:sz="0" w:val="nil"/>
-          <w:left w:space="0" w:sz="0" w:val="nil"/>
-          <w:bottom w:space="0" w:sz="0" w:val="nil"/>
-          <w:right w:space="0" w:sz="0" w:val="nil"/>
-          <w:between w:space="0" w:sz="0" w:val="nil"/>
-        </w:pBdr>
-        <w:shd w:fill="auto" w:val="clear"/>
-        <w:spacing w:after="0" w:before="156" w:line="240" w:lineRule="auto"/>
-        <w:ind w:left="0" w:right="0" w:firstLine="0"/>
-        <w:jc w:val="left"/>
-        <w:rPr>
-          <w:rFonts w:ascii="Times New Roman" w:cs="Times New Roman" w:eastAsia="Times New Roman" w:hAnsi="Times New Roman"/>
-          <w:b w:val="0"/>
-          <w:i w:val="0"/>
-          <w:smallCaps w:val="0"/>
-          <w:strike w:val="0"/>
-          <w:color w:val="000000"/>
-          <w:sz w:val="28"/>
-          <w:szCs w:val="28"/>
-          <w:u w:val="none"/>
-          <w:shd w:fill="auto" w:val="clear"/>
-          <w:vertAlign w:val="baseline"/>
-        </w:rPr>
-      </w:pPr>
-      <w:r>
-        <w:rPr>
-          <w:rtl w:val="0"/>
-        </w:rPr>
-      </w:r>
-    </w:p>
-    <w:p>
-      <w:pPr>
-        <w:pStyle w:val="Heading2"/>
-        <w:spacing w:before="0" w:lineRule="auto"/>
-        <w:ind w:firstLine="732"/>
-        <w:jc w:val="left"/>
-        <w:rPr/>
-      </w:pPr>
-      <w:r>
-        <w:rPr>
-          <w:rtl w:val="0"/>
-        </w:rPr>
-        <w:t xml:space="preserve">LIST OF TEAMMATES :</w:t>
-      </w:r>
-    </w:p>
-    <w:p>
-      <w:pPr>
-        <w:keepNext w:val="0"/>
-        <w:keepLines w:val="0"/>
-        <w:pageBreakBefore w:val="0"/>
-        <w:widowControl w:val="0"/>
-        <w:pBdr>
-          <w:top w:space="0" w:sz="0" w:val="nil"/>
-          <w:left w:space="0" w:sz="0" w:val="nil"/>
-          <w:bottom w:space="0" w:sz="0" w:val="nil"/>
-          <w:right w:space="0" w:sz="0" w:val="nil"/>
-          <w:between w:space="0" w:sz="0" w:val="nil"/>
-        </w:pBdr>
-        <w:shd w:fill="auto" w:val="clear"/>
-        <w:spacing w:after="0" w:before="0" w:line="240" w:lineRule="auto"/>
-        <w:ind w:left="0" w:right="0" w:firstLine="0"/>
-        <w:jc w:val="left"/>
-        <w:rPr>
-          <w:rFonts w:ascii="Times New Roman" w:cs="Times New Roman" w:eastAsia="Times New Roman" w:hAnsi="Times New Roman"/>
-          <w:b w:val="1"/>
-          <w:i w:val="0"/>
-          <w:smallCaps w:val="0"/>
-          <w:strike w:val="0"/>
-          <w:color w:val="000000"/>
-          <w:sz w:val="19"/>
-          <w:szCs w:val="19"/>
-          <w:u w:val="none"/>
-          <w:shd w:fill="auto" w:val="clear"/>
-          <w:vertAlign w:val="baseline"/>
-        </w:rPr>
-      </w:pPr>
-      <w:r>
-        <w:rPr>
-          <w:rtl w:val="0"/>
-        </w:rPr>
-      </w:r>
-    </w:p>
-    <w:tbl>
-      <w:tblPr>
-        <w:tblStyle w:val="Table1"/>
-        <w:tblW w:w="9927.0" w:type="dxa"/>
-        <w:jc w:val="left"/>
-        <w:tblInd w:w="476.0" w:type="dxa"/>
-        <w:tblBorders>
-          <w:top w:color="000000" w:space="0" w:sz="8" w:val="single"/>
-          <w:left w:color="000000" w:space="0" w:sz="8" w:val="single"/>
-          <w:bottom w:color="000000" w:space="0" w:sz="8" w:val="single"/>
-          <w:right w:color="000000" w:space="0" w:sz="8" w:val="single"/>
-          <w:insideH w:color="000000" w:space="0" w:sz="8" w:val="single"/>
-          <w:insideV w:color="000000" w:space="0" w:sz="8" w:val="single"/>
-        </w:tblBorders>
-        <w:tblLayout w:type="fixed"/>
-        <w:tblLook w:val="0000"/>
-      </w:tblPr>
-      <w:tblGrid>
-        <w:gridCol w:w="991"/>
-        <w:gridCol w:w="3221"/>
-        <w:gridCol w:w="2456"/>
-        <w:gridCol w:w="3259"/>
-        <w:tblGridChange w:id="0">
-          <w:tblGrid>
-            <w:gridCol w:w="991"/>
-            <w:gridCol w:w="3221"/>
-            <w:gridCol w:w="2456"/>
-            <w:gridCol w:w="3259"/>
-          </w:tblGrid>
-        </w:tblGridChange>
-      </w:tblGrid>
-      <w:tr>
-        <w:trPr>
-          <w:cantSplit w:val="0"/>
-          <w:trHeight w:val="753" w:hRule="atLeast"/>
-          <w:tblHeader w:val="0"/>
-        </w:trPr>
-        <w:tc>
-          <w:tcPr/>
-          <w:p>
-            <w:pPr>
-              <w:keepNext w:val="0"/>
-              <w:keepLines w:val="0"/>
-              <w:pageBreakBefore w:val="0"/>
-              <w:widowControl w:val="0"/>
-              <w:pBdr>
-                <w:top w:space="0" w:sz="0" w:val="nil"/>
-                <w:left w:space="0" w:sz="0" w:val="nil"/>
-                <w:bottom w:space="0" w:sz="0" w:val="nil"/>
-                <w:right w:space="0" w:sz="0" w:val="nil"/>
-                <w:between w:space="0" w:sz="0" w:val="nil"/>
-              </w:pBdr>
-              <w:shd w:fill="auto" w:val="clear"/>
-              <w:spacing w:after="0" w:before="102" w:line="240" w:lineRule="auto"/>
-              <w:ind w:left="112" w:right="0" w:firstLine="0"/>
-              <w:jc w:val="left"/>
-              <w:rPr>
-                <w:rFonts w:ascii="Times New Roman" w:cs="Times New Roman" w:eastAsia="Times New Roman" w:hAnsi="Times New Roman"/>
-                <w:b w:val="1"/>
-                <w:i w:val="0"/>
-                <w:smallCaps w:val="0"/>
-                <w:strike w:val="0"/>
-                <w:color w:val="000000"/>
-                <w:sz w:val="34"/>
-                <w:szCs w:val="34"/>
-                <w:u w:val="none"/>
-                <w:shd w:fill="auto" w:val="clear"/>
-                <w:vertAlign w:val="baseline"/>
-              </w:rPr>
-            </w:pPr>
-            <w:r>
-              <w:rPr>
-                <w:rFonts w:ascii="Times New Roman" w:cs="Times New Roman" w:eastAsia="Times New Roman" w:hAnsi="Times New Roman"/>
-                <w:b w:val="1"/>
-                <w:i w:val="0"/>
-                <w:smallCaps w:val="0"/>
-                <w:strike w:val="0"/>
-                <w:color w:val="000000"/>
-                <w:sz w:val="34"/>
-                <w:szCs w:val="34"/>
-                <w:u w:val="none"/>
-                <w:shd w:fill="auto" w:val="clear"/>
-                <w:vertAlign w:val="baseline"/>
-                <w:rtl w:val="0"/>
-              </w:rPr>
-              <w:t xml:space="preserve">S.NO</w:t>
-            </w:r>
-          </w:p>
-        </w:tc>
-        <w:tc>
-          <w:tcPr/>
-          <w:p>
-            <w:pPr>
-              <w:keepNext w:val="0"/>
-              <w:keepLines w:val="0"/>
-              <w:pageBreakBefore w:val="0"/>
-              <w:widowControl w:val="0"/>
-              <w:pBdr>
-                <w:top w:space="0" w:sz="0" w:val="nil"/>
-                <w:left w:space="0" w:sz="0" w:val="nil"/>
-                <w:bottom w:space="0" w:sz="0" w:val="nil"/>
-                <w:right w:space="0" w:sz="0" w:val="nil"/>
-                <w:between w:space="0" w:sz="0" w:val="nil"/>
-              </w:pBdr>
-              <w:shd w:fill="auto" w:val="clear"/>
-              <w:spacing w:after="0" w:before="102" w:line="240" w:lineRule="auto"/>
-              <w:ind w:left="114" w:right="0" w:firstLine="0"/>
-              <w:jc w:val="left"/>
-              <w:rPr>
-                <w:rFonts w:ascii="Times New Roman" w:cs="Times New Roman" w:eastAsia="Times New Roman" w:hAnsi="Times New Roman"/>
-                <w:b w:val="1"/>
-                <w:i w:val="0"/>
-                <w:smallCaps w:val="0"/>
-                <w:strike w:val="0"/>
-                <w:color w:val="000000"/>
-                <w:sz w:val="34"/>
-                <w:szCs w:val="34"/>
-                <w:u w:val="none"/>
-                <w:shd w:fill="auto" w:val="clear"/>
-                <w:vertAlign w:val="baseline"/>
-              </w:rPr>
-            </w:pPr>
-            <w:r>
-              <w:rPr>
-                <w:rFonts w:ascii="Times New Roman" w:cs="Times New Roman" w:eastAsia="Times New Roman" w:hAnsi="Times New Roman"/>
-                <w:b w:val="1"/>
-                <w:i w:val="0"/>
-                <w:smallCaps w:val="0"/>
-                <w:strike w:val="0"/>
-                <w:color w:val="000000"/>
-                <w:sz w:val="34"/>
-                <w:szCs w:val="34"/>
-                <w:u w:val="none"/>
-                <w:shd w:fill="auto" w:val="clear"/>
-                <w:vertAlign w:val="baseline"/>
-                <w:rtl w:val="0"/>
-              </w:rPr>
-              <w:t xml:space="preserve">NAME</w:t>
-            </w:r>
-          </w:p>
-        </w:tc>
-        <w:tc>
-          <w:tcPr/>
-          <w:p>
-            <w:pPr>
-              <w:keepNext w:val="0"/>
-              <w:keepLines w:val="0"/>
-              <w:pageBreakBefore w:val="0"/>
-              <w:widowControl w:val="0"/>
-              <w:pBdr>
-                <w:top w:space="0" w:sz="0" w:val="nil"/>
-                <w:left w:space="0" w:sz="0" w:val="nil"/>
-                <w:bottom w:space="0" w:sz="0" w:val="nil"/>
-                <w:right w:space="0" w:sz="0" w:val="nil"/>
-                <w:between w:space="0" w:sz="0" w:val="nil"/>
-              </w:pBdr>
-              <w:shd w:fill="auto" w:val="clear"/>
-              <w:spacing w:after="0" w:before="102" w:line="240" w:lineRule="auto"/>
-              <w:ind w:left="112" w:right="0" w:firstLine="0"/>
-              <w:jc w:val="left"/>
-              <w:rPr>
-                <w:rFonts w:ascii="Times New Roman" w:cs="Times New Roman" w:eastAsia="Times New Roman" w:hAnsi="Times New Roman"/>
-                <w:b w:val="1"/>
-                <w:i w:val="0"/>
-                <w:smallCaps w:val="0"/>
-                <w:strike w:val="0"/>
-                <w:color w:val="000000"/>
-                <w:sz w:val="34"/>
-                <w:szCs w:val="34"/>
-                <w:u w:val="none"/>
-                <w:shd w:fill="auto" w:val="clear"/>
-                <w:vertAlign w:val="baseline"/>
-              </w:rPr>
-            </w:pPr>
-            <w:r>
-              <w:rPr>
-                <w:rFonts w:ascii="Times New Roman" w:cs="Times New Roman" w:eastAsia="Times New Roman" w:hAnsi="Times New Roman"/>
-                <w:b w:val="1"/>
-                <w:i w:val="0"/>
-                <w:smallCaps w:val="0"/>
-                <w:strike w:val="0"/>
-                <w:color w:val="000000"/>
-                <w:sz w:val="34"/>
-                <w:szCs w:val="34"/>
-                <w:u w:val="none"/>
-                <w:shd w:fill="auto" w:val="clear"/>
-                <w:vertAlign w:val="baseline"/>
-                <w:rtl w:val="0"/>
-              </w:rPr>
-              <w:t xml:space="preserve">COLLEGE</w:t>
-            </w:r>
-          </w:p>
-        </w:tc>
-        <w:tc>
-          <w:tcPr/>
-          <w:p>
-            <w:pPr>
-              <w:keepNext w:val="0"/>
-              <w:keepLines w:val="0"/>
-              <w:pageBreakBefore w:val="0"/>
-              <w:widowControl w:val="0"/>
-              <w:pBdr>
-                <w:top w:space="0" w:sz="0" w:val="nil"/>
-                <w:left w:space="0" w:sz="0" w:val="nil"/>
-                <w:bottom w:space="0" w:sz="0" w:val="nil"/>
-                <w:right w:space="0" w:sz="0" w:val="nil"/>
-                <w:between w:space="0" w:sz="0" w:val="nil"/>
-              </w:pBdr>
-              <w:shd w:fill="auto" w:val="clear"/>
-              <w:spacing w:after="0" w:before="102" w:line="240" w:lineRule="auto"/>
-              <w:ind w:left="113" w:right="0" w:firstLine="0"/>
-              <w:jc w:val="left"/>
-              <w:rPr>
-                <w:rFonts w:ascii="Times New Roman" w:cs="Times New Roman" w:eastAsia="Times New Roman" w:hAnsi="Times New Roman"/>
-                <w:b w:val="1"/>
-                <w:i w:val="0"/>
-                <w:smallCaps w:val="0"/>
-                <w:strike w:val="0"/>
-                <w:color w:val="000000"/>
-                <w:sz w:val="34"/>
-                <w:szCs w:val="34"/>
-                <w:u w:val="none"/>
-                <w:shd w:fill="auto" w:val="clear"/>
-                <w:vertAlign w:val="baseline"/>
-              </w:rPr>
-            </w:pPr>
-            <w:r>
-              <w:rPr>
-                <w:rFonts w:ascii="Times New Roman" w:cs="Times New Roman" w:eastAsia="Times New Roman" w:hAnsi="Times New Roman"/>
-                <w:b w:val="1"/>
-                <w:i w:val="0"/>
-                <w:smallCaps w:val="0"/>
-                <w:strike w:val="0"/>
-                <w:color w:val="000000"/>
-                <w:sz w:val="34"/>
-                <w:szCs w:val="34"/>
-                <w:u w:val="none"/>
-                <w:shd w:fill="auto" w:val="clear"/>
-                <w:vertAlign w:val="baseline"/>
-                <w:rtl w:val="0"/>
-              </w:rPr>
-              <w:t xml:space="preserve">CONTACT</w:t>
-            </w:r>
-          </w:p>
-        </w:tc>
-      </w:tr>
-      <w:tr>
-        <w:trPr>
-          <w:cantSplit w:val="0"/>
-          <w:trHeight w:val="1064" w:hRule="atLeast"/>
-          <w:tblHeader w:val="0"/>
-        </w:trPr>
-        <w:tc>
-          <w:tcPr/>
-          <w:p>
-            <w:pPr>
-              <w:keepNext w:val="0"/>
-              <w:keepLines w:val="0"/>
-              <w:pageBreakBefore w:val="0"/>
-              <w:widowControl w:val="0"/>
-              <w:pBdr>
-                <w:top w:space="0" w:sz="0" w:val="nil"/>
-                <w:left w:space="0" w:sz="0" w:val="nil"/>
-                <w:bottom w:space="0" w:sz="0" w:val="nil"/>
-                <w:right w:space="0" w:sz="0" w:val="nil"/>
-                <w:between w:space="0" w:sz="0" w:val="nil"/>
-              </w:pBdr>
-              <w:shd w:fill="auto" w:val="clear"/>
-              <w:spacing w:after="0" w:before="98" w:line="240" w:lineRule="auto"/>
-              <w:ind w:left="112" w:right="0" w:firstLine="0"/>
-              <w:jc w:val="left"/>
-              <w:rPr>
-                <w:rFonts w:ascii="Times New Roman" w:cs="Times New Roman" w:eastAsia="Times New Roman" w:hAnsi="Times New Roman"/>
-                <w:b w:val="1"/>
-                <w:i w:val="0"/>
-                <w:smallCaps w:val="0"/>
-                <w:strike w:val="0"/>
-                <w:color w:val="000000"/>
-                <w:sz w:val="28"/>
-                <w:szCs w:val="28"/>
-                <w:u w:val="none"/>
-                <w:shd w:fill="auto" w:val="clear"/>
-                <w:vertAlign w:val="baseline"/>
-              </w:rPr>
-            </w:pPr>
-            <w:r>
-              <w:rPr>
-                <w:rFonts w:ascii="Times New Roman" w:cs="Times New Roman" w:eastAsia="Times New Roman" w:hAnsi="Times New Roman"/>
-                <w:b w:val="1"/>
-                <w:i w:val="0"/>
-                <w:smallCaps w:val="0"/>
-                <w:strike w:val="0"/>
-                <w:color w:val="000000"/>
-                <w:sz w:val="28"/>
-                <w:szCs w:val="28"/>
-                <w:u w:val="none"/>
-                <w:shd w:fill="auto" w:val="clear"/>
-                <w:vertAlign w:val="baseline"/>
-                <w:rtl w:val="0"/>
-              </w:rPr>
-              <w:t xml:space="preserve">01</w:t>
-            </w:r>
-          </w:p>
-        </w:tc>
-        <w:tc>
-          <w:tcPr/>
-          <w:p>
-            <w:pPr>
-              <w:keepNext w:val="0"/>
-              <w:keepLines w:val="0"/>
-              <w:pageBreakBefore w:val="0"/>
-              <w:widowControl w:val="0"/>
-              <w:pBdr>
-                <w:top w:space="0" w:sz="0" w:val="nil"/>
-                <w:left w:space="0" w:sz="0" w:val="nil"/>
-                <w:bottom w:space="0" w:sz="0" w:val="nil"/>
-                <w:right w:space="0" w:sz="0" w:val="nil"/>
-                <w:between w:space="0" w:sz="0" w:val="nil"/>
-              </w:pBdr>
-              <w:shd w:fill="auto" w:val="clear"/>
-              <w:spacing w:after="0" w:before="98" w:line="240" w:lineRule="auto"/>
-              <w:ind w:left="114" w:right="0" w:firstLine="0"/>
-              <w:jc w:val="left"/>
-              <w:rPr>
-                <w:rFonts w:ascii="Times New Roman" w:cs="Times New Roman" w:eastAsia="Times New Roman" w:hAnsi="Times New Roman"/>
-                <w:b w:val="1"/>
-                <w:i w:val="0"/>
-                <w:smallCaps w:val="0"/>
-                <w:strike w:val="0"/>
-                <w:color w:val="000000"/>
-                <w:sz w:val="28"/>
-                <w:szCs w:val="28"/>
-                <w:u w:val="none"/>
-                <w:shd w:fill="auto" w:val="clear"/>
-                <w:vertAlign w:val="baseline"/>
-              </w:rPr>
-            </w:pPr>
-            <w:r>
-              <w:rPr>
-                <w:rFonts w:ascii="Times New Roman" w:cs="Times New Roman" w:eastAsia="Times New Roman" w:hAnsi="Times New Roman"/>
-                <w:b w:val="1"/>
-                <w:i w:val="0"/>
-                <w:smallCaps w:val="0"/>
-                <w:strike w:val="0"/>
-                <w:color w:val="000000"/>
-                <w:sz w:val="28"/>
-                <w:szCs w:val="28"/>
-                <w:u w:val="none"/>
-                <w:shd w:fill="auto" w:val="clear"/>
-                <w:vertAlign w:val="baseline"/>
-                <w:rtl w:val="0"/>
-              </w:rPr>
-              <w:t xml:space="preserve">DHARANISH K T</w:t>
-            </w:r>
-          </w:p>
-        </w:tc>
-        <w:tc>
-          <w:tcPr/>
-          <w:p>
-            <w:pPr>
-              <w:keepNext w:val="0"/>
-              <w:keepLines w:val="0"/>
-              <w:pageBreakBefore w:val="0"/>
-              <w:widowControl w:val="0"/>
-              <w:pBdr>
-                <w:top w:space="0" w:sz="0" w:val="nil"/>
-                <w:left w:space="0" w:sz="0" w:val="nil"/>
-                <w:bottom w:space="0" w:sz="0" w:val="nil"/>
-                <w:right w:space="0" w:sz="0" w:val="nil"/>
-                <w:between w:space="0" w:sz="0" w:val="nil"/>
-              </w:pBdr>
-              <w:shd w:fill="auto" w:val="clear"/>
-              <w:spacing w:after="0" w:before="78" w:line="322" w:lineRule="auto"/>
-              <w:ind w:left="112" w:right="0" w:firstLine="0"/>
-              <w:jc w:val="left"/>
-              <w:rPr>
-                <w:rFonts w:ascii="Times New Roman" w:cs="Times New Roman" w:eastAsia="Times New Roman" w:hAnsi="Times New Roman"/>
-                <w:b w:val="1"/>
-                <w:i w:val="0"/>
-                <w:smallCaps w:val="0"/>
-                <w:strike w:val="0"/>
-                <w:color w:val="000000"/>
-                <w:sz w:val="28"/>
-                <w:szCs w:val="28"/>
-                <w:u w:val="none"/>
-                <w:shd w:fill="auto" w:val="clear"/>
-                <w:vertAlign w:val="baseline"/>
-              </w:rPr>
-            </w:pPr>
-            <w:r>
-              <w:rPr>
-                <w:rFonts w:ascii="Times New Roman" w:cs="Times New Roman" w:eastAsia="Times New Roman" w:hAnsi="Times New Roman"/>
-                <w:b w:val="1"/>
-                <w:i w:val="0"/>
-                <w:smallCaps w:val="0"/>
-                <w:strike w:val="0"/>
-                <w:color w:val="000000"/>
-                <w:sz w:val="28"/>
-                <w:szCs w:val="28"/>
-                <w:u w:val="none"/>
-                <w:shd w:fill="auto" w:val="clear"/>
-                <w:vertAlign w:val="baseline"/>
-                <w:rtl w:val="0"/>
-              </w:rPr>
-              <w:t xml:space="preserve">KPR College of Arts Science and Research</w:t>
-            </w:r>
-          </w:p>
-        </w:tc>
-        <w:tc>
-          <w:tcPr/>
-          <w:p>
-            <w:pPr>
-              <w:keepNext w:val="0"/>
-              <w:keepLines w:val="0"/>
-              <w:pageBreakBefore w:val="0"/>
-              <w:widowControl w:val="0"/>
-              <w:pBdr>
-                <w:top w:space="0" w:sz="0" w:val="nil"/>
-                <w:left w:space="0" w:sz="0" w:val="nil"/>
-                <w:bottom w:space="0" w:sz="0" w:val="nil"/>
-                <w:right w:space="0" w:sz="0" w:val="nil"/>
-                <w:between w:space="0" w:sz="0" w:val="nil"/>
-              </w:pBdr>
-              <w:shd w:fill="auto" w:val="clear"/>
-              <w:spacing w:after="0" w:before="98" w:line="240" w:lineRule="auto"/>
-              <w:ind w:left="113" w:right="0" w:firstLine="0"/>
-              <w:jc w:val="left"/>
-              <w:rPr>
-                <w:rFonts w:ascii="Times New Roman" w:cs="Times New Roman" w:eastAsia="Times New Roman" w:hAnsi="Times New Roman"/>
-                <w:b w:val="1"/>
-                <w:i w:val="0"/>
-                <w:smallCaps w:val="0"/>
-                <w:strike w:val="0"/>
-                <w:color w:val="000000"/>
-                <w:sz w:val="28"/>
-                <w:szCs w:val="28"/>
-                <w:u w:val="none"/>
-                <w:shd w:fill="auto" w:val="clear"/>
-                <w:vertAlign w:val="baseline"/>
-              </w:rPr>
-            </w:pPr>
-            <w:hyperlink r:id="rId6">
-              <w:r>
-                <w:rPr>
-                  <w:rFonts w:ascii="Times New Roman" w:cs="Times New Roman" w:eastAsia="Times New Roman" w:hAnsi="Times New Roman"/>
-                  <w:b w:val="1"/>
-                  <w:i w:val="0"/>
-                  <w:smallCaps w:val="0"/>
-                  <w:strike w:val="0"/>
-                  <w:color w:val="0000ff"/>
-                  <w:sz w:val="28"/>
-                  <w:szCs w:val="28"/>
-                  <w:u w:val="single"/>
-                  <w:shd w:fill="auto" w:val="clear"/>
-                  <w:vertAlign w:val="baseline"/>
-                  <w:rtl w:val="0"/>
-                </w:rPr>
-                <w:t xml:space="preserve">23bda013@kprcas.ac.in</w:t>
-              </w:r>
-            </w:hyperlink>
-            <w:r>
-              <w:rPr>
-                <w:rtl w:val="0"/>
-              </w:rPr>
-            </w:r>
-          </w:p>
-        </w:tc>
-      </w:tr>
-      <w:tr>
-        <w:trPr>
-          <w:cantSplit w:val="0"/>
-          <w:trHeight w:val="1062" w:hRule="atLeast"/>
-          <w:tblHeader w:val="0"/>
-        </w:trPr>
-        <w:tc>
-          <w:tcPr/>
-          <w:p>
-            <w:pPr>
-              <w:keepNext w:val="0"/>
-              <w:keepLines w:val="0"/>
-              <w:pageBreakBefore w:val="0"/>
-              <w:widowControl w:val="0"/>
-              <w:pBdr>
-                <w:top w:space="0" w:sz="0" w:val="nil"/>
-                <w:left w:space="0" w:sz="0" w:val="nil"/>
-                <w:bottom w:space="0" w:sz="0" w:val="nil"/>
-                <w:right w:space="0" w:sz="0" w:val="nil"/>
-                <w:between w:space="0" w:sz="0" w:val="nil"/>
-              </w:pBdr>
-              <w:shd w:fill="auto" w:val="clear"/>
-              <w:spacing w:after="0" w:before="98" w:line="240" w:lineRule="auto"/>
-              <w:ind w:left="112" w:right="0" w:firstLine="0"/>
-              <w:jc w:val="left"/>
-              <w:rPr>
-                <w:rFonts w:ascii="Times New Roman" w:cs="Times New Roman" w:eastAsia="Times New Roman" w:hAnsi="Times New Roman"/>
-                <w:b w:val="1"/>
-                <w:i w:val="0"/>
-                <w:smallCaps w:val="0"/>
-                <w:strike w:val="0"/>
-                <w:color w:val="000000"/>
-                <w:sz w:val="28"/>
-                <w:szCs w:val="28"/>
-                <w:u w:val="none"/>
-                <w:shd w:fill="auto" w:val="clear"/>
-                <w:vertAlign w:val="baseline"/>
-              </w:rPr>
-            </w:pPr>
-            <w:r>
-              <w:rPr>
-                <w:rFonts w:ascii="Times New Roman" w:cs="Times New Roman" w:eastAsia="Times New Roman" w:hAnsi="Times New Roman"/>
-                <w:b w:val="1"/>
-                <w:i w:val="0"/>
-                <w:smallCaps w:val="0"/>
-                <w:strike w:val="0"/>
-                <w:color w:val="000000"/>
-                <w:sz w:val="28"/>
-                <w:szCs w:val="28"/>
-                <w:u w:val="none"/>
-                <w:shd w:fill="auto" w:val="clear"/>
-                <w:vertAlign w:val="baseline"/>
-                <w:rtl w:val="0"/>
-              </w:rPr>
-              <w:t xml:space="preserve">02</w:t>
-            </w:r>
-          </w:p>
-        </w:tc>
-        <w:tc>
-          <w:tcPr/>
-          <w:p>
-            <w:pPr>
-              <w:keepNext w:val="0"/>
-              <w:keepLines w:val="0"/>
-              <w:pageBreakBefore w:val="0"/>
-              <w:widowControl w:val="0"/>
-              <w:pBdr>
-                <w:top w:space="0" w:sz="0" w:val="nil"/>
-                <w:left w:space="0" w:sz="0" w:val="nil"/>
-                <w:bottom w:space="0" w:sz="0" w:val="nil"/>
-                <w:right w:space="0" w:sz="0" w:val="nil"/>
-                <w:between w:space="0" w:sz="0" w:val="nil"/>
-              </w:pBdr>
-              <w:shd w:fill="auto" w:val="clear"/>
-              <w:spacing w:after="0" w:before="98" w:line="240" w:lineRule="auto"/>
-              <w:ind w:left="114" w:right="0" w:firstLine="0"/>
-              <w:jc w:val="left"/>
-              <w:rPr>
-                <w:rFonts w:ascii="Times New Roman" w:cs="Times New Roman" w:eastAsia="Times New Roman" w:hAnsi="Times New Roman"/>
-                <w:b w:val="1"/>
-                <w:i w:val="0"/>
-                <w:smallCaps w:val="0"/>
-                <w:strike w:val="0"/>
-                <w:color w:val="000000"/>
-                <w:sz w:val="28"/>
-                <w:szCs w:val="28"/>
-                <w:u w:val="none"/>
-                <w:shd w:fill="auto" w:val="clear"/>
-                <w:vertAlign w:val="baseline"/>
-              </w:rPr>
-            </w:pPr>
-            <w:r>
-              <w:rPr>
-                <w:rFonts w:ascii="Times New Roman" w:cs="Times New Roman" w:eastAsia="Times New Roman" w:hAnsi="Times New Roman"/>
-                <w:b w:val="1"/>
-                <w:i w:val="0"/>
-                <w:smallCaps w:val="0"/>
-                <w:strike w:val="0"/>
-                <w:color w:val="000000"/>
-                <w:sz w:val="28"/>
-                <w:szCs w:val="28"/>
-                <w:u w:val="none"/>
-                <w:shd w:fill="auto" w:val="clear"/>
-                <w:vertAlign w:val="baseline"/>
-                <w:rtl w:val="0"/>
-              </w:rPr>
-              <w:t xml:space="preserve">JASEEM ATHRAPPIL</w:t>
-            </w:r>
-          </w:p>
-        </w:tc>
-        <w:tc>
-          <w:tcPr/>
-          <w:p>
-            <w:pPr>
-              <w:keepNext w:val="0"/>
-              <w:keepLines w:val="0"/>
-              <w:pageBreakBefore w:val="0"/>
-              <w:widowControl w:val="0"/>
-              <w:pBdr>
-                <w:top w:space="0" w:sz="0" w:val="nil"/>
-                <w:left w:space="0" w:sz="0" w:val="nil"/>
-                <w:bottom w:space="0" w:sz="0" w:val="nil"/>
-                <w:right w:space="0" w:sz="0" w:val="nil"/>
-                <w:between w:space="0" w:sz="0" w:val="nil"/>
-              </w:pBdr>
-              <w:shd w:fill="auto" w:val="clear"/>
-              <w:spacing w:after="0" w:before="76" w:line="322" w:lineRule="auto"/>
-              <w:ind w:left="112" w:right="0" w:firstLine="0"/>
-              <w:jc w:val="left"/>
-              <w:rPr>
-                <w:rFonts w:ascii="Times New Roman" w:cs="Times New Roman" w:eastAsia="Times New Roman" w:hAnsi="Times New Roman"/>
-                <w:b w:val="1"/>
-                <w:i w:val="0"/>
-                <w:smallCaps w:val="0"/>
-                <w:strike w:val="0"/>
-                <w:color w:val="000000"/>
-                <w:sz w:val="28"/>
-                <w:szCs w:val="28"/>
-                <w:u w:val="none"/>
-                <w:shd w:fill="auto" w:val="clear"/>
-                <w:vertAlign w:val="baseline"/>
-              </w:rPr>
-            </w:pPr>
-            <w:r>
-              <w:rPr>
-                <w:rFonts w:ascii="Times New Roman" w:cs="Times New Roman" w:eastAsia="Times New Roman" w:hAnsi="Times New Roman"/>
-                <w:b w:val="1"/>
-                <w:i w:val="0"/>
-                <w:smallCaps w:val="0"/>
-                <w:strike w:val="0"/>
-                <w:color w:val="000000"/>
-                <w:sz w:val="28"/>
-                <w:szCs w:val="28"/>
-                <w:u w:val="none"/>
-                <w:shd w:fill="auto" w:val="clear"/>
-                <w:vertAlign w:val="baseline"/>
-                <w:rtl w:val="0"/>
-              </w:rPr>
-              <w:t xml:space="preserve">KPR College of Arts Science and Research</w:t>
-            </w:r>
-          </w:p>
-        </w:tc>
-        <w:tc>
-          <w:tcPr/>
-          <w:p>
-            <w:pPr>
-              <w:keepNext w:val="0"/>
-              <w:keepLines w:val="0"/>
-              <w:pageBreakBefore w:val="0"/>
-              <w:widowControl w:val="0"/>
-              <w:pBdr>
-                <w:top w:space="0" w:sz="0" w:val="nil"/>
-                <w:left w:space="0" w:sz="0" w:val="nil"/>
-                <w:bottom w:space="0" w:sz="0" w:val="nil"/>
-                <w:right w:space="0" w:sz="0" w:val="nil"/>
-                <w:between w:space="0" w:sz="0" w:val="nil"/>
-              </w:pBdr>
-              <w:shd w:fill="auto" w:val="clear"/>
-              <w:spacing w:after="0" w:before="98" w:line="240" w:lineRule="auto"/>
-              <w:ind w:left="113" w:right="0" w:firstLine="0"/>
-              <w:jc w:val="left"/>
-              <w:rPr>
-                <w:rFonts w:ascii="Times New Roman" w:cs="Times New Roman" w:eastAsia="Times New Roman" w:hAnsi="Times New Roman"/>
-                <w:b w:val="1"/>
-                <w:i w:val="0"/>
-                <w:smallCaps w:val="0"/>
-                <w:strike w:val="0"/>
-                <w:color w:val="000000"/>
-                <w:sz w:val="28"/>
-                <w:szCs w:val="28"/>
-                <w:u w:val="none"/>
-                <w:shd w:fill="auto" w:val="clear"/>
-                <w:vertAlign w:val="baseline"/>
-              </w:rPr>
-            </w:pPr>
-            <w:hyperlink r:id="rId7">
-              <w:r>
-                <w:rPr>
-                  <w:rFonts w:ascii="Times New Roman" w:cs="Times New Roman" w:eastAsia="Times New Roman" w:hAnsi="Times New Roman"/>
-                  <w:b w:val="1"/>
-                  <w:i w:val="0"/>
-                  <w:smallCaps w:val="0"/>
-                  <w:strike w:val="0"/>
-                  <w:color w:val="0000ff"/>
-                  <w:sz w:val="28"/>
-                  <w:szCs w:val="28"/>
-                  <w:u w:val="single"/>
-                  <w:shd w:fill="auto" w:val="clear"/>
-                  <w:vertAlign w:val="baseline"/>
-                  <w:rtl w:val="0"/>
-                </w:rPr>
-                <w:t xml:space="preserve">23bda023@kprcas.ac.in</w:t>
-              </w:r>
-            </w:hyperlink>
-            <w:r>
-              <w:rPr>
-                <w:rtl w:val="0"/>
-              </w:rPr>
-            </w:r>
-          </w:p>
-        </w:tc>
-      </w:tr>
-      <w:tr>
-        <w:trPr>
-          <w:cantSplit w:val="0"/>
-          <w:trHeight w:val="1065" w:hRule="atLeast"/>
-          <w:tblHeader w:val="0"/>
-        </w:trPr>
-        <w:tc>
-          <w:tcPr/>
-          <w:p>
-            <w:pPr>
-              <w:keepNext w:val="0"/>
-              <w:keepLines w:val="0"/>
-              <w:pageBreakBefore w:val="0"/>
-              <w:widowControl w:val="0"/>
-              <w:pBdr>
-                <w:top w:space="0" w:sz="0" w:val="nil"/>
-                <w:left w:space="0" w:sz="0" w:val="nil"/>
-                <w:bottom w:space="0" w:sz="0" w:val="nil"/>
-                <w:right w:space="0" w:sz="0" w:val="nil"/>
-                <w:between w:space="0" w:sz="0" w:val="nil"/>
-              </w:pBdr>
-              <w:shd w:fill="auto" w:val="clear"/>
-              <w:spacing w:after="0" w:before="100" w:line="240" w:lineRule="auto"/>
-              <w:ind w:left="112" w:right="0" w:firstLine="0"/>
-              <w:jc w:val="left"/>
-              <w:rPr>
-                <w:rFonts w:ascii="Times New Roman" w:cs="Times New Roman" w:eastAsia="Times New Roman" w:hAnsi="Times New Roman"/>
-                <w:b w:val="1"/>
-                <w:i w:val="0"/>
-                <w:smallCaps w:val="0"/>
-                <w:strike w:val="0"/>
-                <w:color w:val="000000"/>
-                <w:sz w:val="28"/>
-                <w:szCs w:val="28"/>
-                <w:u w:val="none"/>
-                <w:shd w:fill="auto" w:val="clear"/>
-                <w:vertAlign w:val="baseline"/>
-              </w:rPr>
-            </w:pPr>
-            <w:r>
-              <w:rPr>
-                <w:rFonts w:ascii="Times New Roman" w:cs="Times New Roman" w:eastAsia="Times New Roman" w:hAnsi="Times New Roman"/>
-                <w:b w:val="1"/>
-                <w:i w:val="0"/>
-                <w:smallCaps w:val="0"/>
-                <w:strike w:val="0"/>
-                <w:color w:val="000000"/>
-                <w:sz w:val="28"/>
-                <w:szCs w:val="28"/>
-                <w:u w:val="none"/>
-                <w:shd w:fill="auto" w:val="clear"/>
-                <w:vertAlign w:val="baseline"/>
-                <w:rtl w:val="0"/>
-              </w:rPr>
-              <w:t xml:space="preserve">02</w:t>
-            </w:r>
-          </w:p>
-        </w:tc>
-        <w:tc>
-          <w:tcPr/>
-          <w:p>
-            <w:pPr>
-              <w:keepNext w:val="0"/>
-              <w:keepLines w:val="0"/>
-              <w:pageBreakBefore w:val="0"/>
-              <w:widowControl w:val="0"/>
-              <w:pBdr>
-                <w:top w:space="0" w:sz="0" w:val="nil"/>
-                <w:left w:space="0" w:sz="0" w:val="nil"/>
-                <w:bottom w:space="0" w:sz="0" w:val="nil"/>
-                <w:right w:space="0" w:sz="0" w:val="nil"/>
-                <w:between w:space="0" w:sz="0" w:val="nil"/>
-              </w:pBdr>
-              <w:shd w:fill="auto" w:val="clear"/>
-              <w:spacing w:after="0" w:before="100" w:line="240" w:lineRule="auto"/>
-              <w:ind w:left="114" w:right="0" w:firstLine="0"/>
-              <w:jc w:val="left"/>
-              <w:rPr>
-                <w:rFonts w:ascii="Times New Roman" w:cs="Times New Roman" w:eastAsia="Times New Roman" w:hAnsi="Times New Roman"/>
-                <w:b w:val="1"/>
-                <w:i w:val="0"/>
-                <w:smallCaps w:val="0"/>
-                <w:strike w:val="0"/>
-                <w:color w:val="000000"/>
-                <w:sz w:val="28"/>
-                <w:szCs w:val="28"/>
-                <w:u w:val="none"/>
-                <w:shd w:fill="auto" w:val="clear"/>
-                <w:vertAlign w:val="baseline"/>
-              </w:rPr>
-            </w:pPr>
-            <w:r>
-              <w:rPr>
-                <w:rFonts w:ascii="Times New Roman" w:cs="Times New Roman" w:eastAsia="Times New Roman" w:hAnsi="Times New Roman"/>
-                <w:b w:val="1"/>
-                <w:i w:val="0"/>
-                <w:smallCaps w:val="0"/>
-                <w:strike w:val="0"/>
-                <w:color w:val="000000"/>
-                <w:sz w:val="28"/>
-                <w:szCs w:val="28"/>
-                <w:u w:val="none"/>
-                <w:shd w:fill="auto" w:val="clear"/>
-                <w:vertAlign w:val="baseline"/>
-                <w:rtl w:val="0"/>
-              </w:rPr>
-              <w:t xml:space="preserve">KAVINN ISHWARYA A</w:t>
-            </w:r>
-          </w:p>
-        </w:tc>
-        <w:tc>
-          <w:tcPr/>
-          <w:p>
-            <w:pPr>
-              <w:keepNext w:val="0"/>
-              <w:keepLines w:val="0"/>
-              <w:pageBreakBefore w:val="0"/>
-              <w:widowControl w:val="0"/>
-              <w:pBdr>
-                <w:top w:space="0" w:sz="0" w:val="nil"/>
-                <w:left w:space="0" w:sz="0" w:val="nil"/>
-                <w:bottom w:space="0" w:sz="0" w:val="nil"/>
-                <w:right w:space="0" w:sz="0" w:val="nil"/>
-                <w:between w:space="0" w:sz="0" w:val="nil"/>
-              </w:pBdr>
-              <w:shd w:fill="auto" w:val="clear"/>
-              <w:spacing w:after="0" w:before="100" w:line="240" w:lineRule="auto"/>
-              <w:ind w:left="112" w:right="0" w:firstLine="0"/>
-              <w:jc w:val="left"/>
-              <w:rPr>
-                <w:rFonts w:ascii="Times New Roman" w:cs="Times New Roman" w:eastAsia="Times New Roman" w:hAnsi="Times New Roman"/>
-                <w:b w:val="1"/>
-                <w:i w:val="0"/>
-                <w:smallCaps w:val="0"/>
-                <w:strike w:val="0"/>
-                <w:color w:val="000000"/>
-                <w:sz w:val="28"/>
-                <w:szCs w:val="28"/>
-                <w:u w:val="none"/>
-                <w:shd w:fill="auto" w:val="clear"/>
-                <w:vertAlign w:val="baseline"/>
-              </w:rPr>
-            </w:pPr>
-            <w:r>
-              <w:rPr>
-                <w:rFonts w:ascii="Times New Roman" w:cs="Times New Roman" w:eastAsia="Times New Roman" w:hAnsi="Times New Roman"/>
-                <w:b w:val="1"/>
-                <w:i w:val="0"/>
-                <w:smallCaps w:val="0"/>
-                <w:strike w:val="0"/>
-                <w:color w:val="000000"/>
-                <w:sz w:val="28"/>
-                <w:szCs w:val="28"/>
-                <w:u w:val="none"/>
-                <w:shd w:fill="auto" w:val="clear"/>
-                <w:vertAlign w:val="baseline"/>
-                <w:rtl w:val="0"/>
-              </w:rPr>
-              <w:t xml:space="preserve">KPR College of Arts Science and</w:t>
-            </w:r>
-          </w:p>
-          <w:p>
-            <w:pPr>
-              <w:keepNext w:val="0"/>
-              <w:keepLines w:val="0"/>
-              <w:pageBreakBefore w:val="0"/>
-              <w:widowControl w:val="0"/>
-              <w:pBdr>
-                <w:top w:space="0" w:sz="0" w:val="nil"/>
-                <w:left w:space="0" w:sz="0" w:val="nil"/>
-                <w:bottom w:space="0" w:sz="0" w:val="nil"/>
-                <w:right w:space="0" w:sz="0" w:val="nil"/>
-                <w:between w:space="0" w:sz="0" w:val="nil"/>
-              </w:pBdr>
-              <w:shd w:fill="auto" w:val="clear"/>
-              <w:spacing w:after="0" w:before="0" w:line="301" w:lineRule="auto"/>
-              <w:ind w:left="112" w:right="0" w:firstLine="0"/>
-              <w:jc w:val="left"/>
-              <w:rPr>
-                <w:rFonts w:ascii="Times New Roman" w:cs="Times New Roman" w:eastAsia="Times New Roman" w:hAnsi="Times New Roman"/>
-                <w:b w:val="1"/>
-                <w:i w:val="0"/>
-                <w:smallCaps w:val="0"/>
-                <w:strike w:val="0"/>
-                <w:color w:val="000000"/>
-                <w:sz w:val="28"/>
-                <w:szCs w:val="28"/>
-                <w:u w:val="none"/>
-                <w:shd w:fill="auto" w:val="clear"/>
-                <w:vertAlign w:val="baseline"/>
-              </w:rPr>
-            </w:pPr>
-            <w:r>
-              <w:rPr>
-                <w:rFonts w:ascii="Times New Roman" w:cs="Times New Roman" w:eastAsia="Times New Roman" w:hAnsi="Times New Roman"/>
-                <w:b w:val="1"/>
-                <w:i w:val="0"/>
-                <w:smallCaps w:val="0"/>
-                <w:strike w:val="0"/>
-                <w:color w:val="000000"/>
-                <w:sz w:val="28"/>
-                <w:szCs w:val="28"/>
-                <w:u w:val="none"/>
-                <w:shd w:fill="auto" w:val="clear"/>
-                <w:vertAlign w:val="baseline"/>
-                <w:rtl w:val="0"/>
-              </w:rPr>
-              <w:t xml:space="preserve">Research</w:t>
-            </w:r>
-          </w:p>
-        </w:tc>
-        <w:tc>
-          <w:tcPr/>
-          <w:p>
-            <w:pPr>
-              <w:keepNext w:val="0"/>
-              <w:keepLines w:val="0"/>
-              <w:pageBreakBefore w:val="0"/>
-              <w:widowControl w:val="0"/>
-              <w:pBdr>
-                <w:top w:space="0" w:sz="0" w:val="nil"/>
-                <w:left w:space="0" w:sz="0" w:val="nil"/>
-                <w:bottom w:space="0" w:sz="0" w:val="nil"/>
-                <w:right w:space="0" w:sz="0" w:val="nil"/>
-                <w:between w:space="0" w:sz="0" w:val="nil"/>
-              </w:pBdr>
-              <w:shd w:fill="auto" w:val="clear"/>
-              <w:spacing w:after="0" w:before="100" w:line="240" w:lineRule="auto"/>
-              <w:ind w:left="113" w:right="0" w:firstLine="0"/>
-              <w:jc w:val="left"/>
-              <w:rPr>
-                <w:rFonts w:ascii="Times New Roman" w:cs="Times New Roman" w:eastAsia="Times New Roman" w:hAnsi="Times New Roman"/>
-                <w:b w:val="1"/>
-                <w:i w:val="0"/>
-                <w:smallCaps w:val="0"/>
-                <w:strike w:val="0"/>
-                <w:color w:val="000000"/>
-                <w:sz w:val="28"/>
-                <w:szCs w:val="28"/>
-                <w:u w:val="none"/>
-                <w:shd w:fill="auto" w:val="clear"/>
-                <w:vertAlign w:val="baseline"/>
-              </w:rPr>
-            </w:pPr>
-            <w:hyperlink r:id="rId8">
-              <w:r>
-                <w:rPr>
-                  <w:rFonts w:ascii="Times New Roman" w:cs="Times New Roman" w:eastAsia="Times New Roman" w:hAnsi="Times New Roman"/>
-                  <w:b w:val="1"/>
-                  <w:i w:val="0"/>
-                  <w:smallCaps w:val="0"/>
-                  <w:strike w:val="0"/>
-                  <w:color w:val="0000ff"/>
-                  <w:sz w:val="28"/>
-                  <w:szCs w:val="28"/>
-                  <w:u w:val="single"/>
-                  <w:shd w:fill="auto" w:val="clear"/>
-                  <w:vertAlign w:val="baseline"/>
-                  <w:rtl w:val="0"/>
-                </w:rPr>
-                <w:t xml:space="preserve">23bda026@kprcas.ac.in</w:t>
-              </w:r>
-            </w:hyperlink>
-            <w:r>
-              <w:rPr>
-                <w:rtl w:val="0"/>
-              </w:rPr>
-            </w:r>
-          </w:p>
-        </w:tc>
-      </w:tr>
-      <w:tr>
-        <w:trPr>
-          <w:cantSplit w:val="0"/>
-          <w:trHeight w:val="1064" w:hRule="atLeast"/>
-          <w:tblHeader w:val="0"/>
-        </w:trPr>
-        <w:tc>
-          <w:tcPr/>
-          <w:p>
-            <w:pPr>
-              <w:keepNext w:val="0"/>
-              <w:keepLines w:val="0"/>
-              <w:pageBreakBefore w:val="0"/>
-              <w:widowControl w:val="0"/>
-              <w:pBdr>
-                <w:top w:space="0" w:sz="0" w:val="nil"/>
-                <w:left w:space="0" w:sz="0" w:val="nil"/>
-                <w:bottom w:space="0" w:sz="0" w:val="nil"/>
-                <w:right w:space="0" w:sz="0" w:val="nil"/>
-                <w:between w:space="0" w:sz="0" w:val="nil"/>
-              </w:pBdr>
-              <w:shd w:fill="auto" w:val="clear"/>
-              <w:spacing w:after="0" w:before="98" w:line="240" w:lineRule="auto"/>
-              <w:ind w:left="112" w:right="0" w:firstLine="0"/>
-              <w:jc w:val="left"/>
-              <w:rPr>
-                <w:rFonts w:ascii="Times New Roman" w:cs="Times New Roman" w:eastAsia="Times New Roman" w:hAnsi="Times New Roman"/>
-                <w:b w:val="1"/>
-                <w:i w:val="0"/>
-                <w:smallCaps w:val="0"/>
-                <w:strike w:val="0"/>
-                <w:color w:val="000000"/>
-                <w:sz w:val="28"/>
-                <w:szCs w:val="28"/>
-                <w:u w:val="none"/>
-                <w:shd w:fill="auto" w:val="clear"/>
-                <w:vertAlign w:val="baseline"/>
-              </w:rPr>
-            </w:pPr>
-            <w:r>
-              <w:rPr>
-                <w:rFonts w:ascii="Times New Roman" w:cs="Times New Roman" w:eastAsia="Times New Roman" w:hAnsi="Times New Roman"/>
-                <w:b w:val="1"/>
-                <w:i w:val="0"/>
-                <w:smallCaps w:val="0"/>
-                <w:strike w:val="0"/>
-                <w:color w:val="000000"/>
-                <w:sz w:val="28"/>
-                <w:szCs w:val="28"/>
-                <w:u w:val="none"/>
-                <w:shd w:fill="auto" w:val="clear"/>
-                <w:vertAlign w:val="baseline"/>
-                <w:rtl w:val="0"/>
-              </w:rPr>
-              <w:t xml:space="preserve">04</w:t>
-            </w:r>
-          </w:p>
-        </w:tc>
-        <w:tc>
-          <w:tcPr/>
-          <w:p>
-            <w:pPr>
-              <w:keepNext w:val="0"/>
-              <w:keepLines w:val="0"/>
-              <w:pageBreakBefore w:val="0"/>
-              <w:widowControl w:val="0"/>
-              <w:pBdr>
-                <w:top w:space="0" w:sz="0" w:val="nil"/>
-                <w:left w:space="0" w:sz="0" w:val="nil"/>
-                <w:bottom w:space="0" w:sz="0" w:val="nil"/>
-                <w:right w:space="0" w:sz="0" w:val="nil"/>
-                <w:between w:space="0" w:sz="0" w:val="nil"/>
-              </w:pBdr>
-              <w:shd w:fill="auto" w:val="clear"/>
-              <w:spacing w:after="0" w:before="98" w:line="240" w:lineRule="auto"/>
-              <w:ind w:left="114" w:right="0" w:firstLine="0"/>
-              <w:jc w:val="left"/>
-              <w:rPr>
-                <w:rFonts w:ascii="Times New Roman" w:cs="Times New Roman" w:eastAsia="Times New Roman" w:hAnsi="Times New Roman"/>
-                <w:b w:val="1"/>
-                <w:i w:val="0"/>
-                <w:smallCaps w:val="0"/>
-                <w:strike w:val="0"/>
-                <w:color w:val="000000"/>
-                <w:sz w:val="28"/>
-                <w:szCs w:val="28"/>
-                <w:u w:val="none"/>
-                <w:shd w:fill="auto" w:val="clear"/>
-                <w:vertAlign w:val="baseline"/>
-              </w:rPr>
-            </w:pPr>
-            <w:r>
-              <w:rPr>
-                <w:rFonts w:ascii="Times New Roman" w:cs="Times New Roman" w:eastAsia="Times New Roman" w:hAnsi="Times New Roman"/>
-                <w:b w:val="1"/>
-                <w:i w:val="0"/>
-                <w:smallCaps w:val="0"/>
-                <w:strike w:val="0"/>
-                <w:color w:val="000000"/>
-                <w:sz w:val="28"/>
-                <w:szCs w:val="28"/>
-                <w:u w:val="none"/>
-                <w:shd w:fill="auto" w:val="clear"/>
-                <w:vertAlign w:val="baseline"/>
-                <w:rtl w:val="0"/>
-              </w:rPr>
-              <w:t xml:space="preserve">KOWSALYA M</w:t>
-            </w:r>
-          </w:p>
-        </w:tc>
-        <w:tc>
-          <w:tcPr/>
-          <w:p>
-            <w:pPr>
-              <w:keepNext w:val="0"/>
-              <w:keepLines w:val="0"/>
-              <w:pageBreakBefore w:val="0"/>
-              <w:widowControl w:val="0"/>
-              <w:pBdr>
-                <w:top w:space="0" w:sz="0" w:val="nil"/>
-                <w:left w:space="0" w:sz="0" w:val="nil"/>
-                <w:bottom w:space="0" w:sz="0" w:val="nil"/>
-                <w:right w:space="0" w:sz="0" w:val="nil"/>
-                <w:between w:space="0" w:sz="0" w:val="nil"/>
-              </w:pBdr>
-              <w:shd w:fill="auto" w:val="clear"/>
-              <w:spacing w:after="0" w:before="79" w:line="322" w:lineRule="auto"/>
-              <w:ind w:left="112" w:right="0" w:firstLine="0"/>
-              <w:jc w:val="left"/>
-              <w:rPr>
-                <w:rFonts w:ascii="Times New Roman" w:cs="Times New Roman" w:eastAsia="Times New Roman" w:hAnsi="Times New Roman"/>
-                <w:b w:val="1"/>
-                <w:i w:val="0"/>
-                <w:smallCaps w:val="0"/>
-                <w:strike w:val="0"/>
-                <w:color w:val="000000"/>
-                <w:sz w:val="28"/>
-                <w:szCs w:val="28"/>
-                <w:u w:val="none"/>
-                <w:shd w:fill="auto" w:val="clear"/>
-                <w:vertAlign w:val="baseline"/>
-              </w:rPr>
-            </w:pPr>
-            <w:r>
-              <w:rPr>
-                <w:rFonts w:ascii="Times New Roman" w:cs="Times New Roman" w:eastAsia="Times New Roman" w:hAnsi="Times New Roman"/>
-                <w:b w:val="1"/>
-                <w:i w:val="0"/>
-                <w:smallCaps w:val="0"/>
-                <w:strike w:val="0"/>
-                <w:color w:val="000000"/>
-                <w:sz w:val="28"/>
-                <w:szCs w:val="28"/>
-                <w:u w:val="none"/>
-                <w:shd w:fill="auto" w:val="clear"/>
-                <w:vertAlign w:val="baseline"/>
-                <w:rtl w:val="0"/>
-              </w:rPr>
-              <w:t xml:space="preserve">KPR College of Arts Science and Research</w:t>
-            </w:r>
-          </w:p>
-        </w:tc>
-        <w:tc>
-          <w:tcPr/>
-          <w:p>
-            <w:pPr>
-              <w:keepNext w:val="0"/>
-              <w:keepLines w:val="0"/>
-              <w:pageBreakBefore w:val="0"/>
-              <w:widowControl w:val="0"/>
-              <w:pBdr>
-                <w:top w:space="0" w:sz="0" w:val="nil"/>
-                <w:left w:space="0" w:sz="0" w:val="nil"/>
-                <w:bottom w:space="0" w:sz="0" w:val="nil"/>
-                <w:right w:space="0" w:sz="0" w:val="nil"/>
-                <w:between w:space="0" w:sz="0" w:val="nil"/>
-              </w:pBdr>
-              <w:shd w:fill="auto" w:val="clear"/>
-              <w:spacing w:after="0" w:before="98" w:line="240" w:lineRule="auto"/>
-              <w:ind w:left="113" w:right="0" w:firstLine="0"/>
-              <w:jc w:val="left"/>
-              <w:rPr>
-                <w:rFonts w:ascii="Times New Roman" w:cs="Times New Roman" w:eastAsia="Times New Roman" w:hAnsi="Times New Roman"/>
-                <w:b w:val="1"/>
-                <w:i w:val="0"/>
-                <w:smallCaps w:val="0"/>
-                <w:strike w:val="0"/>
-                <w:color w:val="000000"/>
-                <w:sz w:val="28"/>
-                <w:szCs w:val="28"/>
-                <w:u w:val="none"/>
-                <w:shd w:fill="auto" w:val="clear"/>
-                <w:vertAlign w:val="baseline"/>
-              </w:rPr>
-            </w:pPr>
-            <w:hyperlink r:id="rId9">
-              <w:r>
-                <w:rPr>
-                  <w:rFonts w:ascii="Times New Roman" w:cs="Times New Roman" w:eastAsia="Times New Roman" w:hAnsi="Times New Roman"/>
-                  <w:b w:val="1"/>
-                  <w:i w:val="0"/>
-                  <w:smallCaps w:val="0"/>
-                  <w:strike w:val="0"/>
-                  <w:color w:val="0000ff"/>
-                  <w:sz w:val="28"/>
-                  <w:szCs w:val="28"/>
-                  <w:u w:val="single"/>
-                  <w:shd w:fill="auto" w:val="clear"/>
-                  <w:vertAlign w:val="baseline"/>
-                  <w:rtl w:val="0"/>
-                </w:rPr>
-                <w:t xml:space="preserve">23bda028@kprcas.ac.in</w:t>
-              </w:r>
-            </w:hyperlink>
-            <w:r>
-              <w:rPr>
-                <w:rtl w:val="0"/>
-              </w:rPr>
-            </w:r>
-          </w:p>
-        </w:tc>
-      </w:tr>
-      <w:tr>
-        <w:trPr>
-          <w:cantSplit w:val="0"/>
-          <w:trHeight w:val="1064" w:hRule="atLeast"/>
-          <w:tblHeader w:val="0"/>
-        </w:trPr>
-        <w:tc>
-          <w:tcPr/>
-          <w:p>
-            <w:pPr>
-              <w:keepNext w:val="0"/>
-              <w:keepLines w:val="0"/>
-              <w:pageBreakBefore w:val="0"/>
-              <w:widowControl w:val="0"/>
-              <w:pBdr>
-                <w:top w:space="0" w:sz="0" w:val="nil"/>
-                <w:left w:space="0" w:sz="0" w:val="nil"/>
-                <w:bottom w:space="0" w:sz="0" w:val="nil"/>
-                <w:right w:space="0" w:sz="0" w:val="nil"/>
-                <w:between w:space="0" w:sz="0" w:val="nil"/>
-              </w:pBdr>
-              <w:shd w:fill="auto" w:val="clear"/>
-              <w:spacing w:after="0" w:before="98" w:line="240" w:lineRule="auto"/>
-              <w:ind w:left="112" w:right="0" w:firstLine="0"/>
-              <w:jc w:val="left"/>
-              <w:rPr>
-                <w:rFonts w:ascii="Times New Roman" w:cs="Times New Roman" w:eastAsia="Times New Roman" w:hAnsi="Times New Roman"/>
-                <w:b w:val="1"/>
-                <w:i w:val="0"/>
-                <w:smallCaps w:val="0"/>
-                <w:strike w:val="0"/>
-                <w:color w:val="000000"/>
-                <w:sz w:val="28"/>
-                <w:szCs w:val="28"/>
-                <w:u w:val="none"/>
-                <w:shd w:fill="auto" w:val="clear"/>
-                <w:vertAlign w:val="baseline"/>
-              </w:rPr>
-            </w:pPr>
-            <w:r>
-              <w:rPr>
-                <w:rFonts w:ascii="Times New Roman" w:cs="Times New Roman" w:eastAsia="Times New Roman" w:hAnsi="Times New Roman"/>
-                <w:b w:val="1"/>
-                <w:i w:val="0"/>
-                <w:smallCaps w:val="0"/>
-                <w:strike w:val="0"/>
-                <w:color w:val="000000"/>
-                <w:sz w:val="28"/>
-                <w:szCs w:val="28"/>
-                <w:u w:val="none"/>
-                <w:shd w:fill="auto" w:val="clear"/>
-                <w:vertAlign w:val="baseline"/>
-                <w:rtl w:val="0"/>
-              </w:rPr>
-              <w:t xml:space="preserve">05</w:t>
-            </w:r>
-          </w:p>
-        </w:tc>
-        <w:tc>
-          <w:tcPr/>
-          <w:p>
-            <w:pPr>
-              <w:keepNext w:val="0"/>
-              <w:keepLines w:val="0"/>
-              <w:pageBreakBefore w:val="0"/>
-              <w:widowControl w:val="0"/>
-              <w:pBdr>
-                <w:top w:space="0" w:sz="0" w:val="nil"/>
-                <w:left w:space="0" w:sz="0" w:val="nil"/>
-                <w:bottom w:space="0" w:sz="0" w:val="nil"/>
-                <w:right w:space="0" w:sz="0" w:val="nil"/>
-                <w:between w:space="0" w:sz="0" w:val="nil"/>
-              </w:pBdr>
-              <w:shd w:fill="auto" w:val="clear"/>
-              <w:spacing w:after="0" w:before="98" w:line="240" w:lineRule="auto"/>
-              <w:ind w:left="114" w:right="0" w:firstLine="0"/>
-              <w:jc w:val="left"/>
-              <w:rPr>
-                <w:rFonts w:ascii="Times New Roman" w:cs="Times New Roman" w:eastAsia="Times New Roman" w:hAnsi="Times New Roman"/>
-                <w:b w:val="1"/>
-                <w:i w:val="0"/>
-                <w:smallCaps w:val="0"/>
-                <w:strike w:val="0"/>
-                <w:color w:val="000000"/>
-                <w:sz w:val="28"/>
-                <w:szCs w:val="28"/>
-                <w:u w:val="none"/>
-                <w:shd w:fill="auto" w:val="clear"/>
-                <w:vertAlign w:val="baseline"/>
-              </w:rPr>
-            </w:pPr>
-            <w:r>
-              <w:rPr>
-                <w:rFonts w:ascii="Times New Roman" w:cs="Times New Roman" w:eastAsia="Times New Roman" w:hAnsi="Times New Roman"/>
-                <w:b w:val="1"/>
-                <w:i w:val="0"/>
-                <w:smallCaps w:val="0"/>
-                <w:strike w:val="0"/>
-                <w:color w:val="000000"/>
-                <w:sz w:val="28"/>
-                <w:szCs w:val="28"/>
-                <w:u w:val="none"/>
-                <w:shd w:fill="auto" w:val="clear"/>
-                <w:vertAlign w:val="baseline"/>
-                <w:rtl w:val="0"/>
-              </w:rPr>
-              <w:t xml:space="preserve">KUMARAN T S</w:t>
-            </w:r>
-          </w:p>
-        </w:tc>
-        <w:tc>
-          <w:tcPr/>
-          <w:p>
-            <w:pPr>
-              <w:keepNext w:val="0"/>
-              <w:keepLines w:val="0"/>
-              <w:pageBreakBefore w:val="0"/>
-              <w:widowControl w:val="0"/>
-              <w:pBdr>
-                <w:top w:space="0" w:sz="0" w:val="nil"/>
-                <w:left w:space="0" w:sz="0" w:val="nil"/>
-                <w:bottom w:space="0" w:sz="0" w:val="nil"/>
-                <w:right w:space="0" w:sz="0" w:val="nil"/>
-                <w:between w:space="0" w:sz="0" w:val="nil"/>
-              </w:pBdr>
-              <w:shd w:fill="auto" w:val="clear"/>
-              <w:spacing w:after="0" w:before="78" w:line="322" w:lineRule="auto"/>
-              <w:ind w:left="112" w:right="0" w:firstLine="0"/>
-              <w:jc w:val="left"/>
-              <w:rPr>
-                <w:rFonts w:ascii="Times New Roman" w:cs="Times New Roman" w:eastAsia="Times New Roman" w:hAnsi="Times New Roman"/>
-                <w:b w:val="1"/>
-                <w:i w:val="0"/>
-                <w:smallCaps w:val="0"/>
-                <w:strike w:val="0"/>
-                <w:color w:val="000000"/>
-                <w:sz w:val="28"/>
-                <w:szCs w:val="28"/>
-                <w:u w:val="none"/>
-                <w:shd w:fill="auto" w:val="clear"/>
-                <w:vertAlign w:val="baseline"/>
-              </w:rPr>
-            </w:pPr>
-            <w:r>
-              <w:rPr>
-                <w:rFonts w:ascii="Times New Roman" w:cs="Times New Roman" w:eastAsia="Times New Roman" w:hAnsi="Times New Roman"/>
-                <w:b w:val="1"/>
-                <w:i w:val="0"/>
-                <w:smallCaps w:val="0"/>
-                <w:strike w:val="0"/>
-                <w:color w:val="000000"/>
-                <w:sz w:val="28"/>
-                <w:szCs w:val="28"/>
-                <w:u w:val="none"/>
-                <w:shd w:fill="auto" w:val="clear"/>
-                <w:vertAlign w:val="baseline"/>
-                <w:rtl w:val="0"/>
-              </w:rPr>
-              <w:t xml:space="preserve">KPR College of Arts Science and Research</w:t>
-            </w:r>
-          </w:p>
-        </w:tc>
-        <w:tc>
-          <w:tcPr/>
-          <w:p>
-            <w:pPr>
-              <w:keepNext w:val="0"/>
-              <w:keepLines w:val="0"/>
-              <w:pageBreakBefore w:val="0"/>
-              <w:widowControl w:val="0"/>
-              <w:pBdr>
-                <w:top w:space="0" w:sz="0" w:val="nil"/>
-                <w:left w:space="0" w:sz="0" w:val="nil"/>
-                <w:bottom w:space="0" w:sz="0" w:val="nil"/>
-                <w:right w:space="0" w:sz="0" w:val="nil"/>
-                <w:between w:space="0" w:sz="0" w:val="nil"/>
-              </w:pBdr>
-              <w:shd w:fill="auto" w:val="clear"/>
-              <w:spacing w:after="0" w:before="98" w:line="240" w:lineRule="auto"/>
-              <w:ind w:left="77" w:right="0" w:firstLine="0"/>
-              <w:jc w:val="left"/>
-              <w:rPr>
-                <w:rFonts w:ascii="Times New Roman" w:cs="Times New Roman" w:eastAsia="Times New Roman" w:hAnsi="Times New Roman"/>
-                <w:b w:val="1"/>
-                <w:i w:val="0"/>
-                <w:smallCaps w:val="0"/>
-                <w:strike w:val="0"/>
-                <w:color w:val="000000"/>
-                <w:sz w:val="28"/>
-                <w:szCs w:val="28"/>
-                <w:u w:val="none"/>
-                <w:shd w:fill="auto" w:val="clear"/>
-                <w:vertAlign w:val="baseline"/>
-              </w:rPr>
-            </w:pPr>
-            <w:hyperlink r:id="rId10">
-              <w:r>
-                <w:rPr>
-                  <w:rFonts w:ascii="Times New Roman" w:cs="Times New Roman" w:eastAsia="Times New Roman" w:hAnsi="Times New Roman"/>
-                  <w:b w:val="1"/>
-                  <w:i w:val="0"/>
-                  <w:smallCaps w:val="0"/>
-                  <w:strike w:val="0"/>
-                  <w:color w:val="0000ff"/>
-                  <w:sz w:val="28"/>
-                  <w:szCs w:val="28"/>
-                  <w:u w:val="single"/>
-                  <w:shd w:fill="auto" w:val="clear"/>
-                  <w:vertAlign w:val="baseline"/>
-                  <w:rtl w:val="0"/>
-                </w:rPr>
-                <w:t xml:space="preserve">23bda029@kprcas.ac.in</w:t>
-              </w:r>
-            </w:hyperlink>
-            <w:r>
-              <w:rPr>
-                <w:rtl w:val="0"/>
-              </w:rPr>
-            </w:r>
-          </w:p>
-        </w:tc>
-      </w:tr>
-    </w:tbl>
+      </w:r>
+    </w:p>
     <w:p>
       <w:pPr>
         <w:keepNext w:val="0"/>
@@ -6074,7 +4588,7 @@
     </w:p>
     <w:tbl>
       <w:tblPr>
-        <w:tblStyle w:val="Table2"/>
+        <w:tblStyle w:val="Table1"/>
         <w:tblW w:w="9319.0" w:type="dxa"/>
         <w:jc w:val="left"/>
         <w:tblInd w:w="615.0" w:type="dxa"/>
@@ -6115,7 +4629,6 @@
             <w:pPr>
               <w:keepNext w:val="0"/>
               <w:keepLines w:val="0"/>
-              <w:pageBreakBefore w:val="0"/>
               <w:widowControl w:val="0"/>
               <w:pBdr>
                 <w:top w:space="0" w:sz="0" w:val="nil"/>
@@ -6167,7 +4680,6 @@
             <w:pPr>
               <w:keepNext w:val="0"/>
               <w:keepLines w:val="0"/>
-              <w:pageBreakBefore w:val="0"/>
               <w:widowControl w:val="0"/>
               <w:pBdr>
                 <w:top w:space="0" w:sz="0" w:val="nil"/>
@@ -6219,7 +4731,6 @@
             <w:pPr>
               <w:keepNext w:val="0"/>
               <w:keepLines w:val="0"/>
-              <w:pageBreakBefore w:val="0"/>
               <w:widowControl w:val="0"/>
               <w:pBdr>
                 <w:top w:space="0" w:sz="0" w:val="nil"/>
@@ -6271,7 +4782,6 @@
             <w:pPr>
               <w:keepNext w:val="0"/>
               <w:keepLines w:val="0"/>
-              <w:pageBreakBefore w:val="0"/>
               <w:widowControl w:val="0"/>
               <w:pBdr>
                 <w:top w:space="0" w:sz="0" w:val="nil"/>
@@ -6320,7 +4830,6 @@
             <w:pPr>
               <w:keepNext w:val="0"/>
               <w:keepLines w:val="0"/>
-              <w:pageBreakBefore w:val="0"/>
               <w:widowControl w:val="0"/>
               <w:pBdr>
                 <w:top w:space="0" w:sz="0" w:val="nil"/>
@@ -6379,7 +4888,6 @@
             <w:pPr>
               <w:keepNext w:val="0"/>
               <w:keepLines w:val="0"/>
-              <w:pageBreakBefore w:val="0"/>
               <w:widowControl w:val="0"/>
               <w:pBdr>
                 <w:top w:space="0" w:sz="0" w:val="nil"/>
@@ -6431,7 +4939,6 @@
             <w:pPr>
               <w:keepNext w:val="0"/>
               <w:keepLines w:val="0"/>
-              <w:pageBreakBefore w:val="0"/>
               <w:widowControl w:val="0"/>
               <w:pBdr>
                 <w:top w:space="0" w:sz="0" w:val="nil"/>
@@ -6483,7 +4990,6 @@
             <w:pPr>
               <w:keepNext w:val="0"/>
               <w:keepLines w:val="0"/>
-              <w:pageBreakBefore w:val="0"/>
               <w:widowControl w:val="0"/>
               <w:pBdr>
                 <w:top w:space="0" w:sz="0" w:val="nil"/>
@@ -6535,7 +5041,6 @@
             <w:pPr>
               <w:keepNext w:val="0"/>
               <w:keepLines w:val="0"/>
-              <w:pageBreakBefore w:val="0"/>
               <w:widowControl w:val="0"/>
               <w:pBdr>
                 <w:top w:space="0" w:sz="0" w:val="nil"/>
@@ -6594,7 +5099,6 @@
             <w:pPr>
               <w:keepNext w:val="0"/>
               <w:keepLines w:val="0"/>
-              <w:pageBreakBefore w:val="0"/>
               <w:widowControl w:val="0"/>
               <w:pBdr>
                 <w:top w:space="0" w:sz="0" w:val="nil"/>
@@ -6646,7 +5150,6 @@
             <w:pPr>
               <w:keepNext w:val="0"/>
               <w:keepLines w:val="0"/>
-              <w:pageBreakBefore w:val="0"/>
               <w:widowControl w:val="0"/>
               <w:pBdr>
                 <w:top w:space="0" w:sz="0" w:val="nil"/>
@@ -6698,7 +5201,6 @@
             <w:pPr>
               <w:keepNext w:val="0"/>
               <w:keepLines w:val="0"/>
-              <w:pageBreakBefore w:val="0"/>
               <w:widowControl w:val="0"/>
               <w:pBdr>
                 <w:top w:space="0" w:sz="0" w:val="nil"/>
@@ -6750,7 +5252,6 @@
             <w:pPr>
               <w:keepNext w:val="0"/>
               <w:keepLines w:val="0"/>
-              <w:pageBreakBefore w:val="0"/>
               <w:widowControl w:val="0"/>
               <w:pBdr>
                 <w:top w:space="0" w:sz="0" w:val="nil"/>
@@ -6809,7 +5310,6 @@
             <w:pPr>
               <w:keepNext w:val="0"/>
               <w:keepLines w:val="0"/>
-              <w:pageBreakBefore w:val="0"/>
               <w:widowControl w:val="0"/>
               <w:pBdr>
                 <w:top w:space="0" w:sz="0" w:val="nil"/>
@@ -6861,7 +5361,6 @@
             <w:pPr>
               <w:keepNext w:val="0"/>
               <w:keepLines w:val="0"/>
-              <w:pageBreakBefore w:val="0"/>
               <w:widowControl w:val="0"/>
               <w:pBdr>
                 <w:top w:space="0" w:sz="0" w:val="nil"/>
@@ -6913,7 +5412,6 @@
             <w:pPr>
               <w:keepNext w:val="0"/>
               <w:keepLines w:val="0"/>
-              <w:pageBreakBefore w:val="0"/>
               <w:widowControl w:val="0"/>
               <w:pBdr>
                 <w:top w:space="0" w:sz="0" w:val="nil"/>
@@ -6965,7 +5463,6 @@
             <w:pPr>
               <w:keepNext w:val="0"/>
               <w:keepLines w:val="0"/>
-              <w:pageBreakBefore w:val="0"/>
               <w:widowControl w:val="0"/>
               <w:pBdr>
                 <w:top w:space="0" w:sz="0" w:val="nil"/>
@@ -7024,7 +5521,6 @@
             <w:pPr>
               <w:keepNext w:val="0"/>
               <w:keepLines w:val="0"/>
-              <w:pageBreakBefore w:val="0"/>
               <w:widowControl w:val="0"/>
               <w:pBdr>
                 <w:top w:space="0" w:sz="0" w:val="nil"/>
@@ -7076,7 +5572,6 @@
             <w:pPr>
               <w:keepNext w:val="0"/>
               <w:keepLines w:val="0"/>
-              <w:pageBreakBefore w:val="0"/>
               <w:widowControl w:val="0"/>
               <w:pBdr>
                 <w:top w:space="0" w:sz="0" w:val="nil"/>
@@ -7128,7 +5623,6 @@
             <w:pPr>
               <w:keepNext w:val="0"/>
               <w:keepLines w:val="0"/>
-              <w:pageBreakBefore w:val="0"/>
               <w:widowControl w:val="0"/>
               <w:pBdr>
                 <w:top w:space="0" w:sz="0" w:val="nil"/>
@@ -7180,7 +5674,6 @@
             <w:pPr>
               <w:keepNext w:val="0"/>
               <w:keepLines w:val="0"/>
-              <w:pageBreakBefore w:val="0"/>
               <w:widowControl w:val="0"/>
               <w:pBdr>
                 <w:top w:space="0" w:sz="0" w:val="nil"/>
@@ -7239,7 +5732,6 @@
             <w:pPr>
               <w:keepNext w:val="0"/>
               <w:keepLines w:val="0"/>
-              <w:pageBreakBefore w:val="0"/>
               <w:widowControl w:val="0"/>
               <w:pBdr>
                 <w:top w:space="0" w:sz="0" w:val="nil"/>
@@ -7291,7 +5783,6 @@
             <w:pPr>
               <w:keepNext w:val="0"/>
               <w:keepLines w:val="0"/>
-              <w:pageBreakBefore w:val="0"/>
               <w:widowControl w:val="0"/>
               <w:pBdr>
                 <w:top w:space="0" w:sz="0" w:val="nil"/>
@@ -7343,7 +5834,6 @@
             <w:pPr>
               <w:keepNext w:val="0"/>
               <w:keepLines w:val="0"/>
-              <w:pageBreakBefore w:val="0"/>
               <w:widowControl w:val="0"/>
               <w:pBdr>
                 <w:top w:space="0" w:sz="0" w:val="nil"/>
@@ -7395,7 +5885,6 @@
             <w:pPr>
               <w:keepNext w:val="0"/>
               <w:keepLines w:val="0"/>
-              <w:pageBreakBefore w:val="0"/>
               <w:widowControl w:val="0"/>
               <w:pBdr>
                 <w:top w:space="0" w:sz="0" w:val="nil"/>
@@ -7454,7 +5943,6 @@
             <w:pPr>
               <w:keepNext w:val="0"/>
               <w:keepLines w:val="0"/>
-              <w:pageBreakBefore w:val="0"/>
               <w:widowControl w:val="0"/>
               <w:pBdr>
                 <w:top w:space="0" w:sz="0" w:val="nil"/>
@@ -7506,7 +5994,6 @@
             <w:pPr>
               <w:keepNext w:val="0"/>
               <w:keepLines w:val="0"/>
-              <w:pageBreakBefore w:val="0"/>
               <w:widowControl w:val="0"/>
               <w:pBdr>
                 <w:top w:space="0" w:sz="0" w:val="nil"/>
@@ -7558,7 +6045,6 @@
             <w:pPr>
               <w:keepNext w:val="0"/>
               <w:keepLines w:val="0"/>
-              <w:pageBreakBefore w:val="0"/>
               <w:widowControl w:val="0"/>
               <w:pBdr>
                 <w:top w:space="0" w:sz="0" w:val="nil"/>
@@ -7610,7 +6096,6 @@
             <w:pPr>
               <w:keepNext w:val="0"/>
               <w:keepLines w:val="0"/>
-              <w:pageBreakBefore w:val="0"/>
               <w:widowControl w:val="0"/>
               <w:pBdr>
                 <w:top w:space="0" w:sz="0" w:val="nil"/>
@@ -7669,7 +6154,6 @@
             <w:pPr>
               <w:keepNext w:val="0"/>
               <w:keepLines w:val="0"/>
-              <w:pageBreakBefore w:val="0"/>
               <w:widowControl w:val="0"/>
               <w:pBdr>
                 <w:top w:space="0" w:sz="0" w:val="nil"/>
@@ -7721,7 +6205,6 @@
             <w:pPr>
               <w:keepNext w:val="0"/>
               <w:keepLines w:val="0"/>
-              <w:pageBreakBefore w:val="0"/>
               <w:widowControl w:val="0"/>
               <w:pBdr>
                 <w:top w:space="0" w:sz="0" w:val="nil"/>
@@ -7773,7 +6256,6 @@
             <w:pPr>
               <w:keepNext w:val="0"/>
               <w:keepLines w:val="0"/>
-              <w:pageBreakBefore w:val="0"/>
               <w:widowControl w:val="0"/>
               <w:pBdr>
                 <w:top w:space="0" w:sz="0" w:val="nil"/>
@@ -7825,7 +6307,6 @@
             <w:pPr>
               <w:keepNext w:val="0"/>
               <w:keepLines w:val="0"/>
-              <w:pageBreakBefore w:val="0"/>
               <w:widowControl w:val="0"/>
               <w:pBdr>
                 <w:top w:space="0" w:sz="0" w:val="nil"/>
@@ -7884,7 +6365,6 @@
             <w:pPr>
               <w:keepNext w:val="0"/>
               <w:keepLines w:val="0"/>
-              <w:pageBreakBefore w:val="0"/>
               <w:widowControl w:val="0"/>
               <w:pBdr>
                 <w:top w:space="0" w:sz="0" w:val="nil"/>
@@ -7936,7 +6416,6 @@
             <w:pPr>
               <w:keepNext w:val="0"/>
               <w:keepLines w:val="0"/>
-              <w:pageBreakBefore w:val="0"/>
               <w:widowControl w:val="0"/>
               <w:pBdr>
                 <w:top w:space="0" w:sz="0" w:val="nil"/>
@@ -7996,7 +6475,6 @@
             <w:pPr>
               <w:keepNext w:val="0"/>
               <w:keepLines w:val="0"/>
-              <w:pageBreakBefore w:val="0"/>
               <w:widowControl w:val="0"/>
               <w:pBdr>
                 <w:top w:space="0" w:sz="0" w:val="nil"/>
@@ -8048,7 +6526,6 @@
             <w:pPr>
               <w:keepNext w:val="0"/>
               <w:keepLines w:val="0"/>
-              <w:pageBreakBefore w:val="0"/>
               <w:widowControl w:val="0"/>
               <w:pBdr>
                 <w:top w:space="0" w:sz="0" w:val="nil"/>
@@ -8107,7 +6584,6 @@
             <w:pPr>
               <w:keepNext w:val="0"/>
               <w:keepLines w:val="0"/>
-              <w:pageBreakBefore w:val="0"/>
               <w:widowControl w:val="0"/>
               <w:pBdr>
                 <w:top w:space="0" w:sz="0" w:val="nil"/>
@@ -8159,7 +6635,6 @@
             <w:pPr>
               <w:keepNext w:val="0"/>
               <w:keepLines w:val="0"/>
-              <w:pageBreakBefore w:val="0"/>
               <w:widowControl w:val="0"/>
               <w:pBdr>
                 <w:top w:space="0" w:sz="0" w:val="nil"/>
@@ -8219,7 +6694,6 @@
             <w:pPr>
               <w:keepNext w:val="0"/>
               <w:keepLines w:val="0"/>
-              <w:pageBreakBefore w:val="0"/>
               <w:widowControl w:val="0"/>
               <w:pBdr>
                 <w:top w:space="0" w:sz="0" w:val="nil"/>
@@ -8271,7 +6745,6 @@
             <w:pPr>
               <w:keepNext w:val="0"/>
               <w:keepLines w:val="0"/>
-              <w:pageBreakBefore w:val="0"/>
               <w:widowControl w:val="0"/>
               <w:pBdr>
                 <w:top w:space="0" w:sz="0" w:val="nil"/>
@@ -8330,7 +6803,6 @@
             <w:pPr>
               <w:keepNext w:val="0"/>
               <w:keepLines w:val="0"/>
-              <w:pageBreakBefore w:val="0"/>
               <w:widowControl w:val="0"/>
               <w:pBdr>
                 <w:top w:space="0" w:sz="0" w:val="nil"/>
@@ -8382,7 +6854,6 @@
             <w:pPr>
               <w:keepNext w:val="0"/>
               <w:keepLines w:val="0"/>
-              <w:pageBreakBefore w:val="0"/>
               <w:widowControl w:val="0"/>
               <w:pBdr>
                 <w:top w:space="0" w:sz="0" w:val="nil"/>
@@ -8439,7 +6910,6 @@
             <w:pPr>
               <w:keepNext w:val="0"/>
               <w:keepLines w:val="0"/>
-              <w:pageBreakBefore w:val="0"/>
               <w:widowControl w:val="0"/>
               <w:pBdr>
                 <w:top w:space="0" w:sz="0" w:val="nil"/>
@@ -8491,7 +6961,6 @@
             <w:pPr>
               <w:keepNext w:val="0"/>
               <w:keepLines w:val="0"/>
-              <w:pageBreakBefore w:val="0"/>
               <w:widowControl w:val="0"/>
               <w:pBdr>
                 <w:top w:space="0" w:sz="0" w:val="nil"/>
@@ -8932,7 +7401,7 @@
         <w:widowControl w:val="0"/>
         <w:numPr>
           <w:ilvl w:val="0"/>
-          <w:numId w:val="5"/>
+          <w:numId w:val="2"/>
         </w:numPr>
         <w:pBdr>
           <w:top w:space="0" w:sz="0" w:val="nil"/>
@@ -8978,6 +7447,11 @@
         </w:rPr>
         <w:t xml:space="preserve">Unauthorized users may gain access to confidential or sensitive information</w:t>
       </w:r>
+      <w:r>
+        <w:rPr>
+          <w:rtl w:val="0"/>
+        </w:rPr>
+      </w:r>
     </w:p>
     <w:p>
       <w:pPr>
@@ -8987,7 +7461,7 @@
         <w:widowControl w:val="0"/>
         <w:numPr>
           <w:ilvl w:val="0"/>
-          <w:numId w:val="5"/>
+          <w:numId w:val="2"/>
         </w:numPr>
         <w:pBdr>
           <w:top w:space="0" w:sz="0" w:val="nil"/>
@@ -9033,6 +7507,11 @@
         </w:rPr>
         <w:t xml:space="preserve">Attackers could modify, delete, or manipulate critical organizational data</w:t>
       </w:r>
+      <w:r>
+        <w:rPr>
+          <w:rtl w:val="0"/>
+        </w:rPr>
+      </w:r>
     </w:p>
     <w:p>
       <w:pPr>
@@ -9042,7 +7521,7 @@
         <w:widowControl w:val="0"/>
         <w:numPr>
           <w:ilvl w:val="0"/>
-          <w:numId w:val="5"/>
+          <w:numId w:val="2"/>
         </w:numPr>
         <w:pBdr>
           <w:top w:space="0" w:sz="0" w:val="nil"/>
@@ -9088,6 +7567,11 @@
         </w:rPr>
         <w:t xml:space="preserve">Exposure of internal systems could lead to further security breaches</w:t>
       </w:r>
+      <w:r>
+        <w:rPr>
+          <w:rtl w:val="0"/>
+        </w:rPr>
+      </w:r>
     </w:p>
     <w:p>
       <w:pPr>
@@ -9097,7 +7581,7 @@
         <w:widowControl w:val="0"/>
         <w:numPr>
           <w:ilvl w:val="0"/>
-          <w:numId w:val="5"/>
+          <w:numId w:val="2"/>
         </w:numPr>
         <w:pBdr>
           <w:top w:space="0" w:sz="0" w:val="nil"/>
@@ -9143,6 +7627,11 @@
         </w:rPr>
         <w:t xml:space="preserve">Violation of regulatory compliance requirements such as GDPR, PCI-DSS, or HIPAA</w:t>
       </w:r>
+      <w:r>
+        <w:rPr>
+          <w:rtl w:val="0"/>
+        </w:rPr>
+      </w:r>
     </w:p>
     <w:p>
       <w:pPr>
@@ -9152,7 +7641,7 @@
         <w:widowControl w:val="0"/>
         <w:numPr>
           <w:ilvl w:val="0"/>
-          <w:numId w:val="5"/>
+          <w:numId w:val="2"/>
         </w:numPr>
         <w:pBdr>
           <w:top w:space="0" w:sz="0" w:val="nil"/>
@@ -9212,7 +7701,7 @@
         <w:widowControl w:val="0"/>
         <w:numPr>
           <w:ilvl w:val="0"/>
-          <w:numId w:val="5"/>
+          <w:numId w:val="2"/>
         </w:numPr>
         <w:pBdr>
           <w:top w:space="0" w:sz="0" w:val="nil"/>
@@ -9257,6 +7746,11 @@
           <w:rtl w:val="0"/>
         </w:rPr>
         <w:t xml:space="preserve">Potential financial losses due to data breaches, legal penalties, or service disruptions</w:t>
+      </w:r>
+      <w:r>
+        <w:rPr>
+          <w:rtl w:val="0"/>
+        </w:rPr>
       </w:r>
     </w:p>
     <w:p>
@@ -9313,16 +7807,16 @@
             <wp:extent cx="4731744" cy="2519172"/>
             <wp:effectExtent b="0" l="0" r="0" t="0"/>
             <wp:wrapTopAndBottom distB="0" distT="0"/>
-            <wp:docPr id="10" name="image10.png"/>
+            <wp:docPr id="9" name="image9.png"/>
             <a:graphic>
               <a:graphicData uri="http://schemas.openxmlformats.org/drawingml/2006/picture">
                 <pic:pic>
                   <pic:nvPicPr>
-                    <pic:cNvPr id="0" name="image10.png"/>
+                    <pic:cNvPr id="0" name="image9.png"/>
                     <pic:cNvPicPr preferRelativeResize="0"/>
                   </pic:nvPicPr>
                   <pic:blipFill>
-                    <a:blip r:embed="rId11"/>
+                    <a:blip r:embed="rId6"/>
                     <a:srcRect b="0" l="0" r="0" t="0"/>
                     <a:stretch>
                       <a:fillRect/>
@@ -9736,7 +8230,7 @@
         <w:widowControl w:val="0"/>
         <w:numPr>
           <w:ilvl w:val="0"/>
-          <w:numId w:val="5"/>
+          <w:numId w:val="2"/>
         </w:numPr>
         <w:pBdr>
           <w:top w:space="0" w:sz="0" w:val="nil"/>
@@ -9782,6 +8276,11 @@
         </w:rPr>
         <w:t xml:space="preserve">Attackers could gain privileged access to internal applications or infrastructure</w:t>
       </w:r>
+      <w:r>
+        <w:rPr>
+          <w:rtl w:val="0"/>
+        </w:rPr>
+      </w:r>
     </w:p>
     <w:p>
       <w:pPr>
@@ -9791,7 +8290,7 @@
         <w:widowControl w:val="0"/>
         <w:numPr>
           <w:ilvl w:val="0"/>
-          <w:numId w:val="5"/>
+          <w:numId w:val="2"/>
         </w:numPr>
         <w:pBdr>
           <w:top w:space="0" w:sz="0" w:val="nil"/>
@@ -9837,6 +8336,11 @@
         </w:rPr>
         <w:t xml:space="preserve">Sensitive data may be exposed or manipulated</w:t>
       </w:r>
+      <w:r>
+        <w:rPr>
+          <w:rtl w:val="0"/>
+        </w:rPr>
+      </w:r>
     </w:p>
     <w:p>
       <w:pPr>
@@ -9846,7 +8350,7 @@
         <w:widowControl w:val="0"/>
         <w:numPr>
           <w:ilvl w:val="0"/>
-          <w:numId w:val="5"/>
+          <w:numId w:val="2"/>
         </w:numPr>
         <w:pBdr>
           <w:top w:space="0" w:sz="0" w:val="nil"/>
@@ -9892,6 +8396,11 @@
         </w:rPr>
         <w:t xml:space="preserve">Increased risk of data breaches and system compromise</w:t>
       </w:r>
+      <w:r>
+        <w:rPr>
+          <w:rtl w:val="0"/>
+        </w:rPr>
+      </w:r>
     </w:p>
     <w:p>
       <w:pPr>
@@ -9901,7 +8410,7 @@
         <w:widowControl w:val="0"/>
         <w:numPr>
           <w:ilvl w:val="0"/>
-          <w:numId w:val="5"/>
+          <w:numId w:val="2"/>
         </w:numPr>
         <w:pBdr>
           <w:top w:space="0" w:sz="0" w:val="nil"/>
@@ -9947,6 +8456,11 @@
         </w:rPr>
         <w:t xml:space="preserve">Potential violation of security policies and regulatory compliance requirements</w:t>
       </w:r>
+      <w:r>
+        <w:rPr>
+          <w:rtl w:val="0"/>
+        </w:rPr>
+      </w:r>
     </w:p>
     <w:p>
       <w:pPr>
@@ -9956,7 +8470,7 @@
         <w:widowControl w:val="0"/>
         <w:numPr>
           <w:ilvl w:val="0"/>
-          <w:numId w:val="5"/>
+          <w:numId w:val="2"/>
         </w:numPr>
         <w:pBdr>
           <w:top w:space="0" w:sz="0" w:val="nil"/>
@@ -10001,6 +8515,11 @@
           <w:rtl w:val="0"/>
         </w:rPr>
         <w:t xml:space="preserve">Financial loss and reputational damage to the organization</w:t>
+      </w:r>
+      <w:r>
+        <w:rPr>
+          <w:rtl w:val="0"/>
+        </w:rPr>
       </w:r>
     </w:p>
     <w:p>
@@ -10052,16 +8571,16 @@
             <wp:extent cx="3695700" cy="1076325"/>
             <wp:effectExtent b="0" l="0" r="0" t="0"/>
             <wp:wrapTopAndBottom distB="0" distT="0"/>
-            <wp:docPr id="1" name="image1.png"/>
+            <wp:docPr id="11" name="image11.png"/>
             <a:graphic>
               <a:graphicData uri="http://schemas.openxmlformats.org/drawingml/2006/picture">
                 <pic:pic>
                   <pic:nvPicPr>
-                    <pic:cNvPr id="0" name="image1.png"/>
+                    <pic:cNvPr id="0" name="image11.png"/>
                     <pic:cNvPicPr preferRelativeResize="0"/>
                   </pic:nvPicPr>
                   <pic:blipFill>
-                    <a:blip r:embed="rId12"/>
+                    <a:blip r:embed="rId7"/>
                     <a:srcRect b="0" l="0" r="0" t="0"/>
                     <a:stretch>
                       <a:fillRect/>
@@ -10360,7 +8879,7 @@
         <w:widowControl w:val="0"/>
         <w:numPr>
           <w:ilvl w:val="0"/>
-          <w:numId w:val="5"/>
+          <w:numId w:val="2"/>
         </w:numPr>
         <w:pBdr>
           <w:top w:space="0" w:sz="0" w:val="nil"/>
@@ -10406,6 +8925,11 @@
         </w:rPr>
         <w:t xml:space="preserve">Security mechanisms may fail to function as intended</w:t>
       </w:r>
+      <w:r>
+        <w:rPr>
+          <w:rtl w:val="0"/>
+        </w:rPr>
+      </w:r>
     </w:p>
     <w:p>
       <w:pPr>
@@ -10415,7 +8939,7 @@
         <w:widowControl w:val="0"/>
         <w:numPr>
           <w:ilvl w:val="0"/>
-          <w:numId w:val="5"/>
+          <w:numId w:val="2"/>
         </w:numPr>
         <w:pBdr>
           <w:top w:space="0" w:sz="0" w:val="nil"/>
@@ -10461,6 +8985,11 @@
         </w:rPr>
         <w:t xml:space="preserve">Attackers may exploit outdated functions to bypass authentication or authorization controls</w:t>
       </w:r>
+      <w:r>
+        <w:rPr>
+          <w:rtl w:val="0"/>
+        </w:rPr>
+      </w:r>
     </w:p>
     <w:p>
       <w:pPr>
@@ -10470,7 +8999,7 @@
         <w:widowControl w:val="0"/>
         <w:numPr>
           <w:ilvl w:val="0"/>
-          <w:numId w:val="5"/>
+          <w:numId w:val="2"/>
         </w:numPr>
         <w:pBdr>
           <w:top w:space="0" w:sz="0" w:val="nil"/>
@@ -10516,6 +9045,11 @@
         </w:rPr>
         <w:t xml:space="preserve">Sensitive data and system resources may become exposed</w:t>
       </w:r>
+      <w:r>
+        <w:rPr>
+          <w:rtl w:val="0"/>
+        </w:rPr>
+      </w:r>
     </w:p>
     <w:p>
       <w:pPr>
@@ -10525,7 +9059,7 @@
         <w:widowControl w:val="0"/>
         <w:numPr>
           <w:ilvl w:val="0"/>
-          <w:numId w:val="5"/>
+          <w:numId w:val="2"/>
         </w:numPr>
         <w:pBdr>
           <w:top w:space="0" w:sz="0" w:val="nil"/>
@@ -10571,6 +9105,11 @@
         </w:rPr>
         <w:t xml:space="preserve">Increased vulnerability to known exploits and cyberattacks</w:t>
       </w:r>
+      <w:r>
+        <w:rPr>
+          <w:rtl w:val="0"/>
+        </w:rPr>
+      </w:r>
     </w:p>
     <w:p>
       <w:pPr>
@@ -10580,7 +9119,7 @@
         <w:widowControl w:val="0"/>
         <w:numPr>
           <w:ilvl w:val="0"/>
-          <w:numId w:val="5"/>
+          <w:numId w:val="2"/>
         </w:numPr>
         <w:pBdr>
           <w:top w:space="0" w:sz="0" w:val="nil"/>
@@ -10626,6 +9165,11 @@
         </w:rPr>
         <w:t xml:space="preserve">System reliability and performance may be affected</w:t>
       </w:r>
+      <w:r>
+        <w:rPr>
+          <w:rtl w:val="0"/>
+        </w:rPr>
+      </w:r>
     </w:p>
     <w:p>
       <w:pPr>
@@ -10635,7 +9179,7 @@
         <w:widowControl w:val="0"/>
         <w:numPr>
           <w:ilvl w:val="0"/>
-          <w:numId w:val="5"/>
+          <w:numId w:val="2"/>
         </w:numPr>
         <w:pBdr>
           <w:top w:space="0" w:sz="0" w:val="nil"/>
@@ -10680,6 +9224,11 @@
           <w:rtl w:val="0"/>
         </w:rPr>
         <w:t xml:space="preserve">Potential financial losses and reputational damage due to security breaches</w:t>
+      </w:r>
+      <w:r>
+        <w:rPr>
+          <w:rtl w:val="0"/>
+        </w:rPr>
       </w:r>
     </w:p>
     <w:p>
@@ -10731,16 +9280,16 @@
             <wp:extent cx="6361026" cy="1108709"/>
             <wp:effectExtent b="0" l="0" r="0" t="0"/>
             <wp:wrapTopAndBottom distB="0" distT="0"/>
-            <wp:docPr id="6" name="image6.png"/>
+            <wp:docPr id="10" name="image10.png"/>
             <a:graphic>
               <a:graphicData uri="http://schemas.openxmlformats.org/drawingml/2006/picture">
                 <pic:pic>
                   <pic:nvPicPr>
-                    <pic:cNvPr id="0" name="image6.png"/>
+                    <pic:cNvPr id="0" name="image10.png"/>
                     <pic:cNvPicPr preferRelativeResize="0"/>
                   </pic:nvPicPr>
                   <pic:blipFill>
-                    <a:blip r:embed="rId13"/>
+                    <a:blip r:embed="rId8"/>
                     <a:srcRect b="0" l="0" r="0" t="0"/>
                     <a:stretch>
                       <a:fillRect/>
@@ -11094,7 +9643,7 @@
         <w:widowControl w:val="0"/>
         <w:numPr>
           <w:ilvl w:val="0"/>
-          <w:numId w:val="4"/>
+          <w:numId w:val="1"/>
         </w:numPr>
         <w:pBdr>
           <w:top w:space="0" w:sz="0" w:val="nil"/>
@@ -11136,6 +9685,11 @@
         </w:rPr>
         <w:t xml:space="preserve">Attackers may intercept sensitive communication between users and applications</w:t>
       </w:r>
+      <w:r>
+        <w:rPr>
+          <w:rtl w:val="0"/>
+        </w:rPr>
+      </w:r>
     </w:p>
     <w:p>
       <w:pPr>
@@ -11145,7 +9699,7 @@
         <w:widowControl w:val="0"/>
         <w:numPr>
           <w:ilvl w:val="0"/>
-          <w:numId w:val="4"/>
+          <w:numId w:val="1"/>
         </w:numPr>
         <w:pBdr>
           <w:top w:space="0" w:sz="0" w:val="nil"/>
@@ -11187,6 +9741,11 @@
         </w:rPr>
         <w:t xml:space="preserve">Unauthorized entities could impersonate trusted servers or services</w:t>
       </w:r>
+      <w:r>
+        <w:rPr>
+          <w:rtl w:val="0"/>
+        </w:rPr>
+      </w:r>
     </w:p>
     <w:p>
       <w:pPr>
@@ -11196,7 +9755,7 @@
         <w:widowControl w:val="0"/>
         <w:numPr>
           <w:ilvl w:val="0"/>
-          <w:numId w:val="4"/>
+          <w:numId w:val="1"/>
         </w:numPr>
         <w:pBdr>
           <w:top w:space="0" w:sz="0" w:val="nil"/>
@@ -11238,6 +9797,11 @@
         </w:rPr>
         <w:t xml:space="preserve">Confidential information such as login credentials or personal data may be exposed</w:t>
       </w:r>
+      <w:r>
+        <w:rPr>
+          <w:rtl w:val="0"/>
+        </w:rPr>
+      </w:r>
     </w:p>
     <w:p>
       <w:pPr>
@@ -11247,7 +9811,7 @@
         <w:widowControl w:val="0"/>
         <w:numPr>
           <w:ilvl w:val="0"/>
-          <w:numId w:val="4"/>
+          <w:numId w:val="1"/>
         </w:numPr>
         <w:pBdr>
           <w:top w:space="0" w:sz="0" w:val="nil"/>
@@ -11289,6 +9853,11 @@
         </w:rPr>
         <w:t xml:space="preserve">Compromise of secure communication channels (HTTPS, SSL/TLS)</w:t>
       </w:r>
+      <w:r>
+        <w:rPr>
+          <w:rtl w:val="0"/>
+        </w:rPr>
+      </w:r>
     </w:p>
     <w:p>
       <w:pPr>
@@ -11298,7 +9867,7 @@
         <w:widowControl w:val="0"/>
         <w:numPr>
           <w:ilvl w:val="0"/>
-          <w:numId w:val="4"/>
+          <w:numId w:val="1"/>
         </w:numPr>
         <w:pBdr>
           <w:top w:space="0" w:sz="0" w:val="nil"/>
@@ -11340,6 +9909,11 @@
         </w:rPr>
         <w:t xml:space="preserve">Loss of data integrity and user trust in the system</w:t>
       </w:r>
+      <w:r>
+        <w:rPr>
+          <w:rtl w:val="0"/>
+        </w:rPr>
+      </w:r>
     </w:p>
     <w:p>
       <w:pPr>
@@ -11349,7 +9923,7 @@
         <w:widowControl w:val="0"/>
         <w:numPr>
           <w:ilvl w:val="0"/>
-          <w:numId w:val="4"/>
+          <w:numId w:val="1"/>
         </w:numPr>
         <w:pBdr>
           <w:top w:space="0" w:sz="0" w:val="nil"/>
@@ -11396,6 +9970,11 @@
         </w:rPr>
         <w:t xml:space="preserve">Potential financial losses and reputational damage due to security breaches</w:t>
       </w:r>
+      <w:r>
+        <w:rPr>
+          <w:rtl w:val="0"/>
+        </w:rPr>
+      </w:r>
     </w:p>
     <w:p>
       <w:pPr>
@@ -11446,16 +10025,16 @@
           <wp:inline distB="0" distT="0" distL="0" distR="0">
             <wp:extent cx="6392361" cy="1913191"/>
             <wp:effectExtent b="0" l="0" r="0" t="0"/>
-            <wp:docPr id="5" name="image5.png"/>
+            <wp:docPr id="4" name="image4.png"/>
             <a:graphic>
               <a:graphicData uri="http://schemas.openxmlformats.org/drawingml/2006/picture">
                 <pic:pic>
                   <pic:nvPicPr>
-                    <pic:cNvPr id="0" name="image5.png"/>
+                    <pic:cNvPr id="0" name="image4.png"/>
                     <pic:cNvPicPr preferRelativeResize="0"/>
                   </pic:nvPicPr>
                   <pic:blipFill>
-                    <a:blip r:embed="rId14"/>
+                    <a:blip r:embed="rId9"/>
                     <a:srcRect b="0" l="0" r="0" t="0"/>
                     <a:stretch>
                       <a:fillRect/>
@@ -11926,7 +10505,7 @@
         <w:widowControl w:val="0"/>
         <w:numPr>
           <w:ilvl w:val="0"/>
-          <w:numId w:val="3"/>
+          <w:numId w:val="9"/>
         </w:numPr>
         <w:pBdr>
           <w:top w:space="0" w:sz="0" w:val="nil"/>
@@ -11972,6 +10551,11 @@
         </w:rPr>
         <w:t xml:space="preserve">Attackers may inject malicious commands or scripts into the system</w:t>
       </w:r>
+      <w:r>
+        <w:rPr>
+          <w:rtl w:val="0"/>
+        </w:rPr>
+      </w:r>
     </w:p>
     <w:p>
       <w:pPr>
@@ -11981,7 +10565,7 @@
         <w:widowControl w:val="0"/>
         <w:numPr>
           <w:ilvl w:val="0"/>
-          <w:numId w:val="3"/>
+          <w:numId w:val="9"/>
         </w:numPr>
         <w:pBdr>
           <w:top w:space="0" w:sz="0" w:val="nil"/>
@@ -12027,6 +10611,11 @@
         </w:rPr>
         <w:t xml:space="preserve">Unauthorized access to databases and sensitive information</w:t>
       </w:r>
+      <w:r>
+        <w:rPr>
+          <w:rtl w:val="0"/>
+        </w:rPr>
+      </w:r>
     </w:p>
     <w:p>
       <w:pPr>
@@ -12036,7 +10625,7 @@
         <w:widowControl w:val="0"/>
         <w:numPr>
           <w:ilvl w:val="0"/>
-          <w:numId w:val="3"/>
+          <w:numId w:val="9"/>
         </w:numPr>
         <w:pBdr>
           <w:top w:space="0" w:sz="0" w:val="nil"/>
@@ -12082,6 +10671,11 @@
         </w:rPr>
         <w:t xml:space="preserve">Data manipulation, deletion, or corruption</w:t>
       </w:r>
+      <w:r>
+        <w:rPr>
+          <w:rtl w:val="0"/>
+        </w:rPr>
+      </w:r>
     </w:p>
     <w:p>
       <w:pPr>
@@ -12091,7 +10685,7 @@
         <w:widowControl w:val="0"/>
         <w:numPr>
           <w:ilvl w:val="0"/>
-          <w:numId w:val="3"/>
+          <w:numId w:val="9"/>
         </w:numPr>
         <w:pBdr>
           <w:top w:space="0" w:sz="0" w:val="nil"/>
@@ -12137,6 +10731,11 @@
         </w:rPr>
         <w:t xml:space="preserve">System compromise leading to service disruption</w:t>
       </w:r>
+      <w:r>
+        <w:rPr>
+          <w:rtl w:val="0"/>
+        </w:rPr>
+      </w:r>
     </w:p>
     <w:p>
       <w:pPr>
@@ -12146,7 +10745,7 @@
         <w:widowControl w:val="0"/>
         <w:numPr>
           <w:ilvl w:val="0"/>
-          <w:numId w:val="3"/>
+          <w:numId w:val="9"/>
         </w:numPr>
         <w:pBdr>
           <w:top w:space="0" w:sz="0" w:val="nil"/>
@@ -12192,6 +10791,11 @@
         </w:rPr>
         <w:t xml:space="preserve">Increased risk of application exploitation and cyberattacks</w:t>
       </w:r>
+      <w:r>
+        <w:rPr>
+          <w:rtl w:val="0"/>
+        </w:rPr>
+      </w:r>
     </w:p>
     <w:p>
       <w:pPr>
@@ -12201,7 +10805,7 @@
         <w:widowControl w:val="0"/>
         <w:numPr>
           <w:ilvl w:val="0"/>
-          <w:numId w:val="3"/>
+          <w:numId w:val="9"/>
         </w:numPr>
         <w:pBdr>
           <w:top w:space="0" w:sz="0" w:val="nil"/>
@@ -12252,6 +10856,11 @@
         </w:rPr>
         <w:t xml:space="preserve">Financial loss and reputational damage due to security breaches</w:t>
       </w:r>
+      <w:r>
+        <w:rPr>
+          <w:rtl w:val="0"/>
+        </w:rPr>
+      </w:r>
     </w:p>
     <w:p>
       <w:pPr>
@@ -12302,16 +10911,16 @@
           <wp:inline distB="0" distT="0" distL="0" distR="0">
             <wp:extent cx="5820203" cy="2123598"/>
             <wp:effectExtent b="0" l="0" r="0" t="0"/>
-            <wp:docPr id="4" name="image4.png"/>
+            <wp:docPr id="3" name="image3.png"/>
             <a:graphic>
               <a:graphicData uri="http://schemas.openxmlformats.org/drawingml/2006/picture">
                 <pic:pic>
                   <pic:nvPicPr>
-                    <pic:cNvPr id="0" name="image4.png"/>
+                    <pic:cNvPr id="0" name="image3.png"/>
                     <pic:cNvPicPr preferRelativeResize="0"/>
                   </pic:nvPicPr>
                   <pic:blipFill>
-                    <a:blip r:embed="rId15"/>
+                    <a:blip r:embed="rId10"/>
                     <a:srcRect b="0" l="0" r="0" t="0"/>
                     <a:stretch>
                       <a:fillRect/>
@@ -12670,7 +11279,7 @@
         <w:widowControl w:val="0"/>
         <w:numPr>
           <w:ilvl w:val="0"/>
-          <w:numId w:val="3"/>
+          <w:numId w:val="9"/>
         </w:numPr>
         <w:pBdr>
           <w:top w:space="0" w:sz="0" w:val="nil"/>
@@ -12716,6 +11325,11 @@
         </w:rPr>
         <w:t xml:space="preserve">Unauthorized access to sensitive system or application files</w:t>
       </w:r>
+      <w:r>
+        <w:rPr>
+          <w:rtl w:val="0"/>
+        </w:rPr>
+      </w:r>
     </w:p>
     <w:p>
       <w:pPr>
@@ -12725,7 +11339,7 @@
         <w:widowControl w:val="0"/>
         <w:numPr>
           <w:ilvl w:val="0"/>
-          <w:numId w:val="3"/>
+          <w:numId w:val="9"/>
         </w:numPr>
         <w:pBdr>
           <w:top w:space="0" w:sz="0" w:val="nil"/>
@@ -12771,6 +11385,11 @@
         </w:rPr>
         <w:t xml:space="preserve">Exposure of confidential information such as configuration files or credentials</w:t>
       </w:r>
+      <w:r>
+        <w:rPr>
+          <w:rtl w:val="0"/>
+        </w:rPr>
+      </w:r>
     </w:p>
     <w:p>
       <w:pPr>
@@ -12780,7 +11399,7 @@
         <w:widowControl w:val="0"/>
         <w:numPr>
           <w:ilvl w:val="0"/>
-          <w:numId w:val="3"/>
+          <w:numId w:val="9"/>
         </w:numPr>
         <w:pBdr>
           <w:top w:space="0" w:sz="0" w:val="nil"/>
@@ -12826,6 +11445,11 @@
         </w:rPr>
         <w:t xml:space="preserve">Potential modification or deletion of critical system data</w:t>
       </w:r>
+      <w:r>
+        <w:rPr>
+          <w:rtl w:val="0"/>
+        </w:rPr>
+      </w:r>
     </w:p>
     <w:p>
       <w:pPr>
@@ -12835,7 +11459,7 @@
         <w:widowControl w:val="0"/>
         <w:numPr>
           <w:ilvl w:val="0"/>
-          <w:numId w:val="3"/>
+          <w:numId w:val="9"/>
         </w:numPr>
         <w:pBdr>
           <w:top w:space="0" w:sz="0" w:val="nil"/>
@@ -12881,6 +11505,11 @@
         </w:rPr>
         <w:t xml:space="preserve">Increased risk of privilege escalation and system compromise</w:t>
       </w:r>
+      <w:r>
+        <w:rPr>
+          <w:rtl w:val="0"/>
+        </w:rPr>
+      </w:r>
     </w:p>
     <w:p>
       <w:pPr>
@@ -12890,7 +11519,7 @@
         <w:widowControl w:val="0"/>
         <w:numPr>
           <w:ilvl w:val="0"/>
-          <w:numId w:val="3"/>
+          <w:numId w:val="9"/>
         </w:numPr>
         <w:pBdr>
           <w:top w:space="0" w:sz="0" w:val="nil"/>
@@ -12936,6 +11565,11 @@
         </w:rPr>
         <w:t xml:space="preserve">Disruption of application functionality or service availability</w:t>
       </w:r>
+      <w:r>
+        <w:rPr>
+          <w:rtl w:val="0"/>
+        </w:rPr>
+      </w:r>
     </w:p>
     <w:p>
       <w:pPr>
@@ -12945,7 +11579,7 @@
         <w:widowControl w:val="0"/>
         <w:numPr>
           <w:ilvl w:val="0"/>
-          <w:numId w:val="3"/>
+          <w:numId w:val="9"/>
         </w:numPr>
         <w:pBdr>
           <w:top w:space="0" w:sz="0" w:val="nil"/>
@@ -12990,6 +11624,11 @@
           <w:rtl w:val="0"/>
         </w:rPr>
         <w:t xml:space="preserve">Financial loss and reputational damage due to security breaches</w:t>
+      </w:r>
+      <w:r>
+        <w:rPr>
+          <w:rtl w:val="0"/>
+        </w:rPr>
       </w:r>
     </w:p>
     <w:p>
@@ -13046,16 +11685,16 @@
             <wp:extent cx="6286524" cy="1240726"/>
             <wp:effectExtent b="0" l="0" r="0" t="0"/>
             <wp:wrapTopAndBottom distB="0" distT="0"/>
-            <wp:docPr id="2" name="image2.png"/>
+            <wp:docPr id="8" name="image8.png"/>
             <a:graphic>
               <a:graphicData uri="http://schemas.openxmlformats.org/drawingml/2006/picture">
                 <pic:pic>
                   <pic:nvPicPr>
-                    <pic:cNvPr id="0" name="image2.png"/>
+                    <pic:cNvPr id="0" name="image8.png"/>
                     <pic:cNvPicPr preferRelativeResize="0"/>
                   </pic:nvPicPr>
                   <pic:blipFill>
-                    <a:blip r:embed="rId16"/>
+                    <a:blip r:embed="rId11"/>
                     <a:srcRect b="0" l="0" r="0" t="0"/>
                     <a:stretch>
                       <a:fillRect/>
@@ -13386,7 +12025,7 @@
         <w:widowControl w:val="0"/>
         <w:numPr>
           <w:ilvl w:val="0"/>
-          <w:numId w:val="2"/>
+          <w:numId w:val="8"/>
         </w:numPr>
         <w:pBdr>
           <w:top w:space="0" w:sz="0" w:val="nil"/>
@@ -13428,6 +12067,11 @@
         </w:rPr>
         <w:t xml:space="preserve">Sensitive information and resources may be exposed or manipulated</w:t>
       </w:r>
+      <w:r>
+        <w:rPr>
+          <w:rtl w:val="0"/>
+        </w:rPr>
+      </w:r>
     </w:p>
     <w:p>
       <w:pPr>
@@ -13437,7 +12081,7 @@
         <w:widowControl w:val="0"/>
         <w:numPr>
           <w:ilvl w:val="0"/>
-          <w:numId w:val="2"/>
+          <w:numId w:val="8"/>
         </w:numPr>
         <w:pBdr>
           <w:top w:space="0" w:sz="0" w:val="nil"/>
@@ -13479,6 +12123,11 @@
         </w:rPr>
         <w:t xml:space="preserve">Increased risk of system compromise and privilege escalation</w:t>
       </w:r>
+      <w:r>
+        <w:rPr>
+          <w:rtl w:val="0"/>
+        </w:rPr>
+      </w:r>
     </w:p>
     <w:p>
       <w:pPr>
@@ -13488,7 +12137,7 @@
         <w:widowControl w:val="0"/>
         <w:numPr>
           <w:ilvl w:val="0"/>
-          <w:numId w:val="2"/>
+          <w:numId w:val="8"/>
         </w:numPr>
         <w:pBdr>
           <w:top w:space="0" w:sz="0" w:val="nil"/>
@@ -13530,6 +12179,11 @@
         </w:rPr>
         <w:t xml:space="preserve">Difficulty in changing credentials because they are embedded in the code</w:t>
       </w:r>
+      <w:r>
+        <w:rPr>
+          <w:rtl w:val="0"/>
+        </w:rPr>
+      </w:r>
     </w:p>
     <w:p>
       <w:pPr>
@@ -13539,7 +12193,7 @@
         <w:widowControl w:val="0"/>
         <w:numPr>
           <w:ilvl w:val="0"/>
-          <w:numId w:val="2"/>
+          <w:numId w:val="8"/>
         </w:numPr>
         <w:pBdr>
           <w:top w:space="0" w:sz="0" w:val="nil"/>
@@ -13581,6 +12235,11 @@
         </w:rPr>
         <w:t xml:space="preserve">Violation of security policies and compliance requirements</w:t>
       </w:r>
+      <w:r>
+        <w:rPr>
+          <w:rtl w:val="0"/>
+        </w:rPr>
+      </w:r>
     </w:p>
     <w:p>
       <w:pPr>
@@ -13590,7 +12249,7 @@
         <w:widowControl w:val="0"/>
         <w:numPr>
           <w:ilvl w:val="0"/>
-          <w:numId w:val="2"/>
+          <w:numId w:val="8"/>
         </w:numPr>
         <w:pBdr>
           <w:top w:space="0" w:sz="0" w:val="nil"/>
@@ -13631,6 +12290,11 @@
           <w:rtl w:val="0"/>
         </w:rPr>
         <w:t xml:space="preserve">Financial losses and reputational damage due to potential data breaches</w:t>
+      </w:r>
+      <w:r>
+        <w:rPr>
+          <w:rtl w:val="0"/>
+        </w:rPr>
       </w:r>
     </w:p>
     <w:p>
@@ -13724,16 +12388,16 @@
             <wp:extent cx="6181122" cy="1921764"/>
             <wp:effectExtent b="0" l="0" r="0" t="0"/>
             <wp:wrapTopAndBottom distB="0" distT="0"/>
-            <wp:docPr id="3" name="image3.png"/>
+            <wp:docPr id="7" name="image7.png"/>
             <a:graphic>
               <a:graphicData uri="http://schemas.openxmlformats.org/drawingml/2006/picture">
                 <pic:pic>
                   <pic:nvPicPr>
-                    <pic:cNvPr id="0" name="image3.png"/>
+                    <pic:cNvPr id="0" name="image7.png"/>
                     <pic:cNvPicPr preferRelativeResize="0"/>
                   </pic:nvPicPr>
                   <pic:blipFill>
-                    <a:blip r:embed="rId17"/>
+                    <a:blip r:embed="rId12"/>
                     <a:srcRect b="0" l="0" r="0" t="0"/>
                     <a:stretch>
                       <a:fillRect/>
@@ -13941,7 +12605,7 @@
         <w:widowControl w:val="0"/>
         <w:numPr>
           <w:ilvl w:val="0"/>
-          <w:numId w:val="2"/>
+          <w:numId w:val="8"/>
         </w:numPr>
         <w:pBdr>
           <w:top w:space="0" w:sz="0" w:val="nil"/>
@@ -13983,6 +12647,11 @@
         </w:rPr>
         <w:t xml:space="preserve">Attackers may execute malicious programs on the system</w:t>
       </w:r>
+      <w:r>
+        <w:rPr>
+          <w:rtl w:val="0"/>
+        </w:rPr>
+      </w:r>
     </w:p>
     <w:p>
       <w:pPr>
@@ -13992,7 +12661,7 @@
         <w:widowControl w:val="0"/>
         <w:numPr>
           <w:ilvl w:val="0"/>
-          <w:numId w:val="2"/>
+          <w:numId w:val="8"/>
         </w:numPr>
         <w:pBdr>
           <w:top w:space="0" w:sz="0" w:val="nil"/>
@@ -14034,6 +12703,11 @@
         </w:rPr>
         <w:t xml:space="preserve">Unauthorized code execution could compromise application security</w:t>
       </w:r>
+      <w:r>
+        <w:rPr>
+          <w:rtl w:val="0"/>
+        </w:rPr>
+      </w:r>
     </w:p>
     <w:p>
       <w:pPr>
@@ -14043,7 +12717,7 @@
         <w:widowControl w:val="0"/>
         <w:numPr>
           <w:ilvl w:val="0"/>
-          <w:numId w:val="2"/>
+          <w:numId w:val="8"/>
         </w:numPr>
         <w:pBdr>
           <w:top w:space="0" w:sz="0" w:val="nil"/>
@@ -14085,6 +12759,11 @@
         </w:rPr>
         <w:t xml:space="preserve">Sensitive data and system resources may be exposed or manipulated</w:t>
       </w:r>
+      <w:r>
+        <w:rPr>
+          <w:rtl w:val="0"/>
+        </w:rPr>
+      </w:r>
     </w:p>
     <w:p>
       <w:pPr>
@@ -14094,7 +12773,7 @@
         <w:widowControl w:val="0"/>
         <w:numPr>
           <w:ilvl w:val="0"/>
-          <w:numId w:val="2"/>
+          <w:numId w:val="8"/>
         </w:numPr>
         <w:pBdr>
           <w:top w:space="0" w:sz="0" w:val="nil"/>
@@ -14136,6 +12815,11 @@
         </w:rPr>
         <w:t xml:space="preserve">Increased risk of malware infection and system takeover</w:t>
       </w:r>
+      <w:r>
+        <w:rPr>
+          <w:rtl w:val="0"/>
+        </w:rPr>
+      </w:r>
     </w:p>
     <w:p>
       <w:pPr>
@@ -14145,7 +12829,7 @@
         <w:widowControl w:val="0"/>
         <w:numPr>
           <w:ilvl w:val="0"/>
-          <w:numId w:val="2"/>
+          <w:numId w:val="8"/>
         </w:numPr>
         <w:pBdr>
           <w:top w:space="0" w:sz="0" w:val="nil"/>
@@ -14187,6 +12871,11 @@
         </w:rPr>
         <w:t xml:space="preserve">Disruption of application functionality or service availability</w:t>
       </w:r>
+      <w:r>
+        <w:rPr>
+          <w:rtl w:val="0"/>
+        </w:rPr>
+      </w:r>
     </w:p>
     <w:p>
       <w:pPr>
@@ -14196,7 +12885,7 @@
         <w:widowControl w:val="0"/>
         <w:numPr>
           <w:ilvl w:val="0"/>
-          <w:numId w:val="2"/>
+          <w:numId w:val="8"/>
         </w:numPr>
         <w:pBdr>
           <w:top w:space="0" w:sz="0" w:val="nil"/>
@@ -14237,6 +12926,11 @@
           <w:rtl w:val="0"/>
         </w:rPr>
         <w:t xml:space="preserve">Financial loss and reputational damage due to security breaches</w:t>
+      </w:r>
+      <w:r>
+        <w:rPr>
+          <w:rtl w:val="0"/>
+        </w:rPr>
       </w:r>
     </w:p>
     <w:p>
@@ -14293,16 +12987,16 @@
             <wp:extent cx="6194972" cy="2804636"/>
             <wp:effectExtent b="0" l="0" r="0" t="0"/>
             <wp:wrapTopAndBottom distB="0" distT="0"/>
-            <wp:docPr id="11" name="image11.png"/>
+            <wp:docPr id="2" name="image2.png"/>
             <a:graphic>
               <a:graphicData uri="http://schemas.openxmlformats.org/drawingml/2006/picture">
                 <pic:pic>
                   <pic:nvPicPr>
-                    <pic:cNvPr id="0" name="image11.png"/>
+                    <pic:cNvPr id="0" name="image2.png"/>
                     <pic:cNvPicPr preferRelativeResize="0"/>
                   </pic:nvPicPr>
                   <pic:blipFill>
-                    <a:blip r:embed="rId18"/>
+                    <a:blip r:embed="rId13"/>
                     <a:srcRect b="0" l="0" r="0" t="0"/>
                     <a:stretch>
                       <a:fillRect/>
@@ -14621,7 +13315,7 @@
         <w:widowControl w:val="0"/>
         <w:numPr>
           <w:ilvl w:val="0"/>
-          <w:numId w:val="1"/>
+          <w:numId w:val="7"/>
         </w:numPr>
         <w:pBdr>
           <w:top w:space="0" w:sz="0" w:val="nil"/>
@@ -14663,6 +13357,11 @@
         </w:rPr>
         <w:t xml:space="preserve">Attackers may manipulate or forge log records</w:t>
       </w:r>
+      <w:r>
+        <w:rPr>
+          <w:rtl w:val="0"/>
+        </w:rPr>
+      </w:r>
     </w:p>
     <w:p>
       <w:pPr>
@@ -14672,7 +13371,7 @@
         <w:widowControl w:val="0"/>
         <w:numPr>
           <w:ilvl w:val="0"/>
-          <w:numId w:val="1"/>
+          <w:numId w:val="7"/>
         </w:numPr>
         <w:pBdr>
           <w:top w:space="0" w:sz="0" w:val="nil"/>
@@ -14714,6 +13413,11 @@
         </w:rPr>
         <w:t xml:space="preserve">Security teams may be misled during incident investigations</w:t>
       </w:r>
+      <w:r>
+        <w:rPr>
+          <w:rtl w:val="0"/>
+        </w:rPr>
+      </w:r>
     </w:p>
     <w:p>
       <w:pPr>
@@ -14723,7 +13427,7 @@
         <w:widowControl w:val="0"/>
         <w:numPr>
           <w:ilvl w:val="0"/>
-          <w:numId w:val="1"/>
+          <w:numId w:val="7"/>
         </w:numPr>
         <w:pBdr>
           <w:top w:space="0" w:sz="0" w:val="nil"/>
@@ -14765,6 +13469,11 @@
         </w:rPr>
         <w:t xml:space="preserve">Malicious activities could remain undetected due to altered logs</w:t>
       </w:r>
+      <w:r>
+        <w:rPr>
+          <w:rtl w:val="0"/>
+        </w:rPr>
+      </w:r>
     </w:p>
     <w:p>
       <w:pPr>
@@ -14774,7 +13483,7 @@
         <w:widowControl w:val="0"/>
         <w:numPr>
           <w:ilvl w:val="0"/>
-          <w:numId w:val="1"/>
+          <w:numId w:val="7"/>
         </w:numPr>
         <w:pBdr>
           <w:top w:space="0" w:sz="0" w:val="nil"/>
@@ -14816,6 +13525,11 @@
         </w:rPr>
         <w:t xml:space="preserve">Reduced effectiveness of monitoring and alerting systems</w:t>
       </w:r>
+      <w:r>
+        <w:rPr>
+          <w:rtl w:val="0"/>
+        </w:rPr>
+      </w:r>
     </w:p>
     <w:p>
       <w:pPr>
@@ -14825,7 +13539,7 @@
         <w:widowControl w:val="0"/>
         <w:numPr>
           <w:ilvl w:val="0"/>
-          <w:numId w:val="1"/>
+          <w:numId w:val="7"/>
         </w:numPr>
         <w:pBdr>
           <w:top w:space="0" w:sz="0" w:val="nil"/>
@@ -14867,6 +13581,11 @@
         </w:rPr>
         <w:t xml:space="preserve">Difficulty in forensic analysis and security auditing</w:t>
       </w:r>
+      <w:r>
+        <w:rPr>
+          <w:rtl w:val="0"/>
+        </w:rPr>
+      </w:r>
     </w:p>
     <w:p>
       <w:pPr>
@@ -14876,7 +13595,7 @@
         <w:widowControl w:val="0"/>
         <w:numPr>
           <w:ilvl w:val="0"/>
-          <w:numId w:val="1"/>
+          <w:numId w:val="7"/>
         </w:numPr>
         <w:pBdr>
           <w:top w:space="0" w:sz="0" w:val="nil"/>
@@ -14917,6 +13636,11 @@
           <w:rtl w:val="0"/>
         </w:rPr>
         <w:t xml:space="preserve">Potential compliance issues and reputational damage for the organization</w:t>
+      </w:r>
+      <w:r>
+        <w:rPr>
+          <w:rtl w:val="0"/>
+        </w:rPr>
       </w:r>
     </w:p>
     <w:p>
@@ -15022,16 +13746,16 @@
             <wp:extent cx="6289538" cy="2125980"/>
             <wp:effectExtent b="0" l="0" r="0" t="0"/>
             <wp:wrapTopAndBottom distB="0" distT="0"/>
-            <wp:docPr id="9" name="image9.png"/>
+            <wp:docPr id="1" name="image1.png"/>
             <a:graphic>
               <a:graphicData uri="http://schemas.openxmlformats.org/drawingml/2006/picture">
                 <pic:pic>
                   <pic:nvPicPr>
-                    <pic:cNvPr id="0" name="image9.png"/>
+                    <pic:cNvPr id="0" name="image1.png"/>
                     <pic:cNvPicPr preferRelativeResize="0"/>
                   </pic:nvPicPr>
                   <pic:blipFill>
-                    <a:blip r:embed="rId19"/>
+                    <a:blip r:embed="rId14"/>
                     <a:srcRect b="0" l="0" r="0" t="0"/>
                     <a:stretch>
                       <a:fillRect/>
@@ -15244,7 +13968,7 @@
         <w:widowControl w:val="0"/>
         <w:numPr>
           <w:ilvl w:val="0"/>
-          <w:numId w:val="1"/>
+          <w:numId w:val="7"/>
         </w:numPr>
         <w:pBdr>
           <w:top w:space="0" w:sz="0" w:val="nil"/>
@@ -15286,6 +14010,11 @@
         </w:rPr>
         <w:t xml:space="preserve">Application may crash or behave unpredictably when required inputs are missing</w:t>
       </w:r>
+      <w:r>
+        <w:rPr>
+          <w:rtl w:val="0"/>
+        </w:rPr>
+      </w:r>
     </w:p>
     <w:p>
       <w:pPr>
@@ -15295,7 +14024,7 @@
         <w:widowControl w:val="0"/>
         <w:numPr>
           <w:ilvl w:val="0"/>
-          <w:numId w:val="1"/>
+          <w:numId w:val="7"/>
         </w:numPr>
         <w:pBdr>
           <w:top w:space="0" w:sz="0" w:val="nil"/>
@@ -15337,6 +14066,11 @@
         </w:rPr>
         <w:t xml:space="preserve">Attackers may exploit the weakness to trigger errors or unexpected system behavior</w:t>
       </w:r>
+      <w:r>
+        <w:rPr>
+          <w:rtl w:val="0"/>
+        </w:rPr>
+      </w:r>
     </w:p>
     <w:p>
       <w:pPr>
@@ -15346,7 +14080,7 @@
         <w:widowControl w:val="0"/>
         <w:numPr>
           <w:ilvl w:val="0"/>
-          <w:numId w:val="1"/>
+          <w:numId w:val="7"/>
         </w:numPr>
         <w:pBdr>
           <w:top w:space="0" w:sz="0" w:val="nil"/>
@@ -15388,6 +14122,11 @@
         </w:rPr>
         <w:t xml:space="preserve">Potential exposure of sensitive data due to improper memory handling</w:t>
       </w:r>
+      <w:r>
+        <w:rPr>
+          <w:rtl w:val="0"/>
+        </w:rPr>
+      </w:r>
     </w:p>
     <w:p>
       <w:pPr>
@@ -15397,7 +14136,7 @@
         <w:widowControl w:val="0"/>
         <w:numPr>
           <w:ilvl w:val="0"/>
-          <w:numId w:val="1"/>
+          <w:numId w:val="7"/>
         </w:numPr>
         <w:pBdr>
           <w:top w:space="0" w:sz="0" w:val="nil"/>
@@ -15439,6 +14178,11 @@
         </w:rPr>
         <w:t xml:space="preserve">Reduced reliability and stability of the application</w:t>
       </w:r>
+      <w:r>
+        <w:rPr>
+          <w:rtl w:val="0"/>
+        </w:rPr>
+      </w:r>
     </w:p>
     <w:p>
       <w:pPr>
@@ -15448,7 +14192,7 @@
         <w:widowControl w:val="0"/>
         <w:numPr>
           <w:ilvl w:val="0"/>
-          <w:numId w:val="1"/>
+          <w:numId w:val="7"/>
         </w:numPr>
         <w:pBdr>
           <w:top w:space="0" w:sz="0" w:val="nil"/>
@@ -15489,6 +14233,11 @@
           <w:rtl w:val="0"/>
         </w:rPr>
         <w:t xml:space="preserve">Increased risk of denial-of-service (DoS) conditions if functions fail repeatedly</w:t>
+      </w:r>
+      <w:r>
+        <w:rPr>
+          <w:rtl w:val="0"/>
+        </w:rPr>
       </w:r>
     </w:p>
     <w:p>
@@ -15594,16 +14343,16 @@
             <wp:extent cx="5715583" cy="2388012"/>
             <wp:effectExtent b="0" l="0" r="0" t="0"/>
             <wp:wrapTopAndBottom distB="0" distT="0"/>
-            <wp:docPr id="7" name="image7.png"/>
+            <wp:docPr id="5" name="image5.png"/>
             <a:graphic>
               <a:graphicData uri="http://schemas.openxmlformats.org/drawingml/2006/picture">
                 <pic:pic>
                   <pic:nvPicPr>
-                    <pic:cNvPr id="0" name="image7.png"/>
+                    <pic:cNvPr id="0" name="image5.png"/>
                     <pic:cNvPicPr preferRelativeResize="0"/>
                   </pic:nvPicPr>
                   <pic:blipFill>
-                    <a:blip r:embed="rId20"/>
+                    <a:blip r:embed="rId15"/>
                     <a:srcRect b="0" l="0" r="0" t="0"/>
                     <a:stretch>
                       <a:fillRect/>
@@ -16089,7 +14838,7 @@
         <w:widowControl w:val="0"/>
         <w:numPr>
           <w:ilvl w:val="0"/>
-          <w:numId w:val="9"/>
+          <w:numId w:val="6"/>
         </w:numPr>
         <w:pBdr>
           <w:top w:space="0" w:sz="0" w:val="nil"/>
@@ -16131,6 +14880,11 @@
         </w:rPr>
         <w:t xml:space="preserve">Nessus connects to the target host using a variety of protocols, including TCP, UDP, and ICMP.</w:t>
       </w:r>
+      <w:r>
+        <w:rPr>
+          <w:rtl w:val="0"/>
+        </w:rPr>
+      </w:r>
     </w:p>
     <w:p>
       <w:pPr>
@@ -16140,7 +14894,7 @@
         <w:widowControl w:val="0"/>
         <w:numPr>
           <w:ilvl w:val="0"/>
-          <w:numId w:val="9"/>
+          <w:numId w:val="6"/>
         </w:numPr>
         <w:pBdr>
           <w:top w:space="0" w:sz="0" w:val="nil"/>
@@ -16182,6 +14936,11 @@
         </w:rPr>
         <w:t xml:space="preserve">Nessus sends a series of probes to the target host in order to identify its operating system and services.</w:t>
       </w:r>
+      <w:r>
+        <w:rPr>
+          <w:rtl w:val="0"/>
+        </w:rPr>
+      </w:r>
     </w:p>
     <w:p>
       <w:pPr>
@@ -16191,7 +14950,7 @@
         <w:widowControl w:val="0"/>
         <w:numPr>
           <w:ilvl w:val="0"/>
-          <w:numId w:val="9"/>
+          <w:numId w:val="6"/>
         </w:numPr>
         <w:pBdr>
           <w:top w:space="0" w:sz="0" w:val="nil"/>
@@ -16233,6 +14992,11 @@
         </w:rPr>
         <w:t xml:space="preserve">Nessus runs a series of plugins to test for vulnerabilities.</w:t>
       </w:r>
+      <w:r>
+        <w:rPr>
+          <w:rtl w:val="0"/>
+        </w:rPr>
+      </w:r>
     </w:p>
     <w:p>
       <w:pPr>
@@ -16242,7 +15006,7 @@
         <w:widowControl w:val="0"/>
         <w:numPr>
           <w:ilvl w:val="0"/>
-          <w:numId w:val="9"/>
+          <w:numId w:val="6"/>
         </w:numPr>
         <w:pBdr>
           <w:top w:space="0" w:sz="0" w:val="nil"/>
@@ -16289,6 +15053,11 @@
         </w:rPr>
         <w:t xml:space="preserve">Nessus generates a report that includes the severity of each vulnerability, the steps to reproduce the vulnerability, and the steps to remediate the vulnerability.</w:t>
       </w:r>
+      <w:r>
+        <w:rPr>
+          <w:rtl w:val="0"/>
+        </w:rPr>
+      </w:r>
     </w:p>
     <w:p>
       <w:pPr>
@@ -16470,7 +15239,7 @@
         <w:widowControl w:val="0"/>
         <w:numPr>
           <w:ilvl w:val="1"/>
-          <w:numId w:val="9"/>
+          <w:numId w:val="6"/>
         </w:numPr>
         <w:pBdr>
           <w:top w:space="0" w:sz="0" w:val="nil"/>
@@ -16512,6 +15281,11 @@
         </w:rPr>
         <w:t xml:space="preserve">Comprehensive vulnerability coverage: Nessus has over 1200 plugins available, covering a wide range of vulnerabilities in operating systems, applications, and network devices.</w:t>
       </w:r>
+      <w:r>
+        <w:rPr>
+          <w:rtl w:val="0"/>
+        </w:rPr>
+      </w:r>
     </w:p>
     <w:p>
       <w:pPr>
@@ -16521,7 +15295,7 @@
         <w:widowControl w:val="0"/>
         <w:numPr>
           <w:ilvl w:val="1"/>
-          <w:numId w:val="9"/>
+          <w:numId w:val="6"/>
         </w:numPr>
         <w:pBdr>
           <w:top w:space="0" w:sz="0" w:val="nil"/>
@@ -16563,6 +15337,11 @@
         </w:rPr>
         <w:t xml:space="preserve">Easy to use: Nessus has a user-friendly interface that makes it easy to configure and run scans.</w:t>
       </w:r>
+      <w:r>
+        <w:rPr>
+          <w:rtl w:val="0"/>
+        </w:rPr>
+      </w:r>
     </w:p>
     <w:p>
       <w:pPr>
@@ -16609,7 +15388,7 @@
         <w:widowControl w:val="0"/>
         <w:numPr>
           <w:ilvl w:val="1"/>
-          <w:numId w:val="9"/>
+          <w:numId w:val="6"/>
         </w:numPr>
         <w:pBdr>
           <w:top w:space="0" w:sz="0" w:val="nil"/>
@@ -16651,6 +15430,11 @@
         </w:rPr>
         <w:t xml:space="preserve">Comprehensive reporting: Nessus provides detailed reports that include the severity of each vulnerability,the steps to reproduce the vulnerability, and the steps to remediate the vulnerability.</w:t>
       </w:r>
+      <w:r>
+        <w:rPr>
+          <w:rtl w:val="0"/>
+        </w:rPr>
+      </w:r>
     </w:p>
     <w:p>
       <w:pPr>
@@ -16660,7 +15444,7 @@
         <w:widowControl w:val="0"/>
         <w:numPr>
           <w:ilvl w:val="1"/>
-          <w:numId w:val="9"/>
+          <w:numId w:val="6"/>
         </w:numPr>
         <w:pBdr>
           <w:top w:space="0" w:sz="0" w:val="nil"/>
@@ -16702,6 +15486,11 @@
         </w:rPr>
         <w:t xml:space="preserve">Scalability: Nessus can be used to scan a variety of targets, including single hosts, networks, and web applications.</w:t>
       </w:r>
+      <w:r>
+        <w:rPr>
+          <w:rtl w:val="0"/>
+        </w:rPr>
+      </w:r>
     </w:p>
     <w:p>
       <w:pPr>
@@ -16711,7 +15500,7 @@
         <w:widowControl w:val="0"/>
         <w:numPr>
           <w:ilvl w:val="1"/>
-          <w:numId w:val="9"/>
+          <w:numId w:val="6"/>
         </w:numPr>
         <w:pBdr>
           <w:top w:space="0" w:sz="0" w:val="nil"/>
@@ -16753,6 +15542,11 @@
         </w:rPr>
         <w:t xml:space="preserve">Flexibility: Nessus can be configured to run scans on a schedule or manually.</w:t>
       </w:r>
+      <w:r>
+        <w:rPr>
+          <w:rtl w:val="0"/>
+        </w:rPr>
+      </w:r>
     </w:p>
     <w:p>
       <w:pPr>
@@ -16939,7 +15733,7 @@
         </w:rPr>
         <w:t xml:space="preserve">Target website :- </w:t>
       </w:r>
-      <w:hyperlink r:id="rId21">
+      <w:hyperlink r:id="rId16">
         <w:r>
           <w:rPr>
             <w:b w:val="1"/>
@@ -17133,7 +15927,7 @@
     </w:p>
     <w:tbl>
       <w:tblPr>
-        <w:tblStyle w:val="Table3"/>
+        <w:tblStyle w:val="Table2"/>
         <w:tblW w:w="9369.0" w:type="dxa"/>
         <w:jc w:val="left"/>
         <w:tblInd w:w="771.0" w:type="dxa"/>
@@ -17174,7 +15968,6 @@
             <w:pPr>
               <w:keepNext w:val="0"/>
               <w:keepLines w:val="0"/>
-              <w:pageBreakBefore w:val="0"/>
               <w:widowControl w:val="0"/>
               <w:pBdr>
                 <w:top w:space="0" w:sz="0" w:val="nil"/>
@@ -17226,7 +16019,6 @@
             <w:pPr>
               <w:keepNext w:val="0"/>
               <w:keepLines w:val="0"/>
-              <w:pageBreakBefore w:val="0"/>
               <w:widowControl w:val="0"/>
               <w:pBdr>
                 <w:top w:space="0" w:sz="0" w:val="nil"/>
@@ -17278,7 +16070,6 @@
             <w:pPr>
               <w:keepNext w:val="0"/>
               <w:keepLines w:val="0"/>
-              <w:pageBreakBefore w:val="0"/>
               <w:widowControl w:val="0"/>
               <w:pBdr>
                 <w:top w:space="0" w:sz="0" w:val="nil"/>
@@ -17330,7 +16121,6 @@
             <w:pPr>
               <w:keepNext w:val="0"/>
               <w:keepLines w:val="0"/>
-              <w:pageBreakBefore w:val="0"/>
               <w:widowControl w:val="0"/>
               <w:pBdr>
                 <w:top w:space="0" w:sz="0" w:val="nil"/>
@@ -17389,7 +16179,6 @@
             <w:pPr>
               <w:keepNext w:val="0"/>
               <w:keepLines w:val="0"/>
-              <w:pageBreakBefore w:val="0"/>
               <w:widowControl w:val="0"/>
               <w:pBdr>
                 <w:top w:space="0" w:sz="0" w:val="nil"/>
@@ -17441,7 +16230,6 @@
             <w:pPr>
               <w:keepNext w:val="0"/>
               <w:keepLines w:val="0"/>
-              <w:pageBreakBefore w:val="0"/>
               <w:widowControl w:val="0"/>
               <w:pBdr>
                 <w:top w:space="0" w:sz="0" w:val="nil"/>
@@ -17493,7 +16281,6 @@
             <w:pPr>
               <w:keepNext w:val="0"/>
               <w:keepLines w:val="0"/>
-              <w:pageBreakBefore w:val="0"/>
               <w:widowControl w:val="0"/>
               <w:pBdr>
                 <w:top w:space="0" w:sz="0" w:val="nil"/>
@@ -17545,7 +16332,6 @@
             <w:pPr>
               <w:keepNext w:val="0"/>
               <w:keepLines w:val="0"/>
-              <w:pageBreakBefore w:val="0"/>
               <w:widowControl w:val="0"/>
               <w:pBdr>
                 <w:top w:space="0" w:sz="0" w:val="nil"/>
@@ -17604,7 +16390,6 @@
             <w:pPr>
               <w:keepNext w:val="0"/>
               <w:keepLines w:val="0"/>
-              <w:pageBreakBefore w:val="0"/>
               <w:widowControl w:val="0"/>
               <w:pBdr>
                 <w:top w:space="0" w:sz="0" w:val="nil"/>
@@ -17656,7 +16441,6 @@
             <w:pPr>
               <w:keepNext w:val="0"/>
               <w:keepLines w:val="0"/>
-              <w:pageBreakBefore w:val="0"/>
               <w:widowControl w:val="0"/>
               <w:pBdr>
                 <w:top w:space="0" w:sz="0" w:val="nil"/>
@@ -17708,7 +16492,6 @@
             <w:pPr>
               <w:keepNext w:val="0"/>
               <w:keepLines w:val="0"/>
-              <w:pageBreakBefore w:val="0"/>
               <w:widowControl w:val="0"/>
               <w:pBdr>
                 <w:top w:space="0" w:sz="0" w:val="nil"/>
@@ -17760,7 +16543,6 @@
             <w:pPr>
               <w:keepNext w:val="0"/>
               <w:keepLines w:val="0"/>
-              <w:pageBreakBefore w:val="0"/>
               <w:widowControl w:val="0"/>
               <w:pBdr>
                 <w:top w:space="0" w:sz="0" w:val="nil"/>
@@ -17819,7 +16601,6 @@
             <w:pPr>
               <w:keepNext w:val="0"/>
               <w:keepLines w:val="0"/>
-              <w:pageBreakBefore w:val="0"/>
               <w:widowControl w:val="0"/>
               <w:pBdr>
                 <w:top w:space="0" w:sz="0" w:val="nil"/>
@@ -17871,7 +16652,6 @@
             <w:pPr>
               <w:keepNext w:val="0"/>
               <w:keepLines w:val="0"/>
-              <w:pageBreakBefore w:val="0"/>
               <w:widowControl w:val="0"/>
               <w:pBdr>
                 <w:top w:space="0" w:sz="0" w:val="nil"/>
@@ -17923,7 +16703,6 @@
             <w:pPr>
               <w:keepNext w:val="0"/>
               <w:keepLines w:val="0"/>
-              <w:pageBreakBefore w:val="0"/>
               <w:widowControl w:val="0"/>
               <w:pBdr>
                 <w:top w:space="0" w:sz="0" w:val="nil"/>
@@ -17975,7 +16754,6 @@
             <w:pPr>
               <w:keepNext w:val="0"/>
               <w:keepLines w:val="0"/>
-              <w:pageBreakBefore w:val="0"/>
               <w:widowControl w:val="0"/>
               <w:pBdr>
                 <w:top w:space="0" w:sz="0" w:val="nil"/>
@@ -18034,7 +16812,6 @@
             <w:pPr>
               <w:keepNext w:val="0"/>
               <w:keepLines w:val="0"/>
-              <w:pageBreakBefore w:val="0"/>
               <w:widowControl w:val="0"/>
               <w:pBdr>
                 <w:top w:space="0" w:sz="0" w:val="nil"/>
@@ -18086,7 +16863,6 @@
             <w:pPr>
               <w:keepNext w:val="0"/>
               <w:keepLines w:val="0"/>
-              <w:pageBreakBefore w:val="0"/>
               <w:widowControl w:val="0"/>
               <w:pBdr>
                 <w:top w:space="0" w:sz="0" w:val="nil"/>
@@ -18138,7 +16914,6 @@
             <w:pPr>
               <w:keepNext w:val="0"/>
               <w:keepLines w:val="0"/>
-              <w:pageBreakBefore w:val="0"/>
               <w:widowControl w:val="0"/>
               <w:pBdr>
                 <w:top w:space="0" w:sz="0" w:val="nil"/>
@@ -18190,7 +16965,6 @@
             <w:pPr>
               <w:keepNext w:val="0"/>
               <w:keepLines w:val="0"/>
-              <w:pageBreakBefore w:val="0"/>
               <w:widowControl w:val="0"/>
               <w:pBdr>
                 <w:top w:space="0" w:sz="0" w:val="nil"/>
@@ -18249,7 +17023,6 @@
             <w:pPr>
               <w:keepNext w:val="0"/>
               <w:keepLines w:val="0"/>
-              <w:pageBreakBefore w:val="0"/>
               <w:widowControl w:val="0"/>
               <w:pBdr>
                 <w:top w:space="0" w:sz="0" w:val="nil"/>
@@ -18301,7 +17074,6 @@
             <w:pPr>
               <w:keepNext w:val="0"/>
               <w:keepLines w:val="0"/>
-              <w:pageBreakBefore w:val="0"/>
               <w:widowControl w:val="0"/>
               <w:pBdr>
                 <w:top w:space="0" w:sz="0" w:val="nil"/>
@@ -18353,7 +17125,6 @@
             <w:pPr>
               <w:keepNext w:val="0"/>
               <w:keepLines w:val="0"/>
-              <w:pageBreakBefore w:val="0"/>
               <w:widowControl w:val="0"/>
               <w:pBdr>
                 <w:top w:space="0" w:sz="0" w:val="nil"/>
@@ -18405,7 +17176,6 @@
             <w:pPr>
               <w:keepNext w:val="0"/>
               <w:keepLines w:val="0"/>
-              <w:pageBreakBefore w:val="0"/>
               <w:widowControl w:val="0"/>
               <w:pBdr>
                 <w:top w:space="0" w:sz="0" w:val="nil"/>
@@ -18464,7 +17234,6 @@
             <w:pPr>
               <w:keepNext w:val="0"/>
               <w:keepLines w:val="0"/>
-              <w:pageBreakBefore w:val="0"/>
               <w:widowControl w:val="0"/>
               <w:pBdr>
                 <w:top w:space="0" w:sz="0" w:val="nil"/>
@@ -18516,7 +17285,6 @@
             <w:pPr>
               <w:keepNext w:val="0"/>
               <w:keepLines w:val="0"/>
-              <w:pageBreakBefore w:val="0"/>
               <w:widowControl w:val="0"/>
               <w:pBdr>
                 <w:top w:space="0" w:sz="0" w:val="nil"/>
@@ -18568,7 +17336,6 @@
             <w:pPr>
               <w:keepNext w:val="0"/>
               <w:keepLines w:val="0"/>
-              <w:pageBreakBefore w:val="0"/>
               <w:widowControl w:val="0"/>
               <w:pBdr>
                 <w:top w:space="0" w:sz="0" w:val="nil"/>
@@ -18620,7 +17387,6 @@
             <w:pPr>
               <w:keepNext w:val="0"/>
               <w:keepLines w:val="0"/>
-              <w:pageBreakBefore w:val="0"/>
               <w:widowControl w:val="0"/>
               <w:pBdr>
                 <w:top w:space="0" w:sz="0" w:val="nil"/>
@@ -18679,7 +17445,6 @@
             <w:pPr>
               <w:keepNext w:val="0"/>
               <w:keepLines w:val="0"/>
-              <w:pageBreakBefore w:val="0"/>
               <w:widowControl w:val="0"/>
               <w:pBdr>
                 <w:top w:space="0" w:sz="0" w:val="nil"/>
@@ -18731,7 +17496,6 @@
             <w:pPr>
               <w:keepNext w:val="0"/>
               <w:keepLines w:val="0"/>
-              <w:pageBreakBefore w:val="0"/>
               <w:widowControl w:val="0"/>
               <w:pBdr>
                 <w:top w:space="0" w:sz="0" w:val="nil"/>
@@ -18780,7 +17544,6 @@
             <w:pPr>
               <w:keepNext w:val="0"/>
               <w:keepLines w:val="0"/>
-              <w:pageBreakBefore w:val="0"/>
               <w:widowControl w:val="0"/>
               <w:pBdr>
                 <w:top w:space="0" w:sz="0" w:val="nil"/>
@@ -18832,7 +17595,6 @@
             <w:pPr>
               <w:keepNext w:val="0"/>
               <w:keepLines w:val="0"/>
-              <w:pageBreakBefore w:val="0"/>
               <w:widowControl w:val="0"/>
               <w:pBdr>
                 <w:top w:space="0" w:sz="0" w:val="nil"/>
@@ -18884,7 +17646,6 @@
             <w:pPr>
               <w:keepNext w:val="0"/>
               <w:keepLines w:val="0"/>
-              <w:pageBreakBefore w:val="0"/>
               <w:widowControl w:val="0"/>
               <w:pBdr>
                 <w:top w:space="0" w:sz="0" w:val="nil"/>
@@ -18943,7 +17704,6 @@
             <w:pPr>
               <w:keepNext w:val="0"/>
               <w:keepLines w:val="0"/>
-              <w:pageBreakBefore w:val="0"/>
               <w:widowControl w:val="0"/>
               <w:pBdr>
                 <w:top w:space="0" w:sz="0" w:val="nil"/>
@@ -18995,7 +17755,6 @@
             <w:pPr>
               <w:keepNext w:val="0"/>
               <w:keepLines w:val="0"/>
-              <w:pageBreakBefore w:val="0"/>
               <w:widowControl w:val="0"/>
               <w:pBdr>
                 <w:top w:space="0" w:sz="0" w:val="nil"/>
@@ -19064,7 +17823,6 @@
             <w:pPr>
               <w:keepNext w:val="0"/>
               <w:keepLines w:val="0"/>
-              <w:pageBreakBefore w:val="0"/>
               <w:widowControl w:val="0"/>
               <w:pBdr>
                 <w:top w:space="0" w:sz="0" w:val="nil"/>
@@ -19116,7 +17874,6 @@
             <w:pPr>
               <w:keepNext w:val="0"/>
               <w:keepLines w:val="0"/>
-              <w:pageBreakBefore w:val="0"/>
               <w:widowControl w:val="0"/>
               <w:pBdr>
                 <w:top w:space="0" w:sz="0" w:val="nil"/>
@@ -19175,7 +17932,6 @@
             <w:pPr>
               <w:keepNext w:val="0"/>
               <w:keepLines w:val="0"/>
-              <w:pageBreakBefore w:val="0"/>
               <w:widowControl w:val="0"/>
               <w:pBdr>
                 <w:top w:space="0" w:sz="0" w:val="nil"/>
@@ -19227,7 +17983,6 @@
             <w:pPr>
               <w:keepNext w:val="0"/>
               <w:keepLines w:val="0"/>
-              <w:pageBreakBefore w:val="0"/>
               <w:widowControl w:val="0"/>
               <w:pBdr>
                 <w:top w:space="0" w:sz="0" w:val="nil"/>
@@ -19279,7 +18034,6 @@
             <w:pPr>
               <w:keepNext w:val="0"/>
               <w:keepLines w:val="0"/>
-              <w:pageBreakBefore w:val="0"/>
               <w:widowControl w:val="0"/>
               <w:pBdr>
                 <w:top w:space="0" w:sz="0" w:val="nil"/>
@@ -19331,7 +18085,6 @@
             <w:pPr>
               <w:keepNext w:val="0"/>
               <w:keepLines w:val="0"/>
-              <w:pageBreakBefore w:val="0"/>
               <w:widowControl w:val="0"/>
               <w:pBdr>
                 <w:top w:space="0" w:sz="0" w:val="nil"/>
@@ -19390,7 +18143,6 @@
             <w:pPr>
               <w:keepNext w:val="0"/>
               <w:keepLines w:val="0"/>
-              <w:pageBreakBefore w:val="0"/>
               <w:widowControl w:val="0"/>
               <w:pBdr>
                 <w:top w:space="0" w:sz="0" w:val="nil"/>
@@ -19442,7 +18194,6 @@
             <w:pPr>
               <w:keepNext w:val="0"/>
               <w:keepLines w:val="0"/>
-              <w:pageBreakBefore w:val="0"/>
               <w:widowControl w:val="0"/>
               <w:pBdr>
                 <w:top w:space="0" w:sz="0" w:val="nil"/>
@@ -19494,7 +18245,6 @@
             <w:pPr>
               <w:keepNext w:val="0"/>
               <w:keepLines w:val="0"/>
-              <w:pageBreakBefore w:val="0"/>
               <w:widowControl w:val="0"/>
               <w:pBdr>
                 <w:top w:space="0" w:sz="0" w:val="nil"/>
@@ -19546,7 +18296,6 @@
             <w:pPr>
               <w:keepNext w:val="0"/>
               <w:keepLines w:val="0"/>
-              <w:pageBreakBefore w:val="0"/>
               <w:widowControl w:val="0"/>
               <w:pBdr>
                 <w:top w:space="0" w:sz="0" w:val="nil"/>
@@ -22806,7 +21555,7 @@
         <w:widowControl w:val="0"/>
         <w:numPr>
           <w:ilvl w:val="0"/>
-          <w:numId w:val="8"/>
+          <w:numId w:val="5"/>
         </w:numPr>
         <w:pBdr>
           <w:top w:space="0" w:sz="0" w:val="nil"/>
@@ -22848,6 +21597,11 @@
         </w:rPr>
         <w:t xml:space="preserve">Increased risk of man-in-the-middle (MITM) attacks during communication</w:t>
       </w:r>
+      <w:r>
+        <w:rPr>
+          <w:rtl w:val="0"/>
+        </w:rPr>
+      </w:r>
     </w:p>
     <w:p>
       <w:pPr>
@@ -22857,7 +21611,7 @@
         <w:widowControl w:val="0"/>
         <w:numPr>
           <w:ilvl w:val="0"/>
-          <w:numId w:val="8"/>
+          <w:numId w:val="5"/>
         </w:numPr>
         <w:pBdr>
           <w:top w:space="0" w:sz="0" w:val="nil"/>
@@ -22899,6 +21653,11 @@
         </w:rPr>
         <w:t xml:space="preserve">Attackers may perform SSL stripping to downgrade secure connections to HTTP</w:t>
       </w:r>
+      <w:r>
+        <w:rPr>
+          <w:rtl w:val="0"/>
+        </w:rPr>
+      </w:r>
     </w:p>
     <w:p>
       <w:pPr>
@@ -22908,7 +21667,7 @@
         <w:widowControl w:val="0"/>
         <w:numPr>
           <w:ilvl w:val="0"/>
-          <w:numId w:val="8"/>
+          <w:numId w:val="5"/>
         </w:numPr>
         <w:pBdr>
           <w:top w:space="0" w:sz="0" w:val="nil"/>
@@ -22950,6 +21709,11 @@
         </w:rPr>
         <w:t xml:space="preserve">Sensitive session cookies could be intercepted or hijacked</w:t>
       </w:r>
+      <w:r>
+        <w:rPr>
+          <w:rtl w:val="0"/>
+        </w:rPr>
+      </w:r>
     </w:p>
     <w:p>
       <w:pPr>
@@ -22959,7 +21723,7 @@
         <w:widowControl w:val="0"/>
         <w:numPr>
           <w:ilvl w:val="0"/>
-          <w:numId w:val="8"/>
+          <w:numId w:val="5"/>
         </w:numPr>
         <w:pBdr>
           <w:top w:space="0" w:sz="0" w:val="nil"/>
@@ -23001,6 +21765,11 @@
         </w:rPr>
         <w:t xml:space="preserve">Users may unknowingly access the application over insecure connections</w:t>
       </w:r>
+      <w:r>
+        <w:rPr>
+          <w:rtl w:val="0"/>
+        </w:rPr>
+      </w:r>
     </w:p>
     <w:p>
       <w:pPr>
@@ -24294,7 +23063,7 @@
         <w:widowControl w:val="0"/>
         <w:numPr>
           <w:ilvl w:val="0"/>
-          <w:numId w:val="8"/>
+          <w:numId w:val="5"/>
         </w:numPr>
         <w:pBdr>
           <w:top w:space="0" w:sz="0" w:val="nil"/>
@@ -24336,6 +23105,11 @@
         </w:rPr>
         <w:t xml:space="preserve">Weak  cipher  suites  may  allow  attackers  to  exploit  cryptographic  vulnerabilities</w:t>
       </w:r>
+      <w:r>
+        <w:rPr>
+          <w:rtl w:val="0"/>
+        </w:rPr>
+      </w:r>
     </w:p>
     <w:p>
       <w:pPr>
@@ -24345,7 +23119,7 @@
         <w:widowControl w:val="0"/>
         <w:numPr>
           <w:ilvl w:val="0"/>
-          <w:numId w:val="8"/>
+          <w:numId w:val="5"/>
         </w:numPr>
         <w:pBdr>
           <w:top w:space="0" w:sz="0" w:val="nil"/>
@@ -24414,6 +23188,11 @@
         <w:tab/>
         <w:t xml:space="preserve">weakened</w:t>
       </w:r>
+      <w:r>
+        <w:rPr>
+          <w:rtl w:val="0"/>
+        </w:rPr>
+      </w:r>
     </w:p>
     <w:p>
       <w:pPr>
@@ -24423,7 +23202,7 @@
         <w:widowControl w:val="0"/>
         <w:numPr>
           <w:ilvl w:val="0"/>
-          <w:numId w:val="8"/>
+          <w:numId w:val="5"/>
         </w:numPr>
         <w:pBdr>
           <w:top w:space="0" w:sz="0" w:val="nil"/>
@@ -24465,6 +23244,11 @@
         </w:rPr>
         <w:t xml:space="preserve">Sensitive information such as login credentials or personal data could be exposed</w:t>
       </w:r>
+      <w:r>
+        <w:rPr>
+          <w:rtl w:val="0"/>
+        </w:rPr>
+      </w:r>
     </w:p>
     <w:p>
       <w:pPr>
@@ -24474,7 +23258,7 @@
         <w:widowControl w:val="0"/>
         <w:numPr>
           <w:ilvl w:val="0"/>
-          <w:numId w:val="8"/>
+          <w:numId w:val="5"/>
         </w:numPr>
         <w:pBdr>
           <w:top w:space="0" w:sz="0" w:val="nil"/>
@@ -24521,6 +23305,11 @@
         </w:rPr>
         <w:t xml:space="preserve">Increased risk of man-in-the-middle (MITM) attacks and data interception.</w:t>
       </w:r>
+      <w:r>
+        <w:rPr>
+          <w:rtl w:val="0"/>
+        </w:rPr>
+      </w:r>
     </w:p>
     <w:p>
       <w:pPr>
@@ -25335,7 +24124,7 @@
         <w:widowControl w:val="0"/>
         <w:numPr>
           <w:ilvl w:val="0"/>
-          <w:numId w:val="8"/>
+          <w:numId w:val="5"/>
         </w:numPr>
         <w:pBdr>
           <w:top w:space="0" w:sz="0" w:val="nil"/>
@@ -25377,6 +24166,11 @@
         </w:rPr>
         <w:t xml:space="preserve">Weak hashing algorithms may reduce the strength of SSL/TLS certificate integrity</w:t>
       </w:r>
+      <w:r>
+        <w:rPr>
+          <w:rtl w:val="0"/>
+        </w:rPr>
+      </w:r>
     </w:p>
     <w:p>
       <w:pPr>
@@ -25386,7 +24180,7 @@
         <w:widowControl w:val="0"/>
         <w:numPr>
           <w:ilvl w:val="0"/>
-          <w:numId w:val="8"/>
+          <w:numId w:val="5"/>
         </w:numPr>
         <w:pBdr>
           <w:top w:space="0" w:sz="0" w:val="nil"/>
@@ -25428,6 +24222,11 @@
         </w:rPr>
         <w:t xml:space="preserve">Attackers may attempt to exploit hash collision weaknesses to forge certificates</w:t>
       </w:r>
+      <w:r>
+        <w:rPr>
+          <w:rtl w:val="0"/>
+        </w:rPr>
+      </w:r>
     </w:p>
     <w:p>
       <w:pPr>
@@ -25437,7 +24236,7 @@
         <w:widowControl w:val="0"/>
         <w:numPr>
           <w:ilvl w:val="0"/>
-          <w:numId w:val="8"/>
+          <w:numId w:val="5"/>
         </w:numPr>
         <w:pBdr>
           <w:top w:space="0" w:sz="0" w:val="nil"/>
@@ -25479,6 +24278,11 @@
         </w:rPr>
         <w:t xml:space="preserve">Potential risk of service impersonation or spoofing attacks</w:t>
       </w:r>
+      <w:r>
+        <w:rPr>
+          <w:rtl w:val="0"/>
+        </w:rPr>
+      </w:r>
     </w:p>
     <w:p>
       <w:pPr>
@@ -25488,7 +24292,7 @@
         <w:widowControl w:val="0"/>
         <w:numPr>
           <w:ilvl w:val="0"/>
-          <w:numId w:val="8"/>
+          <w:numId w:val="5"/>
         </w:numPr>
         <w:pBdr>
           <w:top w:space="0" w:sz="0" w:val="nil"/>
@@ -25535,6 +24339,11 @@
         </w:rPr>
         <w:t xml:space="preserve">Reduced trust in the authenticity of encrypted communications</w:t>
       </w:r>
+      <w:r>
+        <w:rPr>
+          <w:rtl w:val="0"/>
+        </w:rPr>
+      </w:r>
     </w:p>
     <w:p>
       <w:pPr>
@@ -26000,7 +24809,7 @@
         <w:widowControl w:val="0"/>
         <w:numPr>
           <w:ilvl w:val="0"/>
-          <w:numId w:val="8"/>
+          <w:numId w:val="5"/>
         </w:numPr>
         <w:pBdr>
           <w:top w:space="0" w:sz="0" w:val="nil"/>
@@ -26042,6 +24851,11 @@
         </w:rPr>
         <w:t xml:space="preserve">Use of an untrusted or unauthorized root certificate may weaken the SSL/TLS trust chain</w:t>
       </w:r>
+      <w:r>
+        <w:rPr>
+          <w:rtl w:val="0"/>
+        </w:rPr>
+      </w:r>
     </w:p>
     <w:p>
       <w:pPr>
@@ -26051,7 +24865,7 @@
         <w:widowControl w:val="0"/>
         <w:numPr>
           <w:ilvl w:val="0"/>
-          <w:numId w:val="8"/>
+          <w:numId w:val="5"/>
         </w:numPr>
         <w:pBdr>
           <w:top w:space="0" w:sz="0" w:val="nil"/>
@@ -26093,6 +24907,11 @@
         </w:rPr>
         <w:t xml:space="preserve">Users may experience browser warnings or trust issues when accessing the service</w:t>
       </w:r>
+      <w:r>
+        <w:rPr>
+          <w:rtl w:val="0"/>
+        </w:rPr>
+      </w:r>
     </w:p>
     <w:p>
       <w:pPr>
@@ -26102,7 +24921,7 @@
         <w:widowControl w:val="0"/>
         <w:numPr>
           <w:ilvl w:val="0"/>
-          <w:numId w:val="8"/>
+          <w:numId w:val="5"/>
         </w:numPr>
         <w:pBdr>
           <w:top w:space="0" w:sz="0" w:val="nil"/>
@@ -26144,6 +24963,11 @@
         </w:rPr>
         <w:t xml:space="preserve">Attackers could potentially exploit weak trust configurations to impersonate services</w:t>
       </w:r>
+      <w:r>
+        <w:rPr>
+          <w:rtl w:val="0"/>
+        </w:rPr>
+      </w:r>
     </w:p>
     <w:p>
       <w:pPr>
@@ -26153,7 +24977,7 @@
         <w:widowControl w:val="0"/>
         <w:numPr>
           <w:ilvl w:val="0"/>
-          <w:numId w:val="8"/>
+          <w:numId w:val="5"/>
         </w:numPr>
         <w:pBdr>
           <w:top w:space="0" w:sz="0" w:val="nil"/>
@@ -26194,6 +25018,11 @@
           <w:rtl w:val="0"/>
         </w:rPr>
         <w:t xml:space="preserve">Reduced confidence in the authenticity of secure communications</w:t>
+      </w:r>
+      <w:r>
+        <w:rPr>
+          <w:rtl w:val="0"/>
+        </w:rPr>
       </w:r>
     </w:p>
     <w:p>
@@ -26780,16 +25609,16 @@
             <wp:extent cx="6300388" cy="2959036"/>
             <wp:effectExtent b="0" l="0" r="0" t="0"/>
             <wp:wrapTopAndBottom distB="0" distT="0"/>
-            <wp:docPr id="8" name="image8.png"/>
+            <wp:docPr id="6" name="image6.png"/>
             <a:graphic>
               <a:graphicData uri="http://schemas.openxmlformats.org/drawingml/2006/picture">
                 <pic:pic>
                   <pic:nvPicPr>
-                    <pic:cNvPr id="0" name="image8.png"/>
+                    <pic:cNvPr id="0" name="image6.png"/>
                     <pic:cNvPicPr preferRelativeResize="0"/>
                   </pic:nvPicPr>
                   <pic:blipFill>
-                    <a:blip r:embed="rId22"/>
+                    <a:blip r:embed="rId17"/>
                     <a:srcRect b="0" l="0" r="0" t="0"/>
                     <a:stretch>
                       <a:fillRect/>
@@ -26828,7 +25657,7 @@
         <w:pStyle w:val="Heading5"/>
         <w:numPr>
           <w:ilvl w:val="0"/>
-          <w:numId w:val="7"/>
+          <w:numId w:val="4"/>
         </w:numPr>
         <w:tabs>
           <w:tab w:val="left" w:leader="none" w:pos="635"/>
@@ -27108,7 +25937,7 @@
         <w:pStyle w:val="Heading5"/>
         <w:numPr>
           <w:ilvl w:val="0"/>
-          <w:numId w:val="7"/>
+          <w:numId w:val="4"/>
         </w:numPr>
         <w:tabs>
           <w:tab w:val="left" w:leader="none" w:pos="635"/>
@@ -27393,7 +26222,7 @@
         <w:pStyle w:val="Heading5"/>
         <w:numPr>
           <w:ilvl w:val="0"/>
-          <w:numId w:val="7"/>
+          <w:numId w:val="4"/>
         </w:numPr>
         <w:tabs>
           <w:tab w:val="left" w:leader="none" w:pos="635"/>
@@ -27710,7 +26539,7 @@
         <w:pStyle w:val="Heading5"/>
         <w:numPr>
           <w:ilvl w:val="0"/>
-          <w:numId w:val="7"/>
+          <w:numId w:val="4"/>
         </w:numPr>
         <w:tabs>
           <w:tab w:val="left" w:leader="none" w:pos="635"/>
@@ -27995,7 +26824,7 @@
         <w:pStyle w:val="Heading5"/>
         <w:numPr>
           <w:ilvl w:val="0"/>
-          <w:numId w:val="7"/>
+          <w:numId w:val="4"/>
         </w:numPr>
         <w:tabs>
           <w:tab w:val="left" w:leader="none" w:pos="635"/>
@@ -28312,7 +27141,7 @@
         <w:pStyle w:val="Heading5"/>
         <w:numPr>
           <w:ilvl w:val="0"/>
-          <w:numId w:val="7"/>
+          <w:numId w:val="4"/>
         </w:numPr>
         <w:tabs>
           <w:tab w:val="left" w:leader="none" w:pos="695"/>
@@ -28597,7 +27426,7 @@
         <w:pStyle w:val="Heading5"/>
         <w:numPr>
           <w:ilvl w:val="0"/>
-          <w:numId w:val="7"/>
+          <w:numId w:val="4"/>
         </w:numPr>
         <w:tabs>
           <w:tab w:val="left" w:leader="none" w:pos="705"/>
@@ -28914,7 +27743,7 @@
         <w:pStyle w:val="Heading5"/>
         <w:numPr>
           <w:ilvl w:val="0"/>
-          <w:numId w:val="7"/>
+          <w:numId w:val="4"/>
         </w:numPr>
         <w:tabs>
           <w:tab w:val="left" w:leader="none" w:pos="695"/>
@@ -29231,7 +28060,7 @@
         <w:pStyle w:val="Heading5"/>
         <w:numPr>
           <w:ilvl w:val="0"/>
-          <w:numId w:val="7"/>
+          <w:numId w:val="4"/>
         </w:numPr>
         <w:tabs>
           <w:tab w:val="left" w:leader="none" w:pos="635"/>
@@ -29479,7 +28308,7 @@
         <w:pStyle w:val="Heading5"/>
         <w:numPr>
           <w:ilvl w:val="0"/>
-          <w:numId w:val="7"/>
+          <w:numId w:val="4"/>
         </w:numPr>
         <w:tabs>
           <w:tab w:val="left" w:leader="none" w:pos="776"/>
@@ -29759,7 +28588,7 @@
         <w:pStyle w:val="Heading5"/>
         <w:numPr>
           <w:ilvl w:val="0"/>
-          <w:numId w:val="7"/>
+          <w:numId w:val="4"/>
         </w:numPr>
         <w:tabs>
           <w:tab w:val="left" w:leader="none" w:pos="776"/>
@@ -30007,7 +28836,7 @@
         <w:pStyle w:val="Heading5"/>
         <w:numPr>
           <w:ilvl w:val="0"/>
-          <w:numId w:val="7"/>
+          <w:numId w:val="4"/>
         </w:numPr>
         <w:tabs>
           <w:tab w:val="left" w:leader="none" w:pos="776"/>
@@ -30300,7 +29129,199 @@
       <w:lvlText w:val="•"/>
       <w:lvlJc w:val="left"/>
       <w:pPr>
-        <w:ind w:left="852" w:hanging="144"/>
+        <w:ind w:left="699" w:hanging="132.9999999999999"/>
+      </w:pPr>
+      <w:rPr>
+        <w:rFonts w:ascii="Times New Roman" w:cs="Times New Roman" w:eastAsia="Times New Roman" w:hAnsi="Times New Roman"/>
+        <w:b w:val="0"/>
+        <w:i w:val="0"/>
+        <w:sz w:val="22"/>
+        <w:szCs w:val="22"/>
+      </w:rPr>
+    </w:lvl>
+    <w:lvl w:ilvl="1">
+      <w:start w:val="0"/>
+      <w:numFmt w:val="bullet"/>
+      <w:lvlText w:val="•"/>
+      <w:lvlJc w:val="left"/>
+      <w:pPr>
+        <w:ind w:left="1693" w:hanging="133"/>
+      </w:pPr>
+      <w:rPr/>
+    </w:lvl>
+    <w:lvl w:ilvl="2">
+      <w:start w:val="0"/>
+      <w:numFmt w:val="bullet"/>
+      <w:lvlText w:val="•"/>
+      <w:lvlJc w:val="left"/>
+      <w:pPr>
+        <w:ind w:left="2687" w:hanging="133"/>
+      </w:pPr>
+      <w:rPr/>
+    </w:lvl>
+    <w:lvl w:ilvl="3">
+      <w:start w:val="0"/>
+      <w:numFmt w:val="bullet"/>
+      <w:lvlText w:val="•"/>
+      <w:lvlJc w:val="left"/>
+      <w:pPr>
+        <w:ind w:left="3681" w:hanging="133"/>
+      </w:pPr>
+      <w:rPr/>
+    </w:lvl>
+    <w:lvl w:ilvl="4">
+      <w:start w:val="0"/>
+      <w:numFmt w:val="bullet"/>
+      <w:lvlText w:val="•"/>
+      <w:lvlJc w:val="left"/>
+      <w:pPr>
+        <w:ind w:left="4674" w:hanging="133"/>
+      </w:pPr>
+      <w:rPr/>
+    </w:lvl>
+    <w:lvl w:ilvl="5">
+      <w:start w:val="0"/>
+      <w:numFmt w:val="bullet"/>
+      <w:lvlText w:val="•"/>
+      <w:lvlJc w:val="left"/>
+      <w:pPr>
+        <w:ind w:left="5668" w:hanging="133"/>
+      </w:pPr>
+      <w:rPr/>
+    </w:lvl>
+    <w:lvl w:ilvl="6">
+      <w:start w:val="0"/>
+      <w:numFmt w:val="bullet"/>
+      <w:lvlText w:val="•"/>
+      <w:lvlJc w:val="left"/>
+      <w:pPr>
+        <w:ind w:left="6662" w:hanging="132.9999999999991"/>
+      </w:pPr>
+      <w:rPr/>
+    </w:lvl>
+    <w:lvl w:ilvl="7">
+      <w:start w:val="0"/>
+      <w:numFmt w:val="bullet"/>
+      <w:lvlText w:val="•"/>
+      <w:lvlJc w:val="left"/>
+      <w:pPr>
+        <w:ind w:left="7656" w:hanging="132.9999999999991"/>
+      </w:pPr>
+      <w:rPr/>
+    </w:lvl>
+    <w:lvl w:ilvl="8">
+      <w:start w:val="0"/>
+      <w:numFmt w:val="bullet"/>
+      <w:lvlText w:val="•"/>
+      <w:lvlJc w:val="left"/>
+      <w:pPr>
+        <w:ind w:left="8649" w:hanging="133"/>
+      </w:pPr>
+      <w:rPr/>
+    </w:lvl>
+  </w:abstractNum>
+  <w:abstractNum w:abstractNumId="2">
+    <w:lvl w:ilvl="0">
+      <w:start w:val="0"/>
+      <w:numFmt w:val="bullet"/>
+      <w:lvlText w:val="•"/>
+      <w:lvlJc w:val="left"/>
+      <w:pPr>
+        <w:ind w:left="876" w:hanging="144.0000000000001"/>
+      </w:pPr>
+      <w:rPr>
+        <w:rFonts w:ascii="Times New Roman" w:cs="Times New Roman" w:eastAsia="Times New Roman" w:hAnsi="Times New Roman"/>
+      </w:rPr>
+    </w:lvl>
+    <w:lvl w:ilvl="1">
+      <w:start w:val="0"/>
+      <w:numFmt w:val="bullet"/>
+      <w:lvlText w:val="•"/>
+      <w:lvlJc w:val="left"/>
+      <w:pPr>
+        <w:ind w:left="1855" w:hanging="144"/>
+      </w:pPr>
+      <w:rPr/>
+    </w:lvl>
+    <w:lvl w:ilvl="2">
+      <w:start w:val="0"/>
+      <w:numFmt w:val="bullet"/>
+      <w:lvlText w:val="•"/>
+      <w:lvlJc w:val="left"/>
+      <w:pPr>
+        <w:ind w:left="2831" w:hanging="143.99999999999955"/>
+      </w:pPr>
+      <w:rPr/>
+    </w:lvl>
+    <w:lvl w:ilvl="3">
+      <w:start w:val="0"/>
+      <w:numFmt w:val="bullet"/>
+      <w:lvlText w:val="•"/>
+      <w:lvlJc w:val="left"/>
+      <w:pPr>
+        <w:ind w:left="3807" w:hanging="144"/>
+      </w:pPr>
+      <w:rPr/>
+    </w:lvl>
+    <w:lvl w:ilvl="4">
+      <w:start w:val="0"/>
+      <w:numFmt w:val="bullet"/>
+      <w:lvlText w:val="•"/>
+      <w:lvlJc w:val="left"/>
+      <w:pPr>
+        <w:ind w:left="4782" w:hanging="144"/>
+      </w:pPr>
+      <w:rPr/>
+    </w:lvl>
+    <w:lvl w:ilvl="5">
+      <w:start w:val="0"/>
+      <w:numFmt w:val="bullet"/>
+      <w:lvlText w:val="•"/>
+      <w:lvlJc w:val="left"/>
+      <w:pPr>
+        <w:ind w:left="5758" w:hanging="144"/>
+      </w:pPr>
+      <w:rPr/>
+    </w:lvl>
+    <w:lvl w:ilvl="6">
+      <w:start w:val="0"/>
+      <w:numFmt w:val="bullet"/>
+      <w:lvlText w:val="•"/>
+      <w:lvlJc w:val="left"/>
+      <w:pPr>
+        <w:ind w:left="6734" w:hanging="144"/>
+      </w:pPr>
+      <w:rPr/>
+    </w:lvl>
+    <w:lvl w:ilvl="7">
+      <w:start w:val="0"/>
+      <w:numFmt w:val="bullet"/>
+      <w:lvlText w:val="•"/>
+      <w:lvlJc w:val="left"/>
+      <w:pPr>
+        <w:ind w:left="7710" w:hanging="144"/>
+      </w:pPr>
+      <w:rPr/>
+    </w:lvl>
+    <w:lvl w:ilvl="8">
+      <w:start w:val="0"/>
+      <w:numFmt w:val="bullet"/>
+      <w:lvlText w:val="•"/>
+      <w:lvlJc w:val="left"/>
+      <w:pPr>
+        <w:ind w:left="8685" w:hanging="144"/>
+      </w:pPr>
+      <w:rPr/>
+    </w:lvl>
+  </w:abstractNum>
+  <w:abstractNum w:abstractNumId="3">
+    <w:lvl w:ilvl="0">
+      <w:start w:val="0"/>
+      <w:numFmt w:val="bullet"/>
+      <w:lvlText w:val="•"/>
+      <w:lvlJc w:val="left"/>
+      <w:pPr>
+        <w:ind w:left="708" w:hanging="144"/>
       </w:pPr>
       <w:rPr>
         <w:rFonts w:ascii="Times New Roman" w:cs="Times New Roman" w:eastAsia="Times New Roman" w:hAnsi="Times New Roman"/>
@@ -30316,7 +29337,7 @@
       <w:lvlText w:val="•"/>
       <w:lvlJc w:val="left"/>
       <w:pPr>
-        <w:ind w:left="1837" w:hanging="144.00000000000023"/>
+        <w:ind w:left="1693" w:hanging="144"/>
       </w:pPr>
       <w:rPr/>
     </w:lvl>
@@ -30326,7 +29347,7 @@
       <w:lvlText w:val="•"/>
       <w:lvlJc w:val="left"/>
       <w:pPr>
-        <w:ind w:left="2815" w:hanging="144"/>
+        <w:ind w:left="2687" w:hanging="144"/>
       </w:pPr>
       <w:rPr/>
     </w:lvl>
@@ -30336,7 +29357,7 @@
       <w:lvlText w:val="•"/>
       <w:lvlJc w:val="left"/>
       <w:pPr>
-        <w:ind w:left="3793" w:hanging="143.99999999999955"/>
+        <w:ind w:left="3681" w:hanging="143.99999999999955"/>
       </w:pPr>
       <w:rPr/>
     </w:lvl>
@@ -30346,7 +29367,7 @@
       <w:lvlText w:val="•"/>
       <w:lvlJc w:val="left"/>
       <w:pPr>
-        <w:ind w:left="4770" w:hanging="144"/>
+        <w:ind w:left="4674" w:hanging="144"/>
       </w:pPr>
       <w:rPr/>
     </w:lvl>
@@ -30356,7 +29377,7 @@
       <w:lvlText w:val="•"/>
       <w:lvlJc w:val="left"/>
       <w:pPr>
-        <w:ind w:left="5748" w:hanging="144"/>
+        <w:ind w:left="5668" w:hanging="144"/>
       </w:pPr>
       <w:rPr/>
     </w:lvl>
@@ -30366,7 +29387,7 @@
       <w:lvlText w:val="•"/>
       <w:lvlJc w:val="left"/>
       <w:pPr>
-        <w:ind w:left="6726" w:hanging="144"/>
+        <w:ind w:left="6662" w:hanging="143.99999999999818"/>
       </w:pPr>
       <w:rPr/>
     </w:lvl>
@@ -30376,7 +29397,7 @@
       <w:lvlText w:val="•"/>
       <w:lvlJc w:val="left"/>
       <w:pPr>
-        <w:ind w:left="7704" w:hanging="144"/>
+        <w:ind w:left="7656" w:hanging="144"/>
       </w:pPr>
       <w:rPr/>
     </w:lvl>
@@ -30386,19 +29407,117 @@
       <w:lvlText w:val="•"/>
       <w:lvlJc w:val="left"/>
       <w:pPr>
-        <w:ind w:left="8681" w:hanging="144"/>
+        <w:ind w:left="8649" w:hanging="144"/>
       </w:pPr>
       <w:rPr/>
     </w:lvl>
   </w:abstractNum>
-  <w:abstractNum w:abstractNumId="2">
+  <w:abstractNum w:abstractNumId="4">
+    <w:lvl w:ilvl="0">
+      <w:start w:val="1"/>
+      <w:numFmt w:val="decimal"/>
+      <w:lvlText w:val="%1."/>
+      <w:lvlJc w:val="left"/>
+      <w:pPr>
+        <w:ind w:left="638" w:hanging="213"/>
+      </w:pPr>
+      <w:rPr>
+        <w:rFonts w:ascii="Times New Roman" w:cs="Times New Roman" w:eastAsia="Times New Roman" w:hAnsi="Times New Roman"/>
+        <w:b w:val="1"/>
+        <w:i w:val="0"/>
+        <w:sz w:val="26"/>
+        <w:szCs w:val="26"/>
+      </w:rPr>
+    </w:lvl>
+    <w:lvl w:ilvl="1">
+      <w:start w:val="0"/>
+      <w:numFmt w:val="bullet"/>
+      <w:lvlText w:val="•"/>
+      <w:lvlJc w:val="left"/>
+      <w:pPr>
+        <w:ind w:left="1639" w:hanging="213"/>
+      </w:pPr>
+      <w:rPr/>
+    </w:lvl>
+    <w:lvl w:ilvl="2">
+      <w:start w:val="0"/>
+      <w:numFmt w:val="bullet"/>
+      <w:lvlText w:val="•"/>
+      <w:lvlJc w:val="left"/>
+      <w:pPr>
+        <w:ind w:left="2639" w:hanging="213.00000000000045"/>
+      </w:pPr>
+      <w:rPr/>
+    </w:lvl>
+    <w:lvl w:ilvl="3">
+      <w:start w:val="0"/>
+      <w:numFmt w:val="bullet"/>
+      <w:lvlText w:val="•"/>
+      <w:lvlJc w:val="left"/>
+      <w:pPr>
+        <w:ind w:left="3639" w:hanging="213.0000000000009"/>
+      </w:pPr>
+      <w:rPr/>
+    </w:lvl>
+    <w:lvl w:ilvl="4">
+      <w:start w:val="0"/>
+      <w:numFmt w:val="bullet"/>
+      <w:lvlText w:val="•"/>
+      <w:lvlJc w:val="left"/>
+      <w:pPr>
+        <w:ind w:left="4638" w:hanging="213"/>
+      </w:pPr>
+      <w:rPr/>
+    </w:lvl>
+    <w:lvl w:ilvl="5">
+      <w:start w:val="0"/>
+      <w:numFmt w:val="bullet"/>
+      <w:lvlText w:val="•"/>
+      <w:lvlJc w:val="left"/>
+      <w:pPr>
+        <w:ind w:left="5638" w:hanging="213"/>
+      </w:pPr>
+      <w:rPr/>
+    </w:lvl>
+    <w:lvl w:ilvl="6">
+      <w:start w:val="0"/>
+      <w:numFmt w:val="bullet"/>
+      <w:lvlText w:val="•"/>
+      <w:lvlJc w:val="left"/>
+      <w:pPr>
+        <w:ind w:left="6638" w:hanging="213"/>
+      </w:pPr>
+      <w:rPr/>
+    </w:lvl>
+    <w:lvl w:ilvl="7">
+      <w:start w:val="0"/>
+      <w:numFmt w:val="bullet"/>
+      <w:lvlText w:val="•"/>
+      <w:lvlJc w:val="left"/>
+      <w:pPr>
+        <w:ind w:left="7638" w:hanging="213"/>
+      </w:pPr>
+      <w:rPr/>
+    </w:lvl>
+    <w:lvl w:ilvl="8">
+      <w:start w:val="0"/>
+      <w:numFmt w:val="bullet"/>
+      <w:lvlText w:val="•"/>
+      <w:lvlJc w:val="left"/>
+      <w:pPr>
+        <w:ind w:left="8637" w:hanging="213"/>
+      </w:pPr>
+      <w:rPr/>
+    </w:lvl>
+  </w:abstractNum>
+  <w:abstractNum w:abstractNumId="5">
     <w:lvl w:ilvl="0">
       <w:start w:val="0"/>
       <w:numFmt w:val="bullet"/>
       <w:lvlText w:val="•"/>
       <w:lvlJc w:val="left"/>
       <w:pPr>
-        <w:ind w:left="710" w:hanging="144"/>
+        <w:ind w:left="902" w:hanging="147"/>
       </w:pPr>
       <w:rPr>
         <w:rFonts w:ascii="Times New Roman" w:cs="Times New Roman" w:eastAsia="Times New Roman" w:hAnsi="Times New Roman"/>
@@ -30414,7 +29533,7 @@
       <w:lvlText w:val="•"/>
       <w:lvlJc w:val="left"/>
       <w:pPr>
-        <w:ind w:left="1711" w:hanging="144"/>
+        <w:ind w:left="1873" w:hanging="146.99999999999977"/>
       </w:pPr>
       <w:rPr/>
     </w:lvl>
@@ -30424,7 +29543,7 @@
       <w:lvlText w:val="•"/>
       <w:lvlJc w:val="left"/>
       <w:pPr>
-        <w:ind w:left="2703" w:hanging="144"/>
+        <w:ind w:left="2847" w:hanging="147"/>
       </w:pPr>
       <w:rPr/>
     </w:lvl>
@@ -30434,7 +29553,7 @@
       <w:lvlText w:val="•"/>
       <w:lvlJc w:val="left"/>
       <w:pPr>
-        <w:ind w:left="3695" w:hanging="144"/>
+        <w:ind w:left="3821" w:hanging="146.9999999999991"/>
       </w:pPr>
       <w:rPr/>
     </w:lvl>
@@ -30444,7 +29563,7 @@
       <w:lvlText w:val="•"/>
       <w:lvlJc w:val="left"/>
       <w:pPr>
-        <w:ind w:left="4686" w:hanging="144"/>
+        <w:ind w:left="4794" w:hanging="147"/>
       </w:pPr>
       <w:rPr/>
     </w:lvl>
@@ -30454,7 +29573,7 @@
       <w:lvlText w:val="•"/>
       <w:lvlJc w:val="left"/>
       <w:pPr>
-        <w:ind w:left="5678" w:hanging="144"/>
+        <w:ind w:left="5768" w:hanging="147.0000000000009"/>
       </w:pPr>
       <w:rPr/>
     </w:lvl>
@@ -30464,7 +29583,7 @@
       <w:lvlText w:val="•"/>
       <w:lvlJc w:val="left"/>
       <w:pPr>
-        <w:ind w:left="6670" w:hanging="144"/>
+        <w:ind w:left="6742" w:hanging="147"/>
       </w:pPr>
       <w:rPr/>
     </w:lvl>
@@ -30474,7 +29593,7 @@
       <w:lvlText w:val="•"/>
       <w:lvlJc w:val="left"/>
       <w:pPr>
-        <w:ind w:left="7662" w:hanging="143.9999999999991"/>
+        <w:ind w:left="7716" w:hanging="147"/>
       </w:pPr>
       <w:rPr/>
     </w:lvl>
@@ -30484,33 +29603,43 @@
       <w:lvlText w:val="•"/>
       <w:lvlJc w:val="left"/>
       <w:pPr>
-        <w:ind w:left="8653" w:hanging="144"/>
+        <w:ind w:left="8689" w:hanging="147"/>
       </w:pPr>
       <w:rPr/>
     </w:lvl>
   </w:abstractNum>
-  <w:abstractNum w:abstractNumId="3">
+  <w:abstractNum w:abstractNumId="6">
     <w:lvl w:ilvl="0">
-      <w:start w:val="0"/>
-      <w:numFmt w:val="bullet"/>
-      <w:lvlText w:val="•"/>
+      <w:start w:val="1"/>
+      <w:numFmt w:val="decimal"/>
+      <w:lvlText w:val="%1."/>
       <w:lvlJc w:val="left"/>
       <w:pPr>
-        <w:ind w:left="852" w:hanging="144"/>
+        <w:ind w:left="708" w:hanging="262.00000000000006"/>
       </w:pPr>
       <w:rPr>
         <w:rFonts w:ascii="Times New Roman" w:cs="Times New Roman" w:eastAsia="Times New Roman" w:hAnsi="Times New Roman"/>
+        <w:b w:val="0"/>
+        <w:i w:val="0"/>
+        <w:sz w:val="24"/>
+        <w:szCs w:val="24"/>
       </w:rPr>
     </w:lvl>
     <w:lvl w:ilvl="1">
       <w:start w:val="0"/>
       <w:numFmt w:val="bullet"/>
-      <w:lvlText w:val="•"/>
+      <w:lvlText w:val="●"/>
       <w:lvlJc w:val="left"/>
       <w:pPr>
-        <w:ind w:left="1837" w:hanging="144.00000000000023"/>
-      </w:pPr>
-      <w:rPr/>
+        <w:ind w:left="991" w:hanging="360"/>
+      </w:pPr>
+      <w:rPr>
+        <w:rFonts w:ascii="Noto Sans Symbols" w:cs="Noto Sans Symbols" w:eastAsia="Noto Sans Symbols" w:hAnsi="Noto Sans Symbols"/>
+        <w:b w:val="0"/>
+        <w:i w:val="0"/>
+        <w:sz w:val="24"/>
+        <w:szCs w:val="24"/>
+      </w:rPr>
     </w:lvl>
     <w:lvl w:ilvl="2">
       <w:start w:val="0"/>
@@ -30518,7 +29647,7 @@
       <w:lvlText w:val="•"/>
       <w:lvlJc w:val="left"/>
       <w:pPr>
-        <w:ind w:left="2815" w:hanging="144"/>
+        <w:ind w:left="2070" w:hanging="360"/>
       </w:pPr>
       <w:rPr/>
     </w:lvl>
@@ -30528,7 +29657,7 @@
       <w:lvlText w:val="•"/>
       <w:lvlJc w:val="left"/>
       <w:pPr>
-        <w:ind w:left="3793" w:hanging="143.99999999999955"/>
+        <w:ind w:left="3141" w:hanging="360"/>
       </w:pPr>
       <w:rPr/>
     </w:lvl>
@@ -30538,7 +29667,7 @@
       <w:lvlText w:val="•"/>
       <w:lvlJc w:val="left"/>
       <w:pPr>
-        <w:ind w:left="4770" w:hanging="144"/>
+        <w:ind w:left="4212" w:hanging="360"/>
       </w:pPr>
       <w:rPr/>
     </w:lvl>
@@ -30548,7 +29677,7 @@
       <w:lvlText w:val="•"/>
       <w:lvlJc w:val="left"/>
       <w:pPr>
-        <w:ind w:left="5748" w:hanging="144"/>
+        <w:ind w:left="5283" w:hanging="360"/>
       </w:pPr>
       <w:rPr/>
     </w:lvl>
@@ -30558,7 +29687,7 @@
       <w:lvlText w:val="•"/>
       <w:lvlJc w:val="left"/>
       <w:pPr>
-        <w:ind w:left="6726" w:hanging="144"/>
+        <w:ind w:left="6354" w:hanging="360"/>
       </w:pPr>
       <w:rPr/>
     </w:lvl>
@@ -30568,7 +29697,7 @@
       <w:lvlText w:val="•"/>
       <w:lvlJc w:val="left"/>
       <w:pPr>
-        <w:ind w:left="7704" w:hanging="144"/>
+        <w:ind w:left="7424" w:hanging="360"/>
       </w:pPr>
       <w:rPr/>
     </w:lvl>
@@ -30578,211 +29707,19 @@
       <w:lvlText w:val="•"/>
       <w:lvlJc w:val="left"/>
       <w:pPr>
-        <w:ind w:left="8681" w:hanging="144"/>
+        <w:ind w:left="8495" w:hanging="360"/>
       </w:pPr>
       <w:rPr/>
     </w:lvl>
   </w:abstractNum>
-  <w:abstractNum w:abstractNumId="4">
+  <w:abstractNum w:abstractNumId="7">
     <w:lvl w:ilvl="0">
       <w:start w:val="0"/>
       <w:numFmt w:val="bullet"/>
       <w:lvlText w:val="•"/>
       <w:lvlJc w:val="left"/>
       <w:pPr>
-        <w:ind w:left="699" w:hanging="132.9999999999999"/>
-      </w:pPr>
-      <w:rPr>
-        <w:rFonts w:ascii="Times New Roman" w:cs="Times New Roman" w:eastAsia="Times New Roman" w:hAnsi="Times New Roman"/>
-        <w:b w:val="0"/>
-        <w:i w:val="0"/>
-        <w:sz w:val="22"/>
-        <w:szCs w:val="22"/>
-      </w:rPr>
-    </w:lvl>
-    <w:lvl w:ilvl="1">
-      <w:start w:val="0"/>
-      <w:numFmt w:val="bullet"/>
-      <w:lvlText w:val="•"/>
-      <w:lvlJc w:val="left"/>
-      <w:pPr>
-        <w:ind w:left="1693" w:hanging="133"/>
-      </w:pPr>
-      <w:rPr/>
-    </w:lvl>
-    <w:lvl w:ilvl="2">
-      <w:start w:val="0"/>
-      <w:numFmt w:val="bullet"/>
-      <w:lvlText w:val="•"/>
-      <w:lvlJc w:val="left"/>
-      <w:pPr>
-        <w:ind w:left="2687" w:hanging="133"/>
-      </w:pPr>
-      <w:rPr/>
-    </w:lvl>
-    <w:lvl w:ilvl="3">
-      <w:start w:val="0"/>
-      <w:numFmt w:val="bullet"/>
-      <w:lvlText w:val="•"/>
-      <w:lvlJc w:val="left"/>
-      <w:pPr>
-        <w:ind w:left="3681" w:hanging="133"/>
-      </w:pPr>
-      <w:rPr/>
-    </w:lvl>
-    <w:lvl w:ilvl="4">
-      <w:start w:val="0"/>
-      <w:numFmt w:val="bullet"/>
-      <w:lvlText w:val="•"/>
-      <w:lvlJc w:val="left"/>
-      <w:pPr>
-        <w:ind w:left="4674" w:hanging="133"/>
-      </w:pPr>
-      <w:rPr/>
-    </w:lvl>
-    <w:lvl w:ilvl="5">
-      <w:start w:val="0"/>
-      <w:numFmt w:val="bullet"/>
-      <w:lvlText w:val="•"/>
-      <w:lvlJc w:val="left"/>
-      <w:pPr>
-        <w:ind w:left="5668" w:hanging="133"/>
-      </w:pPr>
-      <w:rPr/>
-    </w:lvl>
-    <w:lvl w:ilvl="6">
-      <w:start w:val="0"/>
-      <w:numFmt w:val="bullet"/>
-      <w:lvlText w:val="•"/>
-      <w:lvlJc w:val="left"/>
-      <w:pPr>
-        <w:ind w:left="6662" w:hanging="132.9999999999991"/>
-      </w:pPr>
-      <w:rPr/>
-    </w:lvl>
-    <w:lvl w:ilvl="7">
-      <w:start w:val="0"/>
-      <w:numFmt w:val="bullet"/>
-      <w:lvlText w:val="•"/>
-      <w:lvlJc w:val="left"/>
-      <w:pPr>
-        <w:ind w:left="7656" w:hanging="132.9999999999991"/>
-      </w:pPr>
-      <w:rPr/>
-    </w:lvl>
-    <w:lvl w:ilvl="8">
-      <w:start w:val="0"/>
-      <w:numFmt w:val="bullet"/>
-      <w:lvlText w:val="•"/>
-      <w:lvlJc w:val="left"/>
-      <w:pPr>
-        <w:ind w:left="8649" w:hanging="133"/>
-      </w:pPr>
-      <w:rPr/>
-    </w:lvl>
-  </w:abstractNum>
-  <w:abstractNum w:abstractNumId="5">
-    <w:lvl w:ilvl="0">
-      <w:start w:val="0"/>
-      <w:numFmt w:val="bullet"/>
-      <w:lvlText w:val="•"/>
-      <w:lvlJc w:val="left"/>
-      <w:pPr>
-        <w:ind w:left="876" w:hanging="144.0000000000001"/>
-      </w:pPr>
-      <w:rPr>
-        <w:rFonts w:ascii="Times New Roman" w:cs="Times New Roman" w:eastAsia="Times New Roman" w:hAnsi="Times New Roman"/>
-      </w:rPr>
-    </w:lvl>
-    <w:lvl w:ilvl="1">
-      <w:start w:val="0"/>
-      <w:numFmt w:val="bullet"/>
-      <w:lvlText w:val="•"/>
-      <w:lvlJc w:val="left"/>
-      <w:pPr>
-        <w:ind w:left="1855" w:hanging="144"/>
-      </w:pPr>
-      <w:rPr/>
-    </w:lvl>
-    <w:lvl w:ilvl="2">
-      <w:start w:val="0"/>
-      <w:numFmt w:val="bullet"/>
-      <w:lvlText w:val="•"/>
-      <w:lvlJc w:val="left"/>
-      <w:pPr>
-        <w:ind w:left="2831" w:hanging="143.99999999999955"/>
-      </w:pPr>
-      <w:rPr/>
-    </w:lvl>
-    <w:lvl w:ilvl="3">
-      <w:start w:val="0"/>
-      <w:numFmt w:val="bullet"/>
-      <w:lvlText w:val="•"/>
-      <w:lvlJc w:val="left"/>
-      <w:pPr>
-        <w:ind w:left="3807" w:hanging="144"/>
-      </w:pPr>
-      <w:rPr/>
-    </w:lvl>
-    <w:lvl w:ilvl="4">
-      <w:start w:val="0"/>
-      <w:numFmt w:val="bullet"/>
-      <w:lvlText w:val="•"/>
-      <w:lvlJc w:val="left"/>
-      <w:pPr>
-        <w:ind w:left="4782" w:hanging="144"/>
-      </w:pPr>
-      <w:rPr/>
-    </w:lvl>
-    <w:lvl w:ilvl="5">
-      <w:start w:val="0"/>
-      <w:numFmt w:val="bullet"/>
-      <w:lvlText w:val="•"/>
-      <w:lvlJc w:val="left"/>
-      <w:pPr>
-        <w:ind w:left="5758" w:hanging="144"/>
-      </w:pPr>
-      <w:rPr/>
-    </w:lvl>
-    <w:lvl w:ilvl="6">
-      <w:start w:val="0"/>
-      <w:numFmt w:val="bullet"/>
-      <w:lvlText w:val="•"/>
-      <w:lvlJc w:val="left"/>
-      <w:pPr>
-        <w:ind w:left="6734" w:hanging="144"/>
-      </w:pPr>
-      <w:rPr/>
-    </w:lvl>
-    <w:lvl w:ilvl="7">
-      <w:start w:val="0"/>
-      <w:numFmt w:val="bullet"/>
-      <w:lvlText w:val="•"/>
-      <w:lvlJc w:val="left"/>
-      <w:pPr>
-        <w:ind w:left="7710" w:hanging="144"/>
-      </w:pPr>
-      <w:rPr/>
-    </w:lvl>
-    <w:lvl w:ilvl="8">
-      <w:start w:val="0"/>
-      <w:numFmt w:val="bullet"/>
-      <w:lvlText w:val="•"/>
-      <w:lvlJc w:val="left"/>
-      <w:pPr>
-        <w:ind w:left="8685" w:hanging="144"/>
-      </w:pPr>
-      <w:rPr/>
-    </w:lvl>
-  </w:abstractNum>
-  <w:abstractNum w:abstractNumId="6">
-    <w:lvl w:ilvl="0">
-      <w:start w:val="0"/>
-      <w:numFmt w:val="bullet"/>
-      <w:lvlText w:val="•"/>
-      <w:lvlJc w:val="left"/>
-      <w:pPr>
-        <w:ind w:left="708" w:hanging="144"/>
+        <w:ind w:left="852" w:hanging="144"/>
       </w:pPr>
       <w:rPr>
         <w:rFonts w:ascii="Times New Roman" w:cs="Times New Roman" w:eastAsia="Times New Roman" w:hAnsi="Times New Roman"/>
@@ -30798,7 +29735,7 @@
       <w:lvlText w:val="•"/>
       <w:lvlJc w:val="left"/>
       <w:pPr>
-        <w:ind w:left="1693" w:hanging="144"/>
+        <w:ind w:left="1837" w:hanging="144.00000000000045"/>
       </w:pPr>
       <w:rPr/>
     </w:lvl>
@@ -30808,7 +29745,7 @@
       <w:lvlText w:val="•"/>
       <w:lvlJc w:val="left"/>
       <w:pPr>
-        <w:ind w:left="2687" w:hanging="144"/>
+        <w:ind w:left="2815" w:hanging="144"/>
       </w:pPr>
       <w:rPr/>
     </w:lvl>
@@ -30818,7 +29755,7 @@
       <w:lvlText w:val="•"/>
       <w:lvlJc w:val="left"/>
       <w:pPr>
-        <w:ind w:left="3681" w:hanging="143.99999999999955"/>
+        <w:ind w:left="3793" w:hanging="143.99999999999955"/>
       </w:pPr>
       <w:rPr/>
     </w:lvl>
@@ -30828,7 +29765,7 @@
       <w:lvlText w:val="•"/>
       <w:lvlJc w:val="left"/>
       <w:pPr>
-        <w:ind w:left="4674" w:hanging="144"/>
+        <w:ind w:left="4770" w:hanging="144"/>
       </w:pPr>
       <w:rPr/>
     </w:lvl>
@@ -30838,7 +29775,7 @@
       <w:lvlText w:val="•"/>
       <w:lvlJc w:val="left"/>
       <w:pPr>
-        <w:ind w:left="5668" w:hanging="144"/>
+        <w:ind w:left="5748" w:hanging="144"/>
       </w:pPr>
       <w:rPr/>
     </w:lvl>
@@ -30848,7 +29785,7 @@
       <w:lvlText w:val="•"/>
       <w:lvlJc w:val="left"/>
       <w:pPr>
-        <w:ind w:left="6662" w:hanging="143.9999999999991"/>
+        <w:ind w:left="6726" w:hanging="144"/>
       </w:pPr>
       <w:rPr/>
     </w:lvl>
@@ -30858,7 +29795,7 @@
       <w:lvlText w:val="•"/>
       <w:lvlJc w:val="left"/>
       <w:pPr>
-        <w:ind w:left="7656" w:hanging="144"/>
+        <w:ind w:left="7704" w:hanging="144"/>
       </w:pPr>
       <w:rPr/>
     </w:lvl>
@@ -30868,105 +29805,7 @@
       <w:lvlText w:val="•"/>
       <w:lvlJc w:val="left"/>
       <w:pPr>
-        <w:ind w:left="8649" w:hanging="144"/>
-      </w:pPr>
-      <w:rPr/>
-    </w:lvl>
-  </w:abstractNum>
-  <w:abstractNum w:abstractNumId="7">
-    <w:lvl w:ilvl="0">
-      <w:start w:val="1"/>
-      <w:numFmt w:val="decimal"/>
-      <w:lvlText w:val="%1."/>
-      <w:lvlJc w:val="left"/>
-      <w:pPr>
-        <w:ind w:left="638" w:hanging="213"/>
-      </w:pPr>
-      <w:rPr>
-        <w:rFonts w:ascii="Times New Roman" w:cs="Times New Roman" w:eastAsia="Times New Roman" w:hAnsi="Times New Roman"/>
-        <w:b w:val="1"/>
-        <w:i w:val="0"/>
-        <w:sz w:val="26"/>
-        <w:szCs w:val="26"/>
-      </w:rPr>
-    </w:lvl>
-    <w:lvl w:ilvl="1">
-      <w:start w:val="0"/>
-      <w:numFmt w:val="bullet"/>
-      <w:lvlText w:val="•"/>
-      <w:lvlJc w:val="left"/>
-      <w:pPr>
-        <w:ind w:left="1639" w:hanging="213"/>
-      </w:pPr>
-      <w:rPr/>
-    </w:lvl>
-    <w:lvl w:ilvl="2">
-      <w:start w:val="0"/>
-      <w:numFmt w:val="bullet"/>
-      <w:lvlText w:val="•"/>
-      <w:lvlJc w:val="left"/>
-      <w:pPr>
-        <w:ind w:left="2639" w:hanging="213.00000000000045"/>
-      </w:pPr>
-      <w:rPr/>
-    </w:lvl>
-    <w:lvl w:ilvl="3">
-      <w:start w:val="0"/>
-      <w:numFmt w:val="bullet"/>
-      <w:lvlText w:val="•"/>
-      <w:lvlJc w:val="left"/>
-      <w:pPr>
-        <w:ind w:left="3639" w:hanging="213.00000000000045"/>
-      </w:pPr>
-      <w:rPr/>
-    </w:lvl>
-    <w:lvl w:ilvl="4">
-      <w:start w:val="0"/>
-      <w:numFmt w:val="bullet"/>
-      <w:lvlText w:val="•"/>
-      <w:lvlJc w:val="left"/>
-      <w:pPr>
-        <w:ind w:left="4638" w:hanging="213"/>
-      </w:pPr>
-      <w:rPr/>
-    </w:lvl>
-    <w:lvl w:ilvl="5">
-      <w:start w:val="0"/>
-      <w:numFmt w:val="bullet"/>
-      <w:lvlText w:val="•"/>
-      <w:lvlJc w:val="left"/>
-      <w:pPr>
-        <w:ind w:left="5638" w:hanging="213"/>
-      </w:pPr>
-      <w:rPr/>
-    </w:lvl>
-    <w:lvl w:ilvl="6">
-      <w:start w:val="0"/>
-      <w:numFmt w:val="bullet"/>
-      <w:lvlText w:val="•"/>
-      <w:lvlJc w:val="left"/>
-      <w:pPr>
-        <w:ind w:left="6638" w:hanging="213"/>
-      </w:pPr>
-      <w:rPr/>
-    </w:lvl>
-    <w:lvl w:ilvl="7">
-      <w:start w:val="0"/>
-      <w:numFmt w:val="bullet"/>
-      <w:lvlText w:val="•"/>
-      <w:lvlJc w:val="left"/>
-      <w:pPr>
-        <w:ind w:left="7638" w:hanging="213"/>
-      </w:pPr>
-      <w:rPr/>
-    </w:lvl>
-    <w:lvl w:ilvl="8">
-      <w:start w:val="0"/>
-      <w:numFmt w:val="bullet"/>
-      <w:lvlText w:val="•"/>
-      <w:lvlJc w:val="left"/>
-      <w:pPr>
-        <w:ind w:left="8637" w:hanging="213"/>
+        <w:ind w:left="8681" w:hanging="144"/>
       </w:pPr>
       <w:rPr/>
     </w:lvl>
@@ -30978,7 +29817,7 @@
       <w:lvlText w:val="•"/>
       <w:lvlJc w:val="left"/>
       <w:pPr>
-        <w:ind w:left="902" w:hanging="147"/>
+        <w:ind w:left="710" w:hanging="144"/>
       </w:pPr>
       <w:rPr>
         <w:rFonts w:ascii="Times New Roman" w:cs="Times New Roman" w:eastAsia="Times New Roman" w:hAnsi="Times New Roman"/>
@@ -30994,7 +29833,7 @@
       <w:lvlText w:val="•"/>
       <w:lvlJc w:val="left"/>
       <w:pPr>
-        <w:ind w:left="1873" w:hanging="146.99999999999977"/>
+        <w:ind w:left="1711" w:hanging="144"/>
       </w:pPr>
       <w:rPr/>
     </w:lvl>
@@ -31004,7 +29843,7 @@
       <w:lvlText w:val="•"/>
       <w:lvlJc w:val="left"/>
       <w:pPr>
-        <w:ind w:left="2847" w:hanging="147"/>
+        <w:ind w:left="2703" w:hanging="144"/>
       </w:pPr>
       <w:rPr/>
     </w:lvl>
@@ -31014,7 +29853,7 @@
       <w:lvlText w:val="•"/>
       <w:lvlJc w:val="left"/>
       <w:pPr>
-        <w:ind w:left="3821" w:hanging="146.99999999999955"/>
+        <w:ind w:left="3695" w:hanging="144"/>
       </w:pPr>
       <w:rPr/>
     </w:lvl>
@@ -31024,7 +29863,7 @@
       <w:lvlText w:val="•"/>
       <w:lvlJc w:val="left"/>
       <w:pPr>
-        <w:ind w:left="4794" w:hanging="147"/>
+        <w:ind w:left="4686" w:hanging="144"/>
       </w:pPr>
       <w:rPr/>
     </w:lvl>
@@ -31034,7 +29873,7 @@
       <w:lvlText w:val="•"/>
       <w:lvlJc w:val="left"/>
       <w:pPr>
-        <w:ind w:left="5768" w:hanging="147.0000000000009"/>
+        <w:ind w:left="5678" w:hanging="144"/>
       </w:pPr>
       <w:rPr/>
     </w:lvl>
@@ -31044,7 +29883,7 @@
       <w:lvlText w:val="•"/>
       <w:lvlJc w:val="left"/>
       <w:pPr>
-        <w:ind w:left="6742" w:hanging="147"/>
+        <w:ind w:left="6670" w:hanging="144"/>
       </w:pPr>
       <w:rPr/>
     </w:lvl>
@@ -31054,7 +29893,7 @@
       <w:lvlText w:val="•"/>
       <w:lvlJc w:val="left"/>
       <w:pPr>
-        <w:ind w:left="7716" w:hanging="147"/>
+        <w:ind w:left="7662" w:hanging="143.99999999999818"/>
       </w:pPr>
       <w:rPr/>
     </w:lvl>
@@ -31064,43 +29903,33 @@
       <w:lvlText w:val="•"/>
       <w:lvlJc w:val="left"/>
       <w:pPr>
-        <w:ind w:left="8689" w:hanging="147"/>
+        <w:ind w:left="8653" w:hanging="144"/>
       </w:pPr>
       <w:rPr/>
     </w:lvl>
   </w:abstractNum>
   <w:abstractNum w:abstractNumId="9">
     <w:lvl w:ilvl="0">
-      <w:start w:val="1"/>
-      <w:numFmt w:val="decimal"/>
-      <w:lvlText w:val="%1."/>
+      <w:start w:val="0"/>
+      <w:numFmt w:val="bullet"/>
+      <w:lvlText w:val="•"/>
       <w:lvlJc w:val="left"/>
       <w:pPr>
-        <w:ind w:left="708" w:hanging="262.00000000000006"/>
+        <w:ind w:left="852" w:hanging="144"/>
       </w:pPr>
       <w:rPr>
         <w:rFonts w:ascii="Times New Roman" w:cs="Times New Roman" w:eastAsia="Times New Roman" w:hAnsi="Times New Roman"/>
-        <w:b w:val="0"/>
-        <w:i w:val="0"/>
-        <w:sz w:val="24"/>
-        <w:szCs w:val="24"/>
       </w:rPr>
     </w:lvl>
     <w:lvl w:ilvl="1">
       <w:start w:val="0"/>
       <w:numFmt w:val="bullet"/>
-      <w:lvlText w:val="●"/>
+      <w:lvlText w:val="•"/>
       <w:lvlJc w:val="left"/>
       <w:pPr>
-        <w:ind w:left="991" w:hanging="360"/>
-      </w:pPr>
-      <w:rPr>
-        <w:rFonts w:ascii="Noto Sans Symbols" w:cs="Noto Sans Symbols" w:eastAsia="Noto Sans Symbols" w:hAnsi="Noto Sans Symbols"/>
-        <w:b w:val="0"/>
-        <w:i w:val="0"/>
-        <w:sz w:val="24"/>
-        <w:szCs w:val="24"/>
-      </w:rPr>
+        <w:ind w:left="1837" w:hanging="144.00000000000045"/>
+      </w:pPr>
+      <w:rPr/>
     </w:lvl>
     <w:lvl w:ilvl="2">
       <w:start w:val="0"/>
@@ -31108,7 +29937,7 @@
       <w:lvlText w:val="•"/>
       <w:lvlJc w:val="left"/>
       <w:pPr>
-        <w:ind w:left="2070" w:hanging="360"/>
+        <w:ind w:left="2815" w:hanging="144"/>
       </w:pPr>
       <w:rPr/>
     </w:lvl>
@@ -31118,7 +29947,7 @@
       <w:lvlText w:val="•"/>
       <w:lvlJc w:val="left"/>
       <w:pPr>
-        <w:ind w:left="3141" w:hanging="360"/>
+        <w:ind w:left="3793" w:hanging="143.99999999999955"/>
       </w:pPr>
       <w:rPr/>
     </w:lvl>
@@ -31128,7 +29957,7 @@
       <w:lvlText w:val="•"/>
       <w:lvlJc w:val="left"/>
       <w:pPr>
-        <w:ind w:left="4212" w:hanging="360"/>
+        <w:ind w:left="4770" w:hanging="144"/>
       </w:pPr>
       <w:rPr/>
     </w:lvl>
@@ -31138,7 +29967,7 @@
       <w:lvlText w:val="•"/>
       <w:lvlJc w:val="left"/>
       <w:pPr>
-        <w:ind w:left="5283" w:hanging="360"/>
+        <w:ind w:left="5748" w:hanging="144"/>
       </w:pPr>
       <w:rPr/>
     </w:lvl>
@@ -31148,7 +29977,7 @@
       <w:lvlText w:val="•"/>
       <w:lvlJc w:val="left"/>
       <w:pPr>
-        <w:ind w:left="6354" w:hanging="360"/>
+        <w:ind w:left="6726" w:hanging="144"/>
       </w:pPr>
       <w:rPr/>
     </w:lvl>
@@ -31158,7 +29987,7 @@
       <w:lvlText w:val="•"/>
       <w:lvlJc w:val="left"/>
       <w:pPr>
-        <w:ind w:left="7424" w:hanging="360"/>
+        <w:ind w:left="7704" w:hanging="144"/>
       </w:pPr>
       <w:rPr/>
     </w:lvl>
@@ -31168,7 +29997,7 @@
       <w:lvlText w:val="•"/>
       <w:lvlJc w:val="left"/>
       <w:pPr>
-        <w:ind w:left="8495" w:hanging="360"/>
+        <w:ind w:left="8681" w:hanging="144"/>
       </w:pPr>
       <w:rPr/>
     </w:lvl>
@@ -31363,19 +30192,6 @@
     </w:tblPr>
   </w:style>
   <w:style w:type="table" w:styleId="Table2">
-    <w:basedOn w:val="TableNormal"/>
-    <w:tblPr>
-      <w:tblStyleRowBandSize w:val="1"/>
-      <w:tblStyleColBandSize w:val="1"/>
-      <w:tblCellMar>
-        <w:top w:w="0.0" w:type="dxa"/>
-        <w:left w:w="0.0" w:type="dxa"/>
-        <w:bottom w:w="0.0" w:type="dxa"/>
-        <w:right w:w="0.0" w:type="dxa"/>
-      </w:tblCellMar>
-    </w:tblPr>
-  </w:style>
-  <w:style w:type="table" w:styleId="Table3">
     <w:basedOn w:val="TableNormal"/>
     <w:tblPr>
       <w:tblStyleRowBandSize w:val="1"/>
